--- a/docs (springboot)/reactive_programming.docx
+++ b/docs (springboot)/reactive_programming.docx
@@ -1451,6 +1451,7 @@
         <w:keepLines w:val="0"/>
         <w:widowControl/>
         <w:numPr>
+          <w:ilvl w:val="0"/>
           <w:numId w:val="0"/>
         </w:numPr>
         <w:suppressLineNumbers w:val="0"/>
@@ -4744,16 +4745,7 @@
           <w:szCs w:val="22"/>
           <w:lang w:val="en-IN"/>
         </w:rPr>
-        <w:t xml:space="preserve">Publisher   ----- onNext(data) -----------------------  </w:t>
-      </w:r>
-      <w:r>
-        <w:rPr>
-          <w:rFonts w:hint="default" w:ascii="Bodoni MT" w:hAnsi="Bodoni MT" w:eastAsia="等线" w:cs="Bodoni MT"/>
-          <w:sz w:val="22"/>
-          <w:szCs w:val="22"/>
-          <w:lang w:val="en-IN"/>
-        </w:rPr>
-        <w:t>Subscriber</w:t>
+        <w:t>Publisher   ----- onNext(data) -----------------------  Subscriber</w:t>
       </w:r>
     </w:p>
     <w:p>
@@ -5248,20 +5240,7 @@
           <w:szCs w:val="22"/>
           <w:lang w:val="en-IN"/>
         </w:rPr>
-        <w:t xml:space="preserve"> -</w:t>
-      </w:r>
-      <w:r>
-        <w:rPr>
-          <w:rFonts w:hint="default" w:ascii="Bodoni MT" w:hAnsi="Bodoni MT" w:eastAsia="等线" w:cs="Bodoni MT"/>
-          <w:b w:val="0"/>
-          <w:bCs w:val="0"/>
-          <w:i w:val="0"/>
-          <w:iCs w:val="0"/>
-          <w:sz w:val="22"/>
-          <w:szCs w:val="22"/>
-          <w:lang w:val="en-IN"/>
-        </w:rPr>
-        <w:t>→ Memory Crash</w:t>
+        <w:t xml:space="preserve"> -→ Memory Crash</w:t>
       </w:r>
     </w:p>
     <w:p>
@@ -9491,6 +9470,14 @@
           <w:lang w:val="en-IN"/>
         </w:rPr>
         <w:tab/>
+      </w:r>
+      <w:r>
+        <w:rPr>
+          <w:rFonts w:hint="default" w:ascii="Bodoni MT" w:hAnsi="Bodoni MT" w:eastAsia="等线" w:cs="Bodoni MT"/>
+          <w:sz w:val="22"/>
+          <w:szCs w:val="22"/>
+          <w:lang w:val="en-IN"/>
+        </w:rPr>
         <w:t xml:space="preserve">There is no special difference between “Tomcat threads” and “Spring worker threads” at this level; they are all </w:t>
       </w:r>
       <w:r>
@@ -9530,6 +9517,14 @@
           <w:lang w:val="en-IN"/>
         </w:rPr>
         <w:tab/>
+      </w:r>
+      <w:r>
+        <w:rPr>
+          <w:rFonts w:hint="default" w:ascii="Bodoni MT" w:hAnsi="Bodoni MT" w:eastAsia="等线" w:cs="Bodoni MT"/>
+          <w:sz w:val="22"/>
+          <w:szCs w:val="22"/>
+          <w:lang w:val="en-IN"/>
+        </w:rPr>
         <w:t xml:space="preserve">The difference exists only at the </w:t>
       </w:r>
       <w:r>
@@ -9581,18 +9576,7 @@
           <w:szCs w:val="22"/>
           <w:lang w:val="en-IN"/>
         </w:rPr>
-        <w:t xml:space="preserve">Tomcat is also </w:t>
-      </w:r>
-      <w:r>
-        <w:rPr>
-          <w:rFonts w:hint="default" w:ascii="Bodoni MT" w:hAnsi="Bodoni MT" w:eastAsia="等线" w:cs="Bodoni MT"/>
-          <w:b/>
-          <w:bCs/>
-          <w:sz w:val="22"/>
-          <w:szCs w:val="22"/>
-          <w:lang w:val="en-IN"/>
-        </w:rPr>
-        <w:t>just Java code running inside the JVM</w:t>
+        <w:t>Tomcat is also just Java code running inside the JVM</w:t>
       </w:r>
       <w:r>
         <w:rPr>
@@ -9620,6 +9604,14 @@
           <w:lang w:val="en-IN"/>
         </w:rPr>
         <w:tab/>
+      </w:r>
+      <w:r>
+        <w:rPr>
+          <w:rFonts w:hint="default" w:ascii="Bodoni MT" w:hAnsi="Bodoni MT" w:eastAsia="等线" w:cs="Bodoni MT"/>
+          <w:sz w:val="22"/>
+          <w:szCs w:val="22"/>
+          <w:lang w:val="en-IN"/>
+        </w:rPr>
         <w:t>It creates and manages its own request thread pool (default maxThreads ≈ 200, configurable).</w:t>
       </w:r>
     </w:p>
@@ -10005,6 +9997,14 @@
           <w:lang w:val="en-IN"/>
         </w:rPr>
         <w:tab/>
+      </w:r>
+      <w:r>
+        <w:rPr>
+          <w:rFonts w:hint="default" w:ascii="Bodoni MT" w:hAnsi="Bodoni MT" w:eastAsia="等线" w:cs="Bodoni MT"/>
+          <w:sz w:val="22"/>
+          <w:szCs w:val="22"/>
+          <w:lang w:val="en-IN"/>
+        </w:rPr>
         <w:t>I</w:t>
       </w:r>
       <w:r>
@@ -13578,20 +13578,28 @@
         <w:jc w:val="left"/>
         <w:rPr>
           <w:rFonts w:hint="default" w:ascii="Bodoni MT" w:hAnsi="Bodoni MT" w:eastAsia="等线" w:cs="Bodoni MT"/>
-          <w:sz w:val="22"/>
-          <w:szCs w:val="22"/>
-        </w:rPr>
-      </w:pPr>
-      <w:r>
-        <w:rPr>
-          <w:rFonts w:hint="default" w:ascii="Bodoni MT" w:hAnsi="Bodoni MT" w:eastAsia="等线" w:cs="Bodoni MT"/>
-          <w:sz w:val="22"/>
-          <w:szCs w:val="22"/>
+          <w:b/>
+          <w:bCs/>
+          <w:sz w:val="22"/>
+          <w:szCs w:val="22"/>
+          <w:u w:val="single"/>
+        </w:rPr>
+      </w:pPr>
+      <w:bookmarkStart w:id="0" w:name="_GoBack"/>
+      <w:r>
+        <w:rPr>
+          <w:rFonts w:hint="default" w:ascii="Bodoni MT" w:hAnsi="Bodoni MT" w:eastAsia="等线" w:cs="Bodoni MT"/>
+          <w:b/>
+          <w:bCs/>
+          <w:sz w:val="22"/>
+          <w:szCs w:val="22"/>
+          <w:u w:val="single"/>
           <w:lang w:val="en-US"/>
         </w:rPr>
         <w:t>Re-Dispatching of request</w:t>
       </w:r>
     </w:p>
+    <w:bookmarkEnd w:id="0"/>
     <w:p>
       <w:pPr>
         <w:keepNext w:val="0"/>
@@ -15107,8 +15115,6 @@
         </w:rPr>
         <w:t>.</w:t>
       </w:r>
-      <w:bookmarkStart w:id="0" w:name="_GoBack"/>
-      <w:bookmarkEnd w:id="0"/>
     </w:p>
     <w:p>
       <w:pPr>
@@ -17307,12 +17313,12 @@
     <w:lsdException w:qFormat="1" w:uiPriority="0" w:name="heading 8"/>
     <w:lsdException w:qFormat="1" w:uiPriority="0" w:name="heading 9"/>
     <w:lsdException w:qFormat="1" w:unhideWhenUsed="0" w:uiPriority="0" w:semiHidden="0" w:name="index 1"/>
-    <w:lsdException w:unhideWhenUsed="0" w:uiPriority="0" w:semiHidden="0" w:name="index 2"/>
-    <w:lsdException w:unhideWhenUsed="0" w:uiPriority="0" w:semiHidden="0" w:name="index 3"/>
+    <w:lsdException w:qFormat="1" w:unhideWhenUsed="0" w:uiPriority="0" w:semiHidden="0" w:name="index 2"/>
+    <w:lsdException w:qFormat="1" w:unhideWhenUsed="0" w:uiPriority="0" w:semiHidden="0" w:name="index 3"/>
     <w:lsdException w:unhideWhenUsed="0" w:uiPriority="0" w:semiHidden="0" w:name="index 4"/>
     <w:lsdException w:unhideWhenUsed="0" w:uiPriority="0" w:semiHidden="0" w:name="index 5"/>
     <w:lsdException w:unhideWhenUsed="0" w:uiPriority="0" w:semiHidden="0" w:name="index 6"/>
-    <w:lsdException w:unhideWhenUsed="0" w:uiPriority="0" w:semiHidden="0" w:name="index 7"/>
+    <w:lsdException w:qFormat="1" w:unhideWhenUsed="0" w:uiPriority="0" w:semiHidden="0" w:name="index 7"/>
     <w:lsdException w:unhideWhenUsed="0" w:uiPriority="0" w:semiHidden="0" w:name="index 8"/>
     <w:lsdException w:unhideWhenUsed="0" w:uiPriority="0" w:semiHidden="0" w:name="index 9"/>
     <w:lsdException w:qFormat="1" w:unhideWhenUsed="0" w:uiPriority="0" w:semiHidden="0" w:name="toc 1"/>
@@ -17325,14 +17331,14 @@
     <w:lsdException w:qFormat="1" w:unhideWhenUsed="0" w:uiPriority="0" w:semiHidden="0" w:name="toc 8"/>
     <w:lsdException w:qFormat="1" w:unhideWhenUsed="0" w:uiPriority="0" w:semiHidden="0" w:name="toc 9"/>
     <w:lsdException w:qFormat="1" w:unhideWhenUsed="0" w:uiPriority="0" w:semiHidden="0" w:name="Normal Indent"/>
-    <w:lsdException w:unhideWhenUsed="0" w:uiPriority="0" w:semiHidden="0" w:name="footnote text"/>
-    <w:lsdException w:unhideWhenUsed="0" w:uiPriority="0" w:semiHidden="0" w:name="annotation text"/>
+    <w:lsdException w:qFormat="1" w:unhideWhenUsed="0" w:uiPriority="0" w:semiHidden="0" w:name="footnote text"/>
+    <w:lsdException w:qFormat="1" w:unhideWhenUsed="0" w:uiPriority="0" w:semiHidden="0" w:name="annotation text"/>
     <w:lsdException w:qFormat="1" w:unhideWhenUsed="0" w:uiPriority="0" w:semiHidden="0" w:name="header"/>
     <w:lsdException w:qFormat="1" w:unhideWhenUsed="0" w:uiPriority="0" w:semiHidden="0" w:name="footer"/>
     <w:lsdException w:unhideWhenUsed="0" w:uiPriority="0" w:semiHidden="0" w:name="index heading"/>
     <w:lsdException w:qFormat="1" w:uiPriority="0" w:name="caption"/>
     <w:lsdException w:qFormat="1" w:unhideWhenUsed="0" w:uiPriority="0" w:semiHidden="0" w:name="table of figures"/>
-    <w:lsdException w:unhideWhenUsed="0" w:uiPriority="0" w:semiHidden="0" w:name="envelope address"/>
+    <w:lsdException w:qFormat="1" w:unhideWhenUsed="0" w:uiPriority="0" w:semiHidden="0" w:name="envelope address"/>
     <w:lsdException w:qFormat="1" w:unhideWhenUsed="0" w:uiPriority="0" w:semiHidden="0" w:name="envelope return"/>
     <w:lsdException w:qFormat="1" w:unhideWhenUsed="0" w:uiPriority="0" w:semiHidden="0" w:name="footnote reference"/>
     <w:lsdException w:qFormat="1" w:unhideWhenUsed="0" w:uiPriority="0" w:semiHidden="0" w:name="annotation reference"/>
@@ -17345,37 +17351,37 @@
     <w:lsdException w:qFormat="1" w:unhideWhenUsed="0" w:uiPriority="0" w:semiHidden="0" w:name="toa heading"/>
     <w:lsdException w:unhideWhenUsed="0" w:uiPriority="0" w:semiHidden="0" w:name="List"/>
     <w:lsdException w:unhideWhenUsed="0" w:uiPriority="0" w:semiHidden="0" w:name="List Bullet"/>
-    <w:lsdException w:unhideWhenUsed="0" w:uiPriority="0" w:semiHidden="0" w:name="List Number"/>
+    <w:lsdException w:qFormat="1" w:unhideWhenUsed="0" w:uiPriority="0" w:semiHidden="0" w:name="List Number"/>
     <w:lsdException w:unhideWhenUsed="0" w:uiPriority="0" w:semiHidden="0" w:name="List 2"/>
     <w:lsdException w:unhideWhenUsed="0" w:uiPriority="0" w:semiHidden="0" w:name="List 3"/>
-    <w:lsdException w:unhideWhenUsed="0" w:uiPriority="0" w:semiHidden="0" w:name="List 4"/>
+    <w:lsdException w:qFormat="1" w:unhideWhenUsed="0" w:uiPriority="0" w:semiHidden="0" w:name="List 4"/>
     <w:lsdException w:unhideWhenUsed="0" w:uiPriority="0" w:semiHidden="0" w:name="List 5"/>
-    <w:lsdException w:unhideWhenUsed="0" w:uiPriority="0" w:semiHidden="0" w:name="List Bullet 2"/>
-    <w:lsdException w:unhideWhenUsed="0" w:uiPriority="0" w:semiHidden="0" w:name="List Bullet 3"/>
+    <w:lsdException w:qFormat="1" w:unhideWhenUsed="0" w:uiPriority="0" w:semiHidden="0" w:name="List Bullet 2"/>
+    <w:lsdException w:qFormat="1" w:unhideWhenUsed="0" w:uiPriority="0" w:semiHidden="0" w:name="List Bullet 3"/>
     <w:lsdException w:unhideWhenUsed="0" w:uiPriority="0" w:semiHidden="0" w:name="List Bullet 4"/>
     <w:lsdException w:unhideWhenUsed="0" w:uiPriority="0" w:semiHidden="0" w:name="List Bullet 5"/>
-    <w:lsdException w:unhideWhenUsed="0" w:uiPriority="0" w:semiHidden="0" w:name="List Number 2"/>
+    <w:lsdException w:qFormat="1" w:unhideWhenUsed="0" w:uiPriority="0" w:semiHidden="0" w:name="List Number 2"/>
     <w:lsdException w:unhideWhenUsed="0" w:uiPriority="0" w:semiHidden="0" w:name="List Number 3"/>
-    <w:lsdException w:unhideWhenUsed="0" w:uiPriority="0" w:semiHidden="0" w:name="List Number 4"/>
+    <w:lsdException w:qFormat="1" w:unhideWhenUsed="0" w:uiPriority="0" w:semiHidden="0" w:name="List Number 4"/>
     <w:lsdException w:unhideWhenUsed="0" w:uiPriority="0" w:semiHidden="0" w:name="List Number 5"/>
     <w:lsdException w:qFormat="1" w:unhideWhenUsed="0" w:uiPriority="0" w:semiHidden="0" w:name="Title"/>
     <w:lsdException w:unhideWhenUsed="0" w:uiPriority="0" w:semiHidden="0" w:name="Closing"/>
     <w:lsdException w:qFormat="1" w:unhideWhenUsed="0" w:uiPriority="0" w:semiHidden="0" w:name="Signature"/>
     <w:lsdException w:qFormat="1" w:unhideWhenUsed="0" w:uiPriority="0" w:name="Default Paragraph Font"/>
     <w:lsdException w:unhideWhenUsed="0" w:uiPriority="0" w:semiHidden="0" w:name="Body Text"/>
-    <w:lsdException w:unhideWhenUsed="0" w:uiPriority="0" w:semiHidden="0" w:name="Body Text Indent"/>
+    <w:lsdException w:qFormat="1" w:unhideWhenUsed="0" w:uiPriority="0" w:semiHidden="0" w:name="Body Text Indent"/>
     <w:lsdException w:unhideWhenUsed="0" w:uiPriority="0" w:semiHidden="0" w:name="List Continue"/>
-    <w:lsdException w:unhideWhenUsed="0" w:uiPriority="0" w:semiHidden="0" w:name="List Continue 2"/>
+    <w:lsdException w:qFormat="1" w:unhideWhenUsed="0" w:uiPriority="0" w:semiHidden="0" w:name="List Continue 2"/>
     <w:lsdException w:unhideWhenUsed="0" w:uiPriority="0" w:semiHidden="0" w:name="List Continue 3"/>
-    <w:lsdException w:unhideWhenUsed="0" w:uiPriority="0" w:semiHidden="0" w:name="List Continue 4"/>
+    <w:lsdException w:qFormat="1" w:unhideWhenUsed="0" w:uiPriority="0" w:semiHidden="0" w:name="List Continue 4"/>
     <w:lsdException w:unhideWhenUsed="0" w:uiPriority="0" w:semiHidden="0" w:name="List Continue 5"/>
-    <w:lsdException w:unhideWhenUsed="0" w:uiPriority="0" w:semiHidden="0" w:name="Message Header"/>
+    <w:lsdException w:qFormat="1" w:unhideWhenUsed="0" w:uiPriority="0" w:semiHidden="0" w:name="Message Header"/>
     <w:lsdException w:qFormat="1" w:unhideWhenUsed="0" w:uiPriority="0" w:semiHidden="0" w:name="Subtitle"/>
     <w:lsdException w:unhideWhenUsed="0" w:uiPriority="0" w:semiHidden="0" w:name="Salutation"/>
     <w:lsdException w:qFormat="1" w:unhideWhenUsed="0" w:uiPriority="0" w:semiHidden="0" w:name="Date"/>
     <w:lsdException w:unhideWhenUsed="0" w:uiPriority="0" w:semiHidden="0" w:name="Body Text First Indent"/>
     <w:lsdException w:unhideWhenUsed="0" w:uiPriority="0" w:semiHidden="0" w:name="Body Text First Indent 2"/>
-    <w:lsdException w:unhideWhenUsed="0" w:uiPriority="0" w:semiHidden="0" w:name="Note Heading"/>
+    <w:lsdException w:qFormat="1" w:unhideWhenUsed="0" w:uiPriority="0" w:semiHidden="0" w:name="Note Heading"/>
     <w:lsdException w:qFormat="1" w:unhideWhenUsed="0" w:uiPriority="0" w:semiHidden="0" w:name="Body Text 2"/>
     <w:lsdException w:unhideWhenUsed="0" w:uiPriority="0" w:semiHidden="0" w:name="Body Text 3"/>
     <w:lsdException w:unhideWhenUsed="0" w:uiPriority="0" w:semiHidden="0" w:name="Body Text Indent 2"/>
@@ -17389,14 +17395,14 @@
     <w:lsdException w:qFormat="1" w:unhideWhenUsed="0" w:uiPriority="0" w:semiHidden="0" w:name="Plain Text"/>
     <w:lsdException w:qFormat="1" w:unhideWhenUsed="0" w:uiPriority="0" w:semiHidden="0" w:name="E-mail Signature"/>
     <w:lsdException w:unhideWhenUsed="0" w:uiPriority="0" w:semiHidden="0" w:name="Normal (Web)"/>
-    <w:lsdException w:unhideWhenUsed="0" w:uiPriority="0" w:semiHidden="0" w:name="HTML Acronym"/>
-    <w:lsdException w:unhideWhenUsed="0" w:uiPriority="0" w:semiHidden="0" w:name="HTML Address"/>
+    <w:lsdException w:qFormat="1" w:unhideWhenUsed="0" w:uiPriority="0" w:semiHidden="0" w:name="HTML Acronym"/>
+    <w:lsdException w:qFormat="1" w:unhideWhenUsed="0" w:uiPriority="0" w:semiHidden="0" w:name="HTML Address"/>
     <w:lsdException w:qFormat="1" w:unhideWhenUsed="0" w:uiPriority="0" w:semiHidden="0" w:name="HTML Cite"/>
     <w:lsdException w:qFormat="1" w:unhideWhenUsed="0" w:uiPriority="0" w:semiHidden="0" w:name="HTML Code"/>
     <w:lsdException w:qFormat="1" w:unhideWhenUsed="0" w:uiPriority="0" w:semiHidden="0" w:name="HTML Definition"/>
-    <w:lsdException w:unhideWhenUsed="0" w:uiPriority="0" w:semiHidden="0" w:name="HTML Keyboard"/>
+    <w:lsdException w:qFormat="1" w:unhideWhenUsed="0" w:uiPriority="0" w:semiHidden="0" w:name="HTML Keyboard"/>
     <w:lsdException w:qFormat="1" w:unhideWhenUsed="0" w:uiPriority="0" w:semiHidden="0" w:name="HTML Preformatted"/>
-    <w:lsdException w:unhideWhenUsed="0" w:uiPriority="0" w:semiHidden="0" w:name="HTML Sample"/>
+    <w:lsdException w:qFormat="1" w:unhideWhenUsed="0" w:uiPriority="0" w:semiHidden="0" w:name="HTML Sample"/>
     <w:lsdException w:qFormat="1" w:unhideWhenUsed="0" w:uiPriority="0" w:semiHidden="0" w:name="HTML Typewriter"/>
     <w:lsdException w:qFormat="1" w:unhideWhenUsed="0" w:uiPriority="0" w:semiHidden="0" w:name="HTML Variable"/>
     <w:lsdException w:unhideWhenUsed="0" w:uiPriority="0" w:name="Normal Table"/>
@@ -17405,7 +17411,7 @@
     <w:lsdException w:qFormat="1" w:unhideWhenUsed="0" w:uiPriority="0" w:semiHidden="0" w:name="Table Simple 2"/>
     <w:lsdException w:qFormat="1" w:unhideWhenUsed="0" w:uiPriority="0" w:semiHidden="0" w:name="Table Simple 3"/>
     <w:lsdException w:unhideWhenUsed="0" w:uiPriority="0" w:semiHidden="0" w:name="Table Classic 1"/>
-    <w:lsdException w:unhideWhenUsed="0" w:uiPriority="0" w:semiHidden="0" w:name="Table Classic 2"/>
+    <w:lsdException w:qFormat="1" w:unhideWhenUsed="0" w:uiPriority="0" w:semiHidden="0" w:name="Table Classic 2"/>
     <w:lsdException w:unhideWhenUsed="0" w:uiPriority="0" w:semiHidden="0" w:name="Table Classic 3"/>
     <w:lsdException w:unhideWhenUsed="0" w:uiPriority="0" w:semiHidden="0" w:name="Table Classic 4"/>
     <w:lsdException w:qFormat="1" w:unhideWhenUsed="0" w:uiPriority="0" w:semiHidden="0" w:name="Table Colorful 1"/>
@@ -17491,11 +17497,11 @@
     <w:lsdException w:qFormat="1" w:unhideWhenUsed="0" w:uiPriority="60" w:semiHidden="0" w:name="Light Shading Accent 3"/>
     <w:lsdException w:qFormat="1" w:unhideWhenUsed="0" w:uiPriority="61" w:semiHidden="0" w:name="Light List Accent 3"/>
     <w:lsdException w:qFormat="1" w:unhideWhenUsed="0" w:uiPriority="62" w:semiHidden="0" w:name="Light Grid Accent 3"/>
-    <w:lsdException w:unhideWhenUsed="0" w:uiPriority="63" w:semiHidden="0" w:name="Medium Shading 1 Accent 3"/>
+    <w:lsdException w:qFormat="1" w:unhideWhenUsed="0" w:uiPriority="63" w:semiHidden="0" w:name="Medium Shading 1 Accent 3"/>
     <w:lsdException w:qFormat="1" w:unhideWhenUsed="0" w:uiPriority="64" w:semiHidden="0" w:name="Medium Shading 2 Accent 3"/>
     <w:lsdException w:qFormat="1" w:unhideWhenUsed="0" w:uiPriority="65" w:semiHidden="0" w:name="Medium List 1 Accent 3"/>
     <w:lsdException w:qFormat="1" w:unhideWhenUsed="0" w:uiPriority="66" w:semiHidden="0" w:name="Medium List 2 Accent 3"/>
-    <w:lsdException w:unhideWhenUsed="0" w:uiPriority="67" w:semiHidden="0" w:name="Medium Grid 1 Accent 3"/>
+    <w:lsdException w:qFormat="1" w:unhideWhenUsed="0" w:uiPriority="67" w:semiHidden="0" w:name="Medium Grid 1 Accent 3"/>
     <w:lsdException w:unhideWhenUsed="0" w:uiPriority="68" w:semiHidden="0" w:name="Medium Grid 2 Accent 3"/>
     <w:lsdException w:qFormat="1" w:unhideWhenUsed="0" w:uiPriority="69" w:semiHidden="0" w:name="Medium Grid 3 Accent 3"/>
     <w:lsdException w:qFormat="1" w:unhideWhenUsed="0" w:uiPriority="70" w:semiHidden="0" w:name="Dark List Accent 3"/>
@@ -17534,7 +17540,7 @@
     <w:lsdException w:qFormat="1" w:unhideWhenUsed="0" w:uiPriority="61" w:semiHidden="0" w:name="Light List Accent 6"/>
     <w:lsdException w:qFormat="1" w:unhideWhenUsed="0" w:uiPriority="62" w:semiHidden="0" w:name="Light Grid Accent 6"/>
     <w:lsdException w:qFormat="1" w:unhideWhenUsed="0" w:uiPriority="63" w:semiHidden="0" w:name="Medium Shading 1 Accent 6"/>
-    <w:lsdException w:unhideWhenUsed="0" w:uiPriority="64" w:semiHidden="0" w:name="Medium Shading 2 Accent 6"/>
+    <w:lsdException w:qFormat="1" w:unhideWhenUsed="0" w:uiPriority="64" w:semiHidden="0" w:name="Medium Shading 2 Accent 6"/>
     <w:lsdException w:unhideWhenUsed="0" w:uiPriority="65" w:semiHidden="0" w:name="Medium List 1 Accent 6"/>
     <w:lsdException w:unhideWhenUsed="0" w:uiPriority="66" w:semiHidden="0" w:name="Medium List 2 Accent 6"/>
     <w:lsdException w:qFormat="1" w:unhideWhenUsed="0" w:uiPriority="67" w:semiHidden="0" w:name="Medium Grid 1 Accent 6"/>
@@ -17818,6 +17824,7 @@
   <w:style w:type="paragraph" w:styleId="19">
     <w:name w:val="Body Text Indent"/>
     <w:basedOn w:val="1"/>
+    <w:qFormat/>
     <w:uiPriority w:val="0"/>
     <w:pPr>
       <w:spacing w:after="120"/>
@@ -17889,6 +17896,7 @@
   <w:style w:type="paragraph" w:styleId="26">
     <w:name w:val="annotation text"/>
     <w:basedOn w:val="1"/>
+    <w:qFormat/>
     <w:uiPriority w:val="0"/>
     <w:pPr>
       <w:jc w:val="left"/>
@@ -17961,6 +17969,7 @@
   <w:style w:type="paragraph" w:styleId="34">
     <w:name w:val="envelope address"/>
     <w:basedOn w:val="1"/>
+    <w:qFormat/>
     <w:uiPriority w:val="0"/>
     <w:pPr>
       <w:framePr w:w="7920" w:h="1980" w:hRule="exact" w:hSpace="180" w:wrap="auto" w:vAnchor="margin" w:hAnchor="page" w:xAlign="center" w:yAlign="bottom"/>
@@ -18025,6 +18034,7 @@
   <w:style w:type="paragraph" w:styleId="39">
     <w:name w:val="footnote text"/>
     <w:basedOn w:val="1"/>
+    <w:qFormat/>
     <w:uiPriority w:val="0"/>
     <w:pPr>
       <w:snapToGrid w:val="0"/>
@@ -18055,11 +18065,13 @@
   <w:style w:type="character" w:styleId="41">
     <w:name w:val="HTML Acronym"/>
     <w:basedOn w:val="11"/>
+    <w:qFormat/>
     <w:uiPriority w:val="0"/>
   </w:style>
   <w:style w:type="paragraph" w:styleId="42">
     <w:name w:val="HTML Address"/>
     <w:basedOn w:val="1"/>
+    <w:qFormat/>
     <w:uiPriority w:val="0"/>
     <w:rPr>
       <w:i/>
@@ -18100,6 +18112,7 @@
   <w:style w:type="character" w:styleId="46">
     <w:name w:val="HTML Keyboard"/>
     <w:basedOn w:val="11"/>
+    <w:qFormat/>
     <w:uiPriority w:val="0"/>
     <w:rPr>
       <w:rFonts w:ascii="Courier New" w:hAnsi="Courier New" w:cs="Courier New"/>
@@ -18120,6 +18133,7 @@
   <w:style w:type="character" w:styleId="48">
     <w:name w:val="HTML Sample"/>
     <w:basedOn w:val="11"/>
+    <w:qFormat/>
     <w:uiPriority w:val="0"/>
     <w:rPr>
       <w:rFonts w:ascii="Courier New" w:hAnsi="Courier New" w:cs="Courier New"/>
@@ -18167,6 +18181,7 @@
     <w:name w:val="index 2"/>
     <w:basedOn w:val="1"/>
     <w:next w:val="1"/>
+    <w:qFormat/>
     <w:uiPriority w:val="0"/>
     <w:pPr>
       <w:ind w:left="200" w:leftChars="200"/>
@@ -18176,6 +18191,7 @@
     <w:name w:val="index 3"/>
     <w:basedOn w:val="1"/>
     <w:next w:val="1"/>
+    <w:qFormat/>
     <w:uiPriority w:val="0"/>
     <w:pPr>
       <w:ind w:left="400" w:leftChars="400"/>
@@ -18212,6 +18228,7 @@
     <w:name w:val="index 7"/>
     <w:basedOn w:val="1"/>
     <w:next w:val="1"/>
+    <w:qFormat/>
     <w:uiPriority w:val="0"/>
     <w:pPr>
       <w:ind w:left="1200" w:leftChars="1200"/>
@@ -18278,6 +18295,7 @@
   <w:style w:type="paragraph" w:styleId="66">
     <w:name w:val="List 4"/>
     <w:basedOn w:val="1"/>
+    <w:qFormat/>
     <w:uiPriority w:val="0"/>
     <w:pPr>
       <w:ind w:left="100" w:leftChars="600" w:hanging="200" w:hangingChars="200"/>
@@ -18305,6 +18323,7 @@
   <w:style w:type="paragraph" w:styleId="69">
     <w:name w:val="List Bullet 2"/>
     <w:basedOn w:val="1"/>
+    <w:qFormat/>
     <w:uiPriority w:val="0"/>
     <w:pPr>
       <w:numPr>
@@ -18316,6 +18335,7 @@
   <w:style w:type="paragraph" w:styleId="70">
     <w:name w:val="List Bullet 3"/>
     <w:basedOn w:val="1"/>
+    <w:qFormat/>
     <w:uiPriority w:val="0"/>
     <w:pPr>
       <w:numPr>
@@ -18358,6 +18378,7 @@
   <w:style w:type="paragraph" w:styleId="74">
     <w:name w:val="List Continue 2"/>
     <w:basedOn w:val="1"/>
+    <w:qFormat/>
     <w:uiPriority w:val="0"/>
     <w:pPr>
       <w:spacing w:after="120"/>
@@ -18376,6 +18397,7 @@
   <w:style w:type="paragraph" w:styleId="76">
     <w:name w:val="List Continue 4"/>
     <w:basedOn w:val="1"/>
+    <w:qFormat/>
     <w:uiPriority w:val="0"/>
     <w:pPr>
       <w:spacing w:after="120"/>
@@ -18394,6 +18416,7 @@
   <w:style w:type="paragraph" w:styleId="78">
     <w:name w:val="List Number"/>
     <w:basedOn w:val="1"/>
+    <w:qFormat/>
     <w:uiPriority w:val="0"/>
     <w:pPr>
       <w:numPr>
@@ -18405,6 +18428,7 @@
   <w:style w:type="paragraph" w:styleId="79">
     <w:name w:val="List Number 2"/>
     <w:basedOn w:val="1"/>
+    <w:qFormat/>
     <w:uiPriority w:val="0"/>
     <w:pPr>
       <w:numPr>
@@ -18427,6 +18451,7 @@
   <w:style w:type="paragraph" w:styleId="81">
     <w:name w:val="List Number 4"/>
     <w:basedOn w:val="1"/>
+    <w:qFormat/>
     <w:uiPriority w:val="0"/>
     <w:pPr>
       <w:numPr>
@@ -18479,6 +18504,7 @@
   <w:style w:type="paragraph" w:styleId="84">
     <w:name w:val="Message Header"/>
     <w:basedOn w:val="1"/>
+    <w:qFormat/>
     <w:uiPriority w:val="0"/>
     <w:pPr>
       <w:pBdr>
@@ -18518,6 +18544,7 @@
     <w:name w:val="Note Heading"/>
     <w:basedOn w:val="1"/>
     <w:next w:val="1"/>
+    <w:qFormat/>
     <w:uiPriority w:val="0"/>
     <w:pPr>
       <w:jc w:val="center"/>
@@ -18941,6 +18968,7 @@
   <w:style w:type="table" w:styleId="98">
     <w:name w:val="Table Classic 2"/>
     <w:basedOn w:val="12"/>
+    <w:qFormat/>
     <w:uiPriority w:val="0"/>
     <w:pPr>
       <w:widowControl w:val="0"/>
@@ -24127,6 +24155,7 @@
   <w:style w:type="table" w:styleId="175">
     <w:name w:val="Medium Shading 1 Accent 3"/>
     <w:basedOn w:val="12"/>
+    <w:qFormat/>
     <w:uiPriority w:val="63"/>
     <w:tblPr>
       <w:tblBorders>
@@ -25324,6 +25353,7 @@
   <w:style w:type="table" w:styleId="185">
     <w:name w:val="Medium Shading 2 Accent 6"/>
     <w:basedOn w:val="12"/>
+    <w:qFormat/>
     <w:uiPriority w:val="64"/>
     <w:tblPr>
       <w:tblBorders>
@@ -26953,6 +26983,7 @@
   <w:style w:type="table" w:styleId="203">
     <w:name w:val="Medium Grid 1 Accent 3"/>
     <w:basedOn w:val="12"/>
+    <w:qFormat/>
     <w:uiPriority w:val="67"/>
     <w:tblPr>
       <w:tblBorders>

--- a/docs (springboot)/reactive_programming.docx
+++ b/docs (springboot)/reactive_programming.docx
@@ -687,7 +687,7 @@
           <w:szCs w:val="22"/>
           <w:lang w:val="en-IN"/>
         </w:rPr>
-        <w:t xml:space="preserve">Reacter contains 2 things: </w:t>
+        <w:t xml:space="preserve">Reactor contains 2 things: </w:t>
       </w:r>
       <w:r>
         <w:rPr>
@@ -1480,7 +1480,7 @@
           <w:u w:val="single"/>
           <w:lang w:val="en-IN"/>
         </w:rPr>
-        <w:t>Reactor</w:t>
+        <w:t xml:space="preserve"> Reactor</w:t>
       </w:r>
       <w:r>
         <w:rPr>
@@ -1508,7 +1508,7 @@
           <w:u w:val="single"/>
           <w:lang w:val="en-IN"/>
         </w:rPr>
-        <w:t>Spring</w:t>
+        <w:t xml:space="preserve">Spring </w:t>
       </w:r>
     </w:p>
     <w:p>
@@ -5113,26 +5113,6 @@
         <w:keepLines w:val="0"/>
         <w:widowControl/>
         <w:numPr>
-          <w:ilvl w:val="1"/>
-          <w:numId w:val="11"/>
-        </w:numPr>
-        <w:suppressLineNumbers w:val="0"/>
-        <w:spacing w:before="0" w:beforeAutospacing="0" w:after="0" w:afterAutospacing="0" w:line="360" w:lineRule="auto"/>
-        <w:ind w:left="840" w:leftChars="0" w:right="0" w:hanging="420" w:firstLineChars="0"/>
-        <w:jc w:val="left"/>
-        <w:rPr>
-          <w:rFonts w:hint="default" w:ascii="Bodoni MT" w:hAnsi="Bodoni MT" w:eastAsia="等线" w:cs="Bodoni MT"/>
-          <w:sz w:val="22"/>
-          <w:szCs w:val="22"/>
-        </w:rPr>
-      </w:pPr>
-    </w:p>
-    <w:p>
-      <w:pPr>
-        <w:keepNext w:val="0"/>
-        <w:keepLines w:val="0"/>
-        <w:widowControl/>
-        <w:numPr>
           <w:ilvl w:val="0"/>
           <w:numId w:val="11"/>
         </w:numPr>
@@ -5318,181 +5298,6 @@
     </w:p>
     <w:p>
       <w:pPr>
-        <w:keepNext w:val="0"/>
-        <w:keepLines w:val="0"/>
-        <w:widowControl/>
-        <w:numPr>
-          <w:ilvl w:val="1"/>
-          <w:numId w:val="11"/>
-        </w:numPr>
-        <w:suppressLineNumbers w:val="0"/>
-        <w:spacing w:before="0" w:beforeAutospacing="0" w:after="0" w:afterAutospacing="0" w:line="360" w:lineRule="auto"/>
-        <w:ind w:left="840" w:leftChars="0" w:right="0" w:hanging="420" w:firstLineChars="0"/>
-        <w:jc w:val="left"/>
-        <w:rPr>
-          <w:rFonts w:hint="default" w:ascii="Bodoni MT" w:hAnsi="Bodoni MT" w:eastAsia="等线" w:cs="Bodoni MT"/>
-          <w:sz w:val="22"/>
-          <w:szCs w:val="22"/>
-        </w:rPr>
-      </w:pPr>
-    </w:p>
-    <w:p>
-      <w:pPr>
-        <w:keepNext w:val="0"/>
-        <w:keepLines w:val="0"/>
-        <w:widowControl/>
-        <w:numPr>
-          <w:ilvl w:val="0"/>
-          <w:numId w:val="11"/>
-        </w:numPr>
-        <w:suppressLineNumbers w:val="0"/>
-        <w:spacing w:before="0" w:beforeAutospacing="0" w:after="0" w:afterAutospacing="0" w:line="360" w:lineRule="auto"/>
-        <w:ind w:left="420" w:leftChars="0" w:right="0" w:hanging="420" w:firstLineChars="0"/>
-        <w:jc w:val="left"/>
-        <w:rPr>
-          <w:rFonts w:hint="default" w:ascii="Bodoni MT" w:hAnsi="Bodoni MT" w:eastAsia="等线" w:cs="Bodoni MT"/>
-          <w:sz w:val="22"/>
-          <w:szCs w:val="22"/>
-        </w:rPr>
-      </w:pPr>
-      <w:r>
-        <w:rPr>
-          <w:rFonts w:hint="default" w:ascii="Bodoni MT" w:hAnsi="Bodoni MT" w:eastAsia="等线" w:cs="Bodoni MT"/>
-          <w:color w:val="auto"/>
-          <w:kern w:val="0"/>
-          <w:sz w:val="22"/>
-          <w:szCs w:val="22"/>
-          <w:lang w:val="en-IN" w:eastAsia="zh-CN" w:bidi="ar"/>
-        </w:rPr>
-        <w:t>F</w:t>
-      </w:r>
-    </w:p>
-    <w:p>
-      <w:pPr>
-        <w:keepNext w:val="0"/>
-        <w:keepLines w:val="0"/>
-        <w:widowControl/>
-        <w:numPr>
-          <w:ilvl w:val="0"/>
-          <w:numId w:val="11"/>
-        </w:numPr>
-        <w:suppressLineNumbers w:val="0"/>
-        <w:spacing w:before="0" w:beforeAutospacing="0" w:after="0" w:afterAutospacing="0" w:line="360" w:lineRule="auto"/>
-        <w:ind w:left="420" w:leftChars="0" w:right="0" w:hanging="420" w:firstLineChars="0"/>
-        <w:jc w:val="left"/>
-        <w:rPr>
-          <w:rFonts w:hint="default" w:ascii="Bodoni MT" w:hAnsi="Bodoni MT" w:eastAsia="等线" w:cs="Bodoni MT"/>
-          <w:sz w:val="22"/>
-          <w:szCs w:val="22"/>
-        </w:rPr>
-      </w:pPr>
-      <w:r>
-        <w:rPr>
-          <w:rFonts w:hint="default" w:ascii="Bodoni MT" w:hAnsi="Bodoni MT" w:eastAsia="等线" w:cs="Bodoni MT"/>
-          <w:color w:val="auto"/>
-          <w:kern w:val="0"/>
-          <w:sz w:val="22"/>
-          <w:szCs w:val="22"/>
-          <w:lang w:val="en-IN" w:eastAsia="zh-CN" w:bidi="ar"/>
-        </w:rPr>
-        <w:t>F</w:t>
-      </w:r>
-    </w:p>
-    <w:p>
-      <w:pPr>
-        <w:keepNext w:val="0"/>
-        <w:keepLines w:val="0"/>
-        <w:widowControl/>
-        <w:numPr>
-          <w:ilvl w:val="0"/>
-          <w:numId w:val="11"/>
-        </w:numPr>
-        <w:suppressLineNumbers w:val="0"/>
-        <w:spacing w:before="0" w:beforeAutospacing="0" w:after="0" w:afterAutospacing="0" w:line="360" w:lineRule="auto"/>
-        <w:ind w:left="420" w:leftChars="0" w:right="0" w:hanging="420" w:firstLineChars="0"/>
-        <w:jc w:val="left"/>
-        <w:rPr>
-          <w:rFonts w:hint="default" w:ascii="Bodoni MT" w:hAnsi="Bodoni MT" w:eastAsia="等线" w:cs="Bodoni MT"/>
-          <w:sz w:val="22"/>
-          <w:szCs w:val="22"/>
-        </w:rPr>
-      </w:pPr>
-      <w:r>
-        <w:rPr>
-          <w:rFonts w:hint="default" w:ascii="Bodoni MT" w:hAnsi="Bodoni MT" w:eastAsia="等线" w:cs="Bodoni MT"/>
-          <w:color w:val="auto"/>
-          <w:kern w:val="0"/>
-          <w:sz w:val="22"/>
-          <w:szCs w:val="22"/>
-          <w:lang w:val="en-IN" w:eastAsia="zh-CN" w:bidi="ar"/>
-        </w:rPr>
-        <w:t>F</w:t>
-      </w:r>
-    </w:p>
-    <w:p>
-      <w:pPr>
-        <w:keepNext w:val="0"/>
-        <w:keepLines w:val="0"/>
-        <w:widowControl/>
-        <w:numPr>
-          <w:ilvl w:val="0"/>
-          <w:numId w:val="11"/>
-        </w:numPr>
-        <w:suppressLineNumbers w:val="0"/>
-        <w:spacing w:before="0" w:beforeAutospacing="0" w:after="0" w:afterAutospacing="0" w:line="360" w:lineRule="auto"/>
-        <w:ind w:left="420" w:leftChars="0" w:right="0" w:hanging="420" w:firstLineChars="0"/>
-        <w:jc w:val="left"/>
-        <w:rPr>
-          <w:rFonts w:hint="default" w:ascii="Bodoni MT" w:hAnsi="Bodoni MT" w:eastAsia="等线" w:cs="Bodoni MT"/>
-          <w:sz w:val="22"/>
-          <w:szCs w:val="22"/>
-        </w:rPr>
-      </w:pPr>
-      <w:r>
-        <w:rPr>
-          <w:rFonts w:hint="default" w:ascii="Bodoni MT" w:hAnsi="Bodoni MT" w:eastAsia="等线" w:cs="Bodoni MT"/>
-          <w:color w:val="auto"/>
-          <w:kern w:val="0"/>
-          <w:sz w:val="22"/>
-          <w:szCs w:val="22"/>
-          <w:lang w:val="en-IN" w:eastAsia="zh-CN" w:bidi="ar"/>
-        </w:rPr>
-        <w:t>F</w:t>
-      </w:r>
-    </w:p>
-    <w:p>
-      <w:pPr>
-        <w:keepNext w:val="0"/>
-        <w:keepLines w:val="0"/>
-        <w:widowControl/>
-        <w:numPr>
-          <w:ilvl w:val="0"/>
-          <w:numId w:val="11"/>
-        </w:numPr>
-        <w:suppressLineNumbers w:val="0"/>
-        <w:spacing w:before="0" w:beforeAutospacing="0" w:after="0" w:afterAutospacing="0" w:line="360" w:lineRule="auto"/>
-        <w:ind w:left="420" w:leftChars="0" w:right="0" w:hanging="420" w:firstLineChars="0"/>
-        <w:jc w:val="left"/>
-        <w:rPr>
-          <w:rFonts w:hint="default" w:ascii="Bodoni MT" w:hAnsi="Bodoni MT" w:eastAsia="等线" w:cs="Bodoni MT"/>
-          <w:sz w:val="22"/>
-          <w:szCs w:val="22"/>
-        </w:rPr>
-      </w:pPr>
-      <w:r>
-        <w:rPr>
-          <w:rFonts w:hint="default" w:ascii="Bodoni MT" w:hAnsi="Bodoni MT" w:eastAsia="等线" w:cs="Bodoni MT"/>
-          <w:color w:val="auto"/>
-          <w:kern w:val="0"/>
-          <w:sz w:val="22"/>
-          <w:szCs w:val="22"/>
-          <w:lang w:val="en-IN" w:eastAsia="zh-CN" w:bidi="ar"/>
-        </w:rPr>
-        <w:t>F</w:t>
-      </w:r>
-    </w:p>
-    <w:p>
-      <w:pPr>
         <w:rPr>
           <w:rFonts w:hint="default" w:ascii="Bodoni MT" w:hAnsi="Bodoni MT" w:eastAsia="等线" w:cs="Bodoni MT"/>
           <w:sz w:val="22"/>
@@ -7470,177 +7275,30 @@
     </w:p>
     <w:p>
       <w:pPr>
-        <w:keepNext w:val="0"/>
-        <w:keepLines w:val="0"/>
-        <w:widowControl/>
-        <w:numPr>
-          <w:ilvl w:val="1"/>
-          <w:numId w:val="11"/>
-        </w:numPr>
-        <w:suppressLineNumbers w:val="0"/>
-        <w:spacing w:before="0" w:beforeAutospacing="0" w:after="0" w:afterAutospacing="0" w:line="360" w:lineRule="auto"/>
-        <w:ind w:left="840" w:leftChars="0" w:right="0" w:hanging="420" w:firstLineChars="0"/>
-        <w:jc w:val="left"/>
-        <w:rPr>
-          <w:rFonts w:hint="default" w:ascii="Bodoni MT" w:hAnsi="Bodoni MT" w:eastAsia="等线" w:cs="Bodoni MT"/>
-          <w:sz w:val="22"/>
-          <w:szCs w:val="22"/>
-        </w:rPr>
-      </w:pPr>
-    </w:p>
-    <w:p>
-      <w:pPr>
-        <w:keepNext w:val="0"/>
-        <w:keepLines w:val="0"/>
-        <w:widowControl/>
-        <w:numPr>
-          <w:ilvl w:val="0"/>
-          <w:numId w:val="11"/>
-        </w:numPr>
-        <w:suppressLineNumbers w:val="0"/>
-        <w:spacing w:before="0" w:beforeAutospacing="0" w:after="0" w:afterAutospacing="0" w:line="360" w:lineRule="auto"/>
-        <w:ind w:left="420" w:leftChars="0" w:right="0" w:hanging="420" w:firstLineChars="0"/>
-        <w:jc w:val="left"/>
-        <w:rPr>
-          <w:rFonts w:hint="default" w:ascii="Bodoni MT" w:hAnsi="Bodoni MT" w:eastAsia="等线" w:cs="Bodoni MT"/>
-          <w:sz w:val="22"/>
-          <w:szCs w:val="22"/>
-        </w:rPr>
-      </w:pPr>
-      <w:r>
-        <w:rPr>
-          <w:rFonts w:hint="default" w:ascii="Bodoni MT" w:hAnsi="Bodoni MT" w:eastAsia="等线" w:cs="Bodoni MT"/>
-          <w:color w:val="auto"/>
-          <w:kern w:val="0"/>
-          <w:sz w:val="22"/>
-          <w:szCs w:val="22"/>
-          <w:lang w:val="en-IN" w:eastAsia="zh-CN" w:bidi="ar"/>
-        </w:rPr>
-        <w:t>F</w:t>
-      </w:r>
-    </w:p>
-    <w:p>
-      <w:pPr>
-        <w:keepNext w:val="0"/>
-        <w:keepLines w:val="0"/>
-        <w:widowControl/>
-        <w:numPr>
-          <w:ilvl w:val="0"/>
-          <w:numId w:val="11"/>
-        </w:numPr>
-        <w:suppressLineNumbers w:val="0"/>
-        <w:spacing w:before="0" w:beforeAutospacing="0" w:after="0" w:afterAutospacing="0" w:line="360" w:lineRule="auto"/>
-        <w:ind w:left="420" w:leftChars="0" w:right="0" w:hanging="420" w:firstLineChars="0"/>
-        <w:jc w:val="left"/>
-        <w:rPr>
-          <w:rFonts w:hint="default" w:ascii="Bodoni MT" w:hAnsi="Bodoni MT" w:eastAsia="等线" w:cs="Bodoni MT"/>
-          <w:sz w:val="22"/>
-          <w:szCs w:val="22"/>
-        </w:rPr>
-      </w:pPr>
-      <w:r>
-        <w:rPr>
-          <w:rFonts w:hint="default" w:ascii="Bodoni MT" w:hAnsi="Bodoni MT" w:eastAsia="等线" w:cs="Bodoni MT"/>
-          <w:color w:val="auto"/>
-          <w:kern w:val="0"/>
-          <w:sz w:val="22"/>
-          <w:szCs w:val="22"/>
-          <w:lang w:val="en-IN" w:eastAsia="zh-CN" w:bidi="ar"/>
-        </w:rPr>
-        <w:t>F</w:t>
-      </w:r>
-    </w:p>
-    <w:p>
-      <w:pPr>
-        <w:keepNext w:val="0"/>
-        <w:keepLines w:val="0"/>
-        <w:widowControl/>
-        <w:numPr>
-          <w:ilvl w:val="0"/>
-          <w:numId w:val="11"/>
-        </w:numPr>
-        <w:suppressLineNumbers w:val="0"/>
-        <w:spacing w:before="0" w:beforeAutospacing="0" w:after="0" w:afterAutospacing="0" w:line="360" w:lineRule="auto"/>
-        <w:ind w:left="420" w:leftChars="0" w:right="0" w:hanging="420" w:firstLineChars="0"/>
-        <w:jc w:val="left"/>
-        <w:rPr>
-          <w:rFonts w:hint="default" w:ascii="Bodoni MT" w:hAnsi="Bodoni MT" w:eastAsia="等线" w:cs="Bodoni MT"/>
-          <w:sz w:val="22"/>
-          <w:szCs w:val="22"/>
-        </w:rPr>
-      </w:pPr>
-      <w:r>
-        <w:rPr>
-          <w:rFonts w:hint="default" w:ascii="Bodoni MT" w:hAnsi="Bodoni MT" w:eastAsia="等线" w:cs="Bodoni MT"/>
-          <w:color w:val="auto"/>
-          <w:kern w:val="0"/>
-          <w:sz w:val="22"/>
-          <w:szCs w:val="22"/>
-          <w:lang w:val="en-IN" w:eastAsia="zh-CN" w:bidi="ar"/>
-        </w:rPr>
-        <w:t>F</w:t>
-      </w:r>
-    </w:p>
-    <w:p>
-      <w:pPr>
-        <w:keepNext w:val="0"/>
-        <w:keepLines w:val="0"/>
-        <w:widowControl/>
-        <w:numPr>
-          <w:ilvl w:val="0"/>
-          <w:numId w:val="11"/>
-        </w:numPr>
-        <w:suppressLineNumbers w:val="0"/>
-        <w:spacing w:before="0" w:beforeAutospacing="0" w:after="0" w:afterAutospacing="0" w:line="360" w:lineRule="auto"/>
-        <w:ind w:left="420" w:leftChars="0" w:right="0" w:hanging="420" w:firstLineChars="0"/>
-        <w:jc w:val="left"/>
-        <w:rPr>
-          <w:rFonts w:hint="default" w:ascii="Bodoni MT" w:hAnsi="Bodoni MT" w:eastAsia="等线" w:cs="Bodoni MT"/>
-          <w:sz w:val="22"/>
-          <w:szCs w:val="22"/>
-        </w:rPr>
-      </w:pPr>
-      <w:r>
-        <w:rPr>
-          <w:rFonts w:hint="default" w:ascii="Bodoni MT" w:hAnsi="Bodoni MT" w:eastAsia="等线" w:cs="Bodoni MT"/>
-          <w:color w:val="auto"/>
-          <w:kern w:val="0"/>
-          <w:sz w:val="22"/>
-          <w:szCs w:val="22"/>
-          <w:lang w:val="en-IN" w:eastAsia="zh-CN" w:bidi="ar"/>
-        </w:rPr>
-        <w:t>F</w:t>
-      </w:r>
-    </w:p>
-    <w:p>
-      <w:pPr>
-        <w:keepNext w:val="0"/>
-        <w:keepLines w:val="0"/>
-        <w:widowControl/>
-        <w:numPr>
-          <w:ilvl w:val="0"/>
-          <w:numId w:val="11"/>
-        </w:numPr>
-        <w:suppressLineNumbers w:val="0"/>
-        <w:spacing w:before="0" w:beforeAutospacing="0" w:after="0" w:afterAutospacing="0" w:line="360" w:lineRule="auto"/>
-        <w:ind w:left="420" w:leftChars="0" w:right="0" w:hanging="420" w:firstLineChars="0"/>
-        <w:jc w:val="left"/>
-        <w:rPr>
-          <w:rFonts w:hint="default" w:ascii="Bodoni MT" w:hAnsi="Bodoni MT" w:eastAsia="等线" w:cs="Bodoni MT"/>
-          <w:sz w:val="22"/>
-          <w:szCs w:val="22"/>
-        </w:rPr>
-      </w:pPr>
-      <w:r>
-        <w:rPr>
-          <w:rFonts w:hint="default" w:ascii="Bodoni MT" w:hAnsi="Bodoni MT" w:eastAsia="等线" w:cs="Bodoni MT"/>
-          <w:color w:val="auto"/>
-          <w:kern w:val="0"/>
-          <w:sz w:val="22"/>
-          <w:szCs w:val="22"/>
-          <w:lang w:val="en-IN" w:eastAsia="zh-CN" w:bidi="ar"/>
-        </w:rPr>
-        <w:t>F</w:t>
+        <w:rPr>
+          <w:rFonts w:hint="default" w:ascii="Bodoni MT" w:hAnsi="Bodoni MT" w:eastAsia="等线" w:cs="Bodoni MT"/>
+          <w:b/>
+          <w:bCs/>
+          <w:color w:val="002060"/>
+          <w:sz w:val="22"/>
+          <w:szCs w:val="22"/>
+          <w:highlight w:val="lightGray"/>
+          <w:u w:val="single"/>
+        </w:rPr>
+      </w:pPr>
+      <w:r>
+        <w:rPr>
+          <w:rFonts w:hint="default" w:ascii="Bodoni MT" w:hAnsi="Bodoni MT" w:eastAsia="等线" w:cs="Bodoni MT"/>
+          <w:b/>
+          <w:bCs/>
+          <w:color w:val="002060"/>
+          <w:sz w:val="22"/>
+          <w:szCs w:val="22"/>
+          <w:highlight w:val="lightGray"/>
+          <w:u w:val="single"/>
+          <w:lang w:val="en-IN"/>
+        </w:rPr>
+        <w:br w:type="page"/>
       </w:r>
     </w:p>
     <w:p>
@@ -10490,267 +10148,6 @@
         </w:rPr>
         <w:t xml:space="preserve"> by the heavy operation.</w:t>
       </w:r>
-    </w:p>
-    <w:p>
-      <w:pPr>
-        <w:keepNext w:val="0"/>
-        <w:keepLines w:val="0"/>
-        <w:widowControl/>
-        <w:numPr>
-          <w:ilvl w:val="1"/>
-          <w:numId w:val="11"/>
-        </w:numPr>
-        <w:suppressLineNumbers w:val="0"/>
-        <w:spacing w:before="0" w:beforeAutospacing="0" w:after="0" w:afterAutospacing="0" w:line="360" w:lineRule="auto"/>
-        <w:ind w:left="840" w:leftChars="0" w:right="0" w:hanging="420" w:firstLineChars="0"/>
-        <w:jc w:val="left"/>
-        <w:rPr>
-          <w:rFonts w:hint="default" w:ascii="Bodoni MT" w:hAnsi="Bodoni MT" w:eastAsia="等线" w:cs="Bodoni MT"/>
-          <w:sz w:val="22"/>
-          <w:szCs w:val="22"/>
-        </w:rPr>
-      </w:pPr>
-      <w:r>
-        <w:rPr>
-          <w:rFonts w:hint="default" w:ascii="Bodoni MT" w:hAnsi="Bodoni MT" w:eastAsia="等线" w:cs="Bodoni MT"/>
-          <w:sz w:val="22"/>
-          <w:szCs w:val="22"/>
-          <w:lang w:val="en-IN"/>
-        </w:rPr>
-        <w:t>F</w:t>
-      </w:r>
-    </w:p>
-    <w:p>
-      <w:pPr>
-        <w:keepNext w:val="0"/>
-        <w:keepLines w:val="0"/>
-        <w:widowControl/>
-        <w:numPr>
-          <w:ilvl w:val="1"/>
-          <w:numId w:val="11"/>
-        </w:numPr>
-        <w:suppressLineNumbers w:val="0"/>
-        <w:spacing w:before="0" w:beforeAutospacing="0" w:after="0" w:afterAutospacing="0" w:line="360" w:lineRule="auto"/>
-        <w:ind w:left="840" w:leftChars="0" w:right="0" w:hanging="420" w:firstLineChars="0"/>
-        <w:jc w:val="left"/>
-        <w:rPr>
-          <w:rFonts w:hint="default" w:ascii="Bodoni MT" w:hAnsi="Bodoni MT" w:eastAsia="等线" w:cs="Bodoni MT"/>
-          <w:sz w:val="22"/>
-          <w:szCs w:val="22"/>
-        </w:rPr>
-      </w:pPr>
-    </w:p>
-    <w:p>
-      <w:pPr>
-        <w:keepNext w:val="0"/>
-        <w:keepLines w:val="0"/>
-        <w:widowControl/>
-        <w:numPr>
-          <w:ilvl w:val="1"/>
-          <w:numId w:val="11"/>
-        </w:numPr>
-        <w:suppressLineNumbers w:val="0"/>
-        <w:spacing w:before="0" w:beforeAutospacing="0" w:after="0" w:afterAutospacing="0" w:line="360" w:lineRule="auto"/>
-        <w:ind w:left="840" w:leftChars="0" w:right="0" w:hanging="420" w:firstLineChars="0"/>
-        <w:jc w:val="left"/>
-        <w:rPr>
-          <w:rFonts w:hint="default" w:ascii="Bodoni MT" w:hAnsi="Bodoni MT" w:eastAsia="等线" w:cs="Bodoni MT"/>
-          <w:sz w:val="22"/>
-          <w:szCs w:val="22"/>
-        </w:rPr>
-      </w:pPr>
-      <w:r>
-        <w:rPr>
-          <w:rFonts w:hint="default" w:ascii="Bodoni MT" w:hAnsi="Bodoni MT" w:eastAsia="等线" w:cs="Bodoni MT"/>
-          <w:sz w:val="22"/>
-          <w:szCs w:val="22"/>
-          <w:lang w:val="en-IN"/>
-        </w:rPr>
-        <w:t>F</w:t>
-      </w:r>
-    </w:p>
-    <w:p>
-      <w:pPr>
-        <w:keepNext w:val="0"/>
-        <w:keepLines w:val="0"/>
-        <w:widowControl/>
-        <w:numPr>
-          <w:ilvl w:val="1"/>
-          <w:numId w:val="11"/>
-        </w:numPr>
-        <w:suppressLineNumbers w:val="0"/>
-        <w:spacing w:before="0" w:beforeAutospacing="0" w:after="0" w:afterAutospacing="0" w:line="360" w:lineRule="auto"/>
-        <w:ind w:left="840" w:leftChars="0" w:right="0" w:hanging="420" w:firstLineChars="0"/>
-        <w:jc w:val="left"/>
-        <w:rPr>
-          <w:rFonts w:hint="default" w:ascii="Bodoni MT" w:hAnsi="Bodoni MT" w:eastAsia="等线" w:cs="Bodoni MT"/>
-          <w:sz w:val="22"/>
-          <w:szCs w:val="22"/>
-        </w:rPr>
-      </w:pPr>
-      <w:r>
-        <w:rPr>
-          <w:rFonts w:hint="default" w:ascii="Bodoni MT" w:hAnsi="Bodoni MT" w:eastAsia="等线" w:cs="Bodoni MT"/>
-          <w:sz w:val="22"/>
-          <w:szCs w:val="22"/>
-          <w:lang w:val="en-IN"/>
-        </w:rPr>
-        <w:t>F</w:t>
-      </w:r>
-    </w:p>
-    <w:p>
-      <w:pPr>
-        <w:keepNext w:val="0"/>
-        <w:keepLines w:val="0"/>
-        <w:widowControl/>
-        <w:numPr>
-          <w:ilvl w:val="1"/>
-          <w:numId w:val="11"/>
-        </w:numPr>
-        <w:suppressLineNumbers w:val="0"/>
-        <w:spacing w:before="0" w:beforeAutospacing="0" w:after="0" w:afterAutospacing="0" w:line="360" w:lineRule="auto"/>
-        <w:ind w:left="840" w:leftChars="0" w:right="0" w:hanging="420" w:firstLineChars="0"/>
-        <w:jc w:val="left"/>
-        <w:rPr>
-          <w:rFonts w:hint="default" w:ascii="Bodoni MT" w:hAnsi="Bodoni MT" w:eastAsia="等线" w:cs="Bodoni MT"/>
-          <w:sz w:val="22"/>
-          <w:szCs w:val="22"/>
-        </w:rPr>
-      </w:pPr>
-      <w:r>
-        <w:rPr>
-          <w:rFonts w:hint="default" w:ascii="Bodoni MT" w:hAnsi="Bodoni MT" w:eastAsia="等线" w:cs="Bodoni MT"/>
-          <w:sz w:val="22"/>
-          <w:szCs w:val="22"/>
-          <w:lang w:val="en-IN"/>
-        </w:rPr>
-        <w:t>F</w:t>
-      </w:r>
-    </w:p>
-    <w:p>
-      <w:pPr>
-        <w:keepNext w:val="0"/>
-        <w:keepLines w:val="0"/>
-        <w:widowControl/>
-        <w:numPr>
-          <w:ilvl w:val="1"/>
-          <w:numId w:val="11"/>
-        </w:numPr>
-        <w:suppressLineNumbers w:val="0"/>
-        <w:spacing w:before="0" w:beforeAutospacing="0" w:after="0" w:afterAutospacing="0" w:line="360" w:lineRule="auto"/>
-        <w:ind w:left="840" w:leftChars="0" w:right="0" w:hanging="420" w:firstLineChars="0"/>
-        <w:jc w:val="left"/>
-        <w:rPr>
-          <w:rFonts w:hint="default" w:ascii="Bodoni MT" w:hAnsi="Bodoni MT" w:eastAsia="等线" w:cs="Bodoni MT"/>
-          <w:sz w:val="22"/>
-          <w:szCs w:val="22"/>
-        </w:rPr>
-      </w:pPr>
-      <w:r>
-        <w:rPr>
-          <w:rFonts w:hint="default" w:ascii="Bodoni MT" w:hAnsi="Bodoni MT" w:eastAsia="等线" w:cs="Bodoni MT"/>
-          <w:sz w:val="22"/>
-          <w:szCs w:val="22"/>
-          <w:lang w:val="en-IN"/>
-        </w:rPr>
-        <w:t>F</w:t>
-      </w:r>
-    </w:p>
-    <w:p>
-      <w:pPr>
-        <w:keepNext w:val="0"/>
-        <w:keepLines w:val="0"/>
-        <w:widowControl/>
-        <w:numPr>
-          <w:ilvl w:val="1"/>
-          <w:numId w:val="11"/>
-        </w:numPr>
-        <w:suppressLineNumbers w:val="0"/>
-        <w:spacing w:before="0" w:beforeAutospacing="0" w:after="0" w:afterAutospacing="0" w:line="360" w:lineRule="auto"/>
-        <w:ind w:left="840" w:leftChars="0" w:right="0" w:hanging="420" w:firstLineChars="0"/>
-        <w:jc w:val="left"/>
-        <w:rPr>
-          <w:rFonts w:hint="default" w:ascii="Bodoni MT" w:hAnsi="Bodoni MT" w:eastAsia="等线" w:cs="Bodoni MT"/>
-          <w:sz w:val="22"/>
-          <w:szCs w:val="22"/>
-        </w:rPr>
-      </w:pPr>
-      <w:r>
-        <w:rPr>
-          <w:rFonts w:hint="default" w:ascii="Bodoni MT" w:hAnsi="Bodoni MT" w:eastAsia="等线" w:cs="Bodoni MT"/>
-          <w:sz w:val="22"/>
-          <w:szCs w:val="22"/>
-          <w:lang w:val="en-IN"/>
-        </w:rPr>
-        <w:t>F</w:t>
-      </w:r>
-    </w:p>
-    <w:p>
-      <w:pPr>
-        <w:keepNext w:val="0"/>
-        <w:keepLines w:val="0"/>
-        <w:widowControl/>
-        <w:numPr>
-          <w:ilvl w:val="1"/>
-          <w:numId w:val="11"/>
-        </w:numPr>
-        <w:suppressLineNumbers w:val="0"/>
-        <w:spacing w:before="0" w:beforeAutospacing="0" w:after="0" w:afterAutospacing="0" w:line="360" w:lineRule="auto"/>
-        <w:ind w:left="840" w:leftChars="0" w:right="0" w:hanging="420" w:firstLineChars="0"/>
-        <w:jc w:val="left"/>
-        <w:rPr>
-          <w:rFonts w:hint="default" w:ascii="Bodoni MT" w:hAnsi="Bodoni MT" w:eastAsia="等线" w:cs="Bodoni MT"/>
-          <w:sz w:val="22"/>
-          <w:szCs w:val="22"/>
-        </w:rPr>
-      </w:pPr>
-      <w:r>
-        <w:rPr>
-          <w:rFonts w:hint="default" w:ascii="Bodoni MT" w:hAnsi="Bodoni MT" w:eastAsia="等线" w:cs="Bodoni MT"/>
-          <w:sz w:val="22"/>
-          <w:szCs w:val="22"/>
-          <w:lang w:val="en-IN"/>
-        </w:rPr>
-        <w:t>F</w:t>
-      </w:r>
-    </w:p>
-    <w:p>
-      <w:pPr>
-        <w:keepNext w:val="0"/>
-        <w:keepLines w:val="0"/>
-        <w:widowControl/>
-        <w:numPr>
-          <w:ilvl w:val="1"/>
-          <w:numId w:val="11"/>
-        </w:numPr>
-        <w:suppressLineNumbers w:val="0"/>
-        <w:spacing w:before="0" w:beforeAutospacing="0" w:after="0" w:afterAutospacing="0" w:line="360" w:lineRule="auto"/>
-        <w:ind w:left="840" w:leftChars="0" w:right="0" w:hanging="420" w:firstLineChars="0"/>
-        <w:jc w:val="left"/>
-        <w:rPr>
-          <w:rFonts w:hint="default" w:ascii="Bodoni MT" w:hAnsi="Bodoni MT" w:eastAsia="等线" w:cs="Bodoni MT"/>
-          <w:sz w:val="22"/>
-          <w:szCs w:val="22"/>
-        </w:rPr>
-      </w:pPr>
-      <w:r>
-        <w:rPr>
-          <w:rFonts w:hint="default" w:ascii="Bodoni MT" w:hAnsi="Bodoni MT" w:eastAsia="等线" w:cs="Bodoni MT"/>
-          <w:sz w:val="22"/>
-          <w:szCs w:val="22"/>
-          <w:lang w:val="en-IN"/>
-        </w:rPr>
-        <w:t>F</w:t>
-      </w:r>
-    </w:p>
-    <w:p>
-      <w:pPr>
-        <w:rPr>
-          <w:rFonts w:hint="default" w:ascii="Bodoni MT" w:hAnsi="Bodoni MT" w:eastAsia="等线" w:cs="Bodoni MT"/>
-          <w:sz w:val="22"/>
-          <w:szCs w:val="22"/>
-        </w:rPr>
-      </w:pPr>
       <w:r>
         <w:rPr>
           <w:rFonts w:hint="default" w:ascii="Bodoni MT" w:hAnsi="Bodoni MT" w:eastAsia="等线" w:cs="Bodoni MT"/>
@@ -13527,6 +12924,59 @@
     </w:p>
     <w:p>
       <w:pPr>
+        <w:rPr>
+          <w:rFonts w:hint="default" w:ascii="Bodoni MT" w:hAnsi="Bodoni MT" w:eastAsia="等线" w:cs="Bodoni MT"/>
+          <w:sz w:val="22"/>
+          <w:szCs w:val="22"/>
+        </w:rPr>
+      </w:pPr>
+      <w:r>
+        <w:rPr>
+          <w:rFonts w:hint="default" w:ascii="Bodoni MT" w:hAnsi="Bodoni MT" w:eastAsia="等线" w:cs="Bodoni MT"/>
+          <w:sz w:val="22"/>
+          <w:szCs w:val="22"/>
+          <w:lang w:val="en-US"/>
+        </w:rPr>
+        <w:br w:type="page"/>
+      </w:r>
+    </w:p>
+    <w:p>
+      <w:pPr>
+        <w:keepNext w:val="0"/>
+        <w:keepLines w:val="0"/>
+        <w:widowControl/>
+        <w:numPr>
+          <w:ilvl w:val="0"/>
+          <w:numId w:val="11"/>
+        </w:numPr>
+        <w:suppressLineNumbers w:val="0"/>
+        <w:spacing w:before="0" w:beforeAutospacing="0" w:after="0" w:afterAutospacing="0" w:line="360" w:lineRule="auto"/>
+        <w:ind w:left="420" w:leftChars="0" w:right="0" w:hanging="420" w:firstLineChars="0"/>
+        <w:jc w:val="left"/>
+        <w:rPr>
+          <w:rFonts w:hint="default" w:ascii="Bodoni MT" w:hAnsi="Bodoni MT" w:eastAsia="等线" w:cs="Bodoni MT"/>
+          <w:b/>
+          <w:bCs/>
+          <w:sz w:val="22"/>
+          <w:szCs w:val="22"/>
+          <w:u w:val="single"/>
+        </w:rPr>
+      </w:pPr>
+      <w:r>
+        <w:rPr>
+          <w:rFonts w:hint="default" w:ascii="Bodoni MT" w:hAnsi="Bodoni MT" w:eastAsia="等线" w:cs="Bodoni MT"/>
+          <w:b/>
+          <w:bCs/>
+          <w:sz w:val="22"/>
+          <w:szCs w:val="22"/>
+          <w:u w:val="single"/>
+          <w:lang w:val="en-US"/>
+        </w:rPr>
+        <w:t>Re-Dispatching of request</w:t>
+      </w:r>
+    </w:p>
+    <w:p>
+      <w:pPr>
         <w:keepNext w:val="0"/>
         <w:keepLines w:val="0"/>
         <w:widowControl/>
@@ -13544,6 +12994,1052 @@
           <w:szCs w:val="22"/>
         </w:rPr>
       </w:pPr>
+      <w:r>
+        <w:rPr>
+          <w:rFonts w:hint="default" w:ascii="Bodoni MT" w:hAnsi="Bodoni MT" w:eastAsia="等线"/>
+          <w:sz w:val="22"/>
+          <w:szCs w:val="22"/>
+        </w:rPr>
+        <w:t>First request comes from the client; Tomcat receives it and delegates it to Spring</w:t>
+      </w:r>
+      <w:r>
+        <w:rPr>
+          <w:rFonts w:hint="default" w:ascii="Bodoni MT" w:hAnsi="Bodoni MT" w:eastAsia="等线"/>
+          <w:sz w:val="22"/>
+          <w:szCs w:val="22"/>
+          <w:lang w:val="en-US"/>
+        </w:rPr>
+        <w:t>.</w:t>
+      </w:r>
+    </w:p>
+    <w:p>
+      <w:pPr>
+        <w:keepNext w:val="0"/>
+        <w:keepLines w:val="0"/>
+        <w:widowControl/>
+        <w:numPr>
+          <w:ilvl w:val="1"/>
+          <w:numId w:val="11"/>
+        </w:numPr>
+        <w:suppressLineNumbers w:val="0"/>
+        <w:spacing w:before="0" w:beforeAutospacing="0" w:after="0" w:afterAutospacing="0" w:line="360" w:lineRule="auto"/>
+        <w:ind w:left="840" w:leftChars="0" w:right="0" w:hanging="420" w:firstLineChars="0"/>
+        <w:jc w:val="left"/>
+        <w:rPr>
+          <w:rFonts w:hint="default" w:ascii="Bodoni MT" w:hAnsi="Bodoni MT" w:eastAsia="等线" w:cs="Bodoni MT"/>
+          <w:sz w:val="22"/>
+          <w:szCs w:val="22"/>
+        </w:rPr>
+      </w:pPr>
+      <w:r>
+        <w:rPr>
+          <w:rFonts w:hint="default" w:ascii="Bodoni MT" w:hAnsi="Bodoni MT" w:eastAsia="等线"/>
+          <w:sz w:val="22"/>
+          <w:szCs w:val="22"/>
+        </w:rPr>
+        <w:t>Spring checks whether the response is a streaming type (for example</w:t>
+      </w:r>
+      <w:r>
+        <w:rPr>
+          <w:rFonts w:hint="default" w:ascii="Bodoni MT" w:hAnsi="Bodoni MT" w:eastAsia="等线"/>
+          <w:i/>
+          <w:iCs/>
+          <w:sz w:val="22"/>
+          <w:szCs w:val="22"/>
+        </w:rPr>
+        <w:t xml:space="preserve"> text/event-stream</w:t>
+      </w:r>
+      <w:r>
+        <w:rPr>
+          <w:rFonts w:hint="default" w:ascii="Bodoni MT" w:hAnsi="Bodoni MT" w:eastAsia="等线"/>
+          <w:sz w:val="22"/>
+          <w:szCs w:val="22"/>
+        </w:rPr>
+        <w:t>).</w:t>
+      </w:r>
+      <w:r>
+        <w:rPr>
+          <w:rFonts w:hint="default" w:ascii="Bodoni MT" w:hAnsi="Bodoni MT" w:eastAsia="等线"/>
+          <w:sz w:val="22"/>
+          <w:szCs w:val="22"/>
+        </w:rPr>
+        <w:br w:type="textWrapping"/>
+      </w:r>
+      <w:r>
+        <w:rPr>
+          <w:rFonts w:hint="default" w:ascii="Bodoni MT" w:hAnsi="Bodoni MT" w:eastAsia="等线"/>
+          <w:sz w:val="22"/>
+          <w:szCs w:val="22"/>
+          <w:lang w:val="en-US"/>
+        </w:rPr>
+        <w:t>I</w:t>
+      </w:r>
+      <w:r>
+        <w:rPr>
+          <w:rFonts w:hint="default" w:ascii="Bodoni MT" w:hAnsi="Bodoni MT" w:eastAsia="等线"/>
+          <w:sz w:val="22"/>
+          <w:szCs w:val="22"/>
+        </w:rPr>
+        <w:t xml:space="preserve">f yes, Spring calls </w:t>
+      </w:r>
+      <w:r>
+        <w:rPr>
+          <w:rFonts w:hint="default" w:ascii="Bodoni MT" w:hAnsi="Bodoni MT" w:eastAsia="等线"/>
+          <w:i/>
+          <w:iCs/>
+          <w:sz w:val="22"/>
+          <w:szCs w:val="22"/>
+        </w:rPr>
+        <w:t>request.startAsync()</w:t>
+      </w:r>
+      <w:r>
+        <w:rPr>
+          <w:rFonts w:hint="default" w:ascii="Bodoni MT" w:hAnsi="Bodoni MT" w:eastAsia="等线"/>
+          <w:i w:val="0"/>
+          <w:iCs w:val="0"/>
+          <w:sz w:val="22"/>
+          <w:szCs w:val="22"/>
+          <w:lang w:val="en-US"/>
+        </w:rPr>
+        <w:t xml:space="preserve"> </w:t>
+      </w:r>
+    </w:p>
+    <w:p>
+      <w:pPr>
+        <w:keepNext w:val="0"/>
+        <w:keepLines w:val="0"/>
+        <w:widowControl/>
+        <w:numPr>
+          <w:ilvl w:val="1"/>
+          <w:numId w:val="11"/>
+        </w:numPr>
+        <w:suppressLineNumbers w:val="0"/>
+        <w:spacing w:before="0" w:beforeAutospacing="0" w:after="0" w:afterAutospacing="0" w:line="360" w:lineRule="auto"/>
+        <w:ind w:left="840" w:leftChars="0" w:right="0" w:hanging="420" w:firstLineChars="0"/>
+        <w:jc w:val="left"/>
+        <w:rPr>
+          <w:rFonts w:hint="default" w:ascii="Bodoni MT" w:hAnsi="Bodoni MT" w:eastAsia="等线" w:cs="Bodoni MT"/>
+          <w:sz w:val="22"/>
+          <w:szCs w:val="22"/>
+        </w:rPr>
+      </w:pPr>
+      <w:r>
+        <w:rPr>
+          <w:rFonts w:hint="default" w:ascii="Bodoni MT" w:hAnsi="Bodoni MT" w:eastAsia="等线"/>
+          <w:sz w:val="22"/>
+          <w:szCs w:val="22"/>
+        </w:rPr>
+        <w:t>The original Tomcat request thread is released back to the thread pool.</w:t>
+      </w:r>
+    </w:p>
+    <w:p>
+      <w:pPr>
+        <w:keepNext w:val="0"/>
+        <w:keepLines w:val="0"/>
+        <w:widowControl/>
+        <w:numPr>
+          <w:ilvl w:val="1"/>
+          <w:numId w:val="11"/>
+        </w:numPr>
+        <w:suppressLineNumbers w:val="0"/>
+        <w:spacing w:before="0" w:beforeAutospacing="0" w:after="0" w:afterAutospacing="0" w:line="360" w:lineRule="auto"/>
+        <w:ind w:left="840" w:leftChars="0" w:right="0" w:hanging="420" w:firstLineChars="0"/>
+        <w:jc w:val="left"/>
+        <w:rPr>
+          <w:rFonts w:hint="default" w:ascii="Bodoni MT" w:hAnsi="Bodoni MT" w:eastAsia="等线" w:cs="Bodoni MT"/>
+          <w:sz w:val="22"/>
+          <w:szCs w:val="22"/>
+        </w:rPr>
+      </w:pPr>
+      <w:r>
+        <w:rPr>
+          <w:rFonts w:hint="default" w:ascii="Bodoni MT" w:hAnsi="Bodoni MT" w:eastAsia="等线"/>
+          <w:sz w:val="22"/>
+          <w:szCs w:val="22"/>
+        </w:rPr>
+        <w:t xml:space="preserve">Spring subscribes to the </w:t>
+      </w:r>
+      <w:r>
+        <w:rPr>
+          <w:rFonts w:hint="default" w:ascii="Bodoni MT" w:hAnsi="Bodoni MT" w:eastAsia="等线"/>
+          <w:b/>
+          <w:bCs/>
+          <w:sz w:val="22"/>
+          <w:szCs w:val="22"/>
+        </w:rPr>
+        <w:t>Flux</w:t>
+      </w:r>
+      <w:r>
+        <w:rPr>
+          <w:rFonts w:hint="default" w:ascii="Bodoni MT" w:hAnsi="Bodoni MT" w:eastAsia="等线"/>
+          <w:b w:val="0"/>
+          <w:bCs w:val="0"/>
+          <w:sz w:val="22"/>
+          <w:szCs w:val="22"/>
+          <w:lang w:val="en-US"/>
+        </w:rPr>
+        <w:t xml:space="preserve"> </w:t>
+      </w:r>
+    </w:p>
+    <w:p>
+      <w:pPr>
+        <w:keepNext w:val="0"/>
+        <w:keepLines w:val="0"/>
+        <w:widowControl/>
+        <w:numPr>
+          <w:ilvl w:val="1"/>
+          <w:numId w:val="11"/>
+        </w:numPr>
+        <w:suppressLineNumbers w:val="0"/>
+        <w:spacing w:before="0" w:beforeAutospacing="0" w:after="0" w:afterAutospacing="0" w:line="360" w:lineRule="auto"/>
+        <w:ind w:left="840" w:leftChars="0" w:right="0" w:hanging="420" w:firstLineChars="0"/>
+        <w:jc w:val="left"/>
+        <w:rPr>
+          <w:rFonts w:hint="default" w:ascii="Bodoni MT" w:hAnsi="Bodoni MT" w:eastAsia="等线"/>
+          <w:sz w:val="22"/>
+          <w:szCs w:val="22"/>
+        </w:rPr>
+      </w:pPr>
+      <w:r>
+        <w:rPr>
+          <w:rFonts w:hint="default" w:ascii="Bodoni MT" w:hAnsi="Bodoni MT" w:eastAsia="等线"/>
+          <w:sz w:val="22"/>
+          <w:szCs w:val="22"/>
+        </w:rPr>
+        <w:t>Whenever a new element (chunk) is emitted by the Flux</w:t>
+      </w:r>
+    </w:p>
+    <w:p>
+      <w:pPr>
+        <w:keepNext w:val="0"/>
+        <w:keepLines w:val="0"/>
+        <w:widowControl/>
+        <w:numPr>
+          <w:ilvl w:val="2"/>
+          <w:numId w:val="11"/>
+        </w:numPr>
+        <w:suppressLineNumbers w:val="0"/>
+        <w:spacing w:before="0" w:beforeAutospacing="0" w:after="0" w:afterAutospacing="0" w:line="360" w:lineRule="auto"/>
+        <w:ind w:left="1260" w:leftChars="0" w:right="0" w:hanging="420" w:firstLineChars="0"/>
+        <w:jc w:val="left"/>
+        <w:rPr>
+          <w:rFonts w:hint="default" w:ascii="Bodoni MT" w:hAnsi="Bodoni MT" w:eastAsia="等线"/>
+          <w:sz w:val="22"/>
+          <w:szCs w:val="22"/>
+        </w:rPr>
+      </w:pPr>
+      <w:r>
+        <w:rPr>
+          <w:rFonts w:hint="default" w:ascii="Bodoni MT" w:hAnsi="Bodoni MT" w:eastAsia="等线"/>
+          <w:sz w:val="22"/>
+          <w:szCs w:val="22"/>
+        </w:rPr>
+        <w:t xml:space="preserve">Spring writes the chunk to the </w:t>
+      </w:r>
+      <w:r>
+        <w:rPr>
+          <w:rFonts w:hint="default" w:ascii="Bodoni MT" w:hAnsi="Bodoni MT" w:eastAsia="等线"/>
+          <w:b/>
+          <w:bCs/>
+          <w:sz w:val="22"/>
+          <w:szCs w:val="22"/>
+        </w:rPr>
+        <w:t>ServletOutputStream</w:t>
+      </w:r>
+    </w:p>
+    <w:p>
+      <w:pPr>
+        <w:keepNext w:val="0"/>
+        <w:keepLines w:val="0"/>
+        <w:widowControl/>
+        <w:numPr>
+          <w:ilvl w:val="2"/>
+          <w:numId w:val="11"/>
+        </w:numPr>
+        <w:suppressLineNumbers w:val="0"/>
+        <w:spacing w:before="0" w:beforeAutospacing="0" w:after="0" w:afterAutospacing="0" w:line="360" w:lineRule="auto"/>
+        <w:ind w:left="1260" w:leftChars="0" w:right="0" w:hanging="420" w:firstLineChars="0"/>
+        <w:jc w:val="left"/>
+        <w:rPr>
+          <w:rFonts w:hint="default" w:ascii="Bodoni MT" w:hAnsi="Bodoni MT" w:eastAsia="等线"/>
+          <w:sz w:val="22"/>
+          <w:szCs w:val="22"/>
+        </w:rPr>
+      </w:pPr>
+      <w:r>
+        <w:rPr>
+          <w:rFonts w:hint="default" w:ascii="Bodoni MT" w:hAnsi="Bodoni MT" w:eastAsia="等线"/>
+          <w:sz w:val="22"/>
+          <w:szCs w:val="22"/>
+        </w:rPr>
+        <w:t xml:space="preserve">Tomcat picks any free </w:t>
+      </w:r>
+      <w:r>
+        <w:rPr>
+          <w:rFonts w:hint="default" w:ascii="Bodoni MT" w:hAnsi="Bodoni MT" w:eastAsia="等线"/>
+          <w:i/>
+          <w:iCs/>
+          <w:sz w:val="22"/>
+          <w:szCs w:val="22"/>
+        </w:rPr>
+        <w:t>http-nio-*</w:t>
+      </w:r>
+      <w:r>
+        <w:rPr>
+          <w:rFonts w:hint="default" w:ascii="Bodoni MT" w:hAnsi="Bodoni MT" w:eastAsia="等线"/>
+          <w:sz w:val="22"/>
+          <w:szCs w:val="22"/>
+        </w:rPr>
+        <w:t xml:space="preserve"> thread</w:t>
+      </w:r>
+    </w:p>
+    <w:p>
+      <w:pPr>
+        <w:keepNext w:val="0"/>
+        <w:keepLines w:val="0"/>
+        <w:widowControl/>
+        <w:numPr>
+          <w:ilvl w:val="2"/>
+          <w:numId w:val="11"/>
+        </w:numPr>
+        <w:suppressLineNumbers w:val="0"/>
+        <w:spacing w:before="0" w:beforeAutospacing="0" w:after="0" w:afterAutospacing="0" w:line="360" w:lineRule="auto"/>
+        <w:ind w:left="1260" w:leftChars="0" w:right="0" w:hanging="420" w:firstLineChars="0"/>
+        <w:jc w:val="left"/>
+        <w:rPr>
+          <w:rFonts w:hint="default" w:ascii="Bodoni MT" w:hAnsi="Bodoni MT" w:eastAsia="等线"/>
+          <w:sz w:val="22"/>
+          <w:szCs w:val="22"/>
+        </w:rPr>
+      </w:pPr>
+      <w:r>
+        <w:rPr>
+          <w:rFonts w:hint="default" w:ascii="Bodoni MT" w:hAnsi="Bodoni MT" w:eastAsia="等线"/>
+          <w:sz w:val="22"/>
+          <w:szCs w:val="22"/>
+        </w:rPr>
+        <w:t>The chunk is written to the client</w:t>
+      </w:r>
+    </w:p>
+    <w:p>
+      <w:pPr>
+        <w:keepNext w:val="0"/>
+        <w:keepLines w:val="0"/>
+        <w:widowControl/>
+        <w:numPr>
+          <w:ilvl w:val="2"/>
+          <w:numId w:val="11"/>
+        </w:numPr>
+        <w:suppressLineNumbers w:val="0"/>
+        <w:spacing w:before="0" w:beforeAutospacing="0" w:after="0" w:afterAutospacing="0" w:line="360" w:lineRule="auto"/>
+        <w:ind w:left="1260" w:leftChars="0" w:right="0" w:hanging="420" w:firstLineChars="0"/>
+        <w:jc w:val="left"/>
+        <w:rPr>
+          <w:rFonts w:hint="default" w:ascii="Bodoni MT" w:hAnsi="Bodoni MT" w:eastAsia="等线" w:cs="Bodoni MT"/>
+          <w:sz w:val="22"/>
+          <w:szCs w:val="22"/>
+        </w:rPr>
+      </w:pPr>
+      <w:r>
+        <w:rPr>
+          <w:rFonts w:hint="default" w:ascii="Bodoni MT" w:hAnsi="Bodoni MT" w:eastAsia="等线"/>
+          <w:sz w:val="22"/>
+          <w:szCs w:val="22"/>
+        </w:rPr>
+        <w:t>The thread is released again</w:t>
+      </w:r>
+    </w:p>
+    <w:p>
+      <w:pPr>
+        <w:keepNext w:val="0"/>
+        <w:keepLines w:val="0"/>
+        <w:widowControl/>
+        <w:numPr>
+          <w:ilvl w:val="1"/>
+          <w:numId w:val="11"/>
+        </w:numPr>
+        <w:suppressLineNumbers w:val="0"/>
+        <w:spacing w:before="0" w:beforeAutospacing="0" w:after="0" w:afterAutospacing="0" w:line="360" w:lineRule="auto"/>
+        <w:ind w:left="840" w:leftChars="0" w:right="0" w:hanging="420" w:firstLineChars="0"/>
+        <w:jc w:val="left"/>
+        <w:rPr>
+          <w:rFonts w:hint="default" w:ascii="Bodoni MT" w:hAnsi="Bodoni MT" w:eastAsia="等线" w:cs="Bodoni MT"/>
+          <w:sz w:val="22"/>
+          <w:szCs w:val="22"/>
+        </w:rPr>
+      </w:pPr>
+      <w:r>
+        <w:rPr>
+          <w:rFonts w:hint="default" w:ascii="Bodoni MT" w:hAnsi="Bodoni MT" w:eastAsia="等线" w:cs="Bodoni MT"/>
+          <w:sz w:val="22"/>
+          <w:szCs w:val="22"/>
+          <w:lang w:val="en-US"/>
+        </w:rPr>
+        <w:t>T</w:t>
+      </w:r>
+      <w:r>
+        <w:rPr>
+          <w:rFonts w:hint="default" w:ascii="Bodoni MT" w:hAnsi="Bodoni MT" w:eastAsia="等线"/>
+          <w:sz w:val="22"/>
+          <w:szCs w:val="22"/>
+          <w:lang w:val="en-US"/>
+        </w:rPr>
+        <w:t>his process continues for every emitted chunk.</w:t>
+      </w:r>
+    </w:p>
+    <w:p>
+      <w:pPr>
+        <w:keepNext w:val="0"/>
+        <w:keepLines w:val="0"/>
+        <w:widowControl/>
+        <w:numPr>
+          <w:ilvl w:val="1"/>
+          <w:numId w:val="11"/>
+        </w:numPr>
+        <w:suppressLineNumbers w:val="0"/>
+        <w:spacing w:before="0" w:beforeAutospacing="0" w:after="0" w:afterAutospacing="0" w:line="360" w:lineRule="auto"/>
+        <w:ind w:left="840" w:leftChars="0" w:right="0" w:hanging="420" w:firstLineChars="0"/>
+        <w:jc w:val="left"/>
+        <w:rPr>
+          <w:rFonts w:hint="default" w:ascii="Bodoni MT" w:hAnsi="Bodoni MT" w:eastAsia="等线" w:cs="Bodoni MT"/>
+          <w:sz w:val="22"/>
+          <w:szCs w:val="22"/>
+        </w:rPr>
+      </w:pPr>
+      <w:r>
+        <w:rPr>
+          <w:rFonts w:hint="default" w:ascii="Bodoni MT" w:hAnsi="Bodoni MT" w:eastAsia="等线"/>
+          <w:sz w:val="22"/>
+          <w:szCs w:val="22"/>
+        </w:rPr>
+        <w:t>After the last chunk</w:t>
+      </w:r>
+      <w:r>
+        <w:rPr>
+          <w:rFonts w:hint="default" w:ascii="Bodoni MT" w:hAnsi="Bodoni MT" w:eastAsia="等线"/>
+          <w:sz w:val="22"/>
+          <w:szCs w:val="22"/>
+          <w:lang w:val="en-US"/>
+        </w:rPr>
+        <w:t>:</w:t>
+      </w:r>
+    </w:p>
+    <w:p>
+      <w:pPr>
+        <w:keepNext w:val="0"/>
+        <w:keepLines w:val="0"/>
+        <w:widowControl/>
+        <w:numPr>
+          <w:ilvl w:val="2"/>
+          <w:numId w:val="11"/>
+        </w:numPr>
+        <w:suppressLineNumbers w:val="0"/>
+        <w:spacing w:before="0" w:beforeAutospacing="0" w:after="0" w:afterAutospacing="0" w:line="360" w:lineRule="auto"/>
+        <w:ind w:left="1260" w:leftChars="0" w:right="0" w:hanging="420" w:firstLineChars="0"/>
+        <w:jc w:val="left"/>
+        <w:rPr>
+          <w:rFonts w:hint="default" w:ascii="Bodoni MT" w:hAnsi="Bodoni MT" w:eastAsia="等线"/>
+          <w:sz w:val="22"/>
+          <w:szCs w:val="22"/>
+        </w:rPr>
+      </w:pPr>
+      <w:r>
+        <w:rPr>
+          <w:rFonts w:hint="default" w:ascii="Bodoni MT" w:hAnsi="Bodoni MT" w:eastAsia="等线"/>
+          <w:sz w:val="22"/>
+          <w:szCs w:val="22"/>
+        </w:rPr>
+        <w:t xml:space="preserve">If the Flux </w:t>
+      </w:r>
+      <w:r>
+        <w:rPr>
+          <w:rFonts w:hint="default" w:ascii="Bodoni MT" w:hAnsi="Bodoni MT" w:eastAsia="等线"/>
+          <w:i/>
+          <w:iCs/>
+          <w:sz w:val="22"/>
+          <w:szCs w:val="22"/>
+        </w:rPr>
+        <w:t xml:space="preserve">completes </w:t>
+      </w:r>
+      <w:r>
+        <w:rPr>
+          <w:rFonts w:hint="default" w:ascii="Bodoni MT" w:hAnsi="Bodoni MT" w:eastAsia="等线"/>
+          <w:sz w:val="22"/>
+          <w:szCs w:val="22"/>
+        </w:rPr>
+        <w:t>OR</w:t>
+      </w:r>
+    </w:p>
+    <w:p>
+      <w:pPr>
+        <w:keepNext w:val="0"/>
+        <w:keepLines w:val="0"/>
+        <w:widowControl/>
+        <w:numPr>
+          <w:ilvl w:val="2"/>
+          <w:numId w:val="11"/>
+        </w:numPr>
+        <w:suppressLineNumbers w:val="0"/>
+        <w:spacing w:before="0" w:beforeAutospacing="0" w:after="0" w:afterAutospacing="0" w:line="360" w:lineRule="auto"/>
+        <w:ind w:left="1260" w:leftChars="0" w:right="0" w:hanging="420" w:firstLineChars="0"/>
+        <w:jc w:val="left"/>
+        <w:rPr>
+          <w:rFonts w:hint="default" w:ascii="Bodoni MT" w:hAnsi="Bodoni MT" w:eastAsia="等线"/>
+          <w:sz w:val="22"/>
+          <w:szCs w:val="22"/>
+        </w:rPr>
+      </w:pPr>
+      <w:r>
+        <w:rPr>
+          <w:rFonts w:hint="default" w:ascii="Bodoni MT" w:hAnsi="Bodoni MT" w:eastAsia="等线"/>
+          <w:sz w:val="22"/>
+          <w:szCs w:val="22"/>
+        </w:rPr>
+        <w:t xml:space="preserve">An </w:t>
+      </w:r>
+      <w:r>
+        <w:rPr>
+          <w:rFonts w:hint="default" w:ascii="Bodoni MT" w:hAnsi="Bodoni MT" w:eastAsia="等线"/>
+          <w:i/>
+          <w:iCs/>
+          <w:sz w:val="22"/>
+          <w:szCs w:val="22"/>
+        </w:rPr>
+        <w:t xml:space="preserve">error </w:t>
+      </w:r>
+      <w:r>
+        <w:rPr>
+          <w:rFonts w:hint="default" w:ascii="Bodoni MT" w:hAnsi="Bodoni MT" w:eastAsia="等线"/>
+          <w:sz w:val="22"/>
+          <w:szCs w:val="22"/>
+        </w:rPr>
+        <w:t>occurs OR</w:t>
+      </w:r>
+    </w:p>
+    <w:p>
+      <w:pPr>
+        <w:keepNext w:val="0"/>
+        <w:keepLines w:val="0"/>
+        <w:widowControl/>
+        <w:numPr>
+          <w:ilvl w:val="2"/>
+          <w:numId w:val="11"/>
+        </w:numPr>
+        <w:suppressLineNumbers w:val="0"/>
+        <w:spacing w:before="0" w:beforeAutospacing="0" w:after="0" w:afterAutospacing="0" w:line="360" w:lineRule="auto"/>
+        <w:ind w:left="1260" w:leftChars="0" w:right="0" w:hanging="420" w:firstLineChars="0"/>
+        <w:jc w:val="left"/>
+        <w:rPr>
+          <w:rFonts w:hint="default" w:ascii="Bodoni MT" w:hAnsi="Bodoni MT" w:eastAsia="等线"/>
+          <w:sz w:val="22"/>
+          <w:szCs w:val="22"/>
+        </w:rPr>
+      </w:pPr>
+      <w:r>
+        <w:rPr>
+          <w:rFonts w:hint="default" w:ascii="Bodoni MT" w:hAnsi="Bodoni MT" w:eastAsia="等线"/>
+          <w:sz w:val="22"/>
+          <w:szCs w:val="22"/>
+        </w:rPr>
+        <w:t xml:space="preserve">Async </w:t>
+      </w:r>
+      <w:r>
+        <w:rPr>
+          <w:rFonts w:hint="default" w:ascii="Bodoni MT" w:hAnsi="Bodoni MT" w:eastAsia="等线"/>
+          <w:i/>
+          <w:iCs/>
+          <w:sz w:val="22"/>
+          <w:szCs w:val="22"/>
+        </w:rPr>
+        <w:t xml:space="preserve">timeout </w:t>
+      </w:r>
+      <w:r>
+        <w:rPr>
+          <w:rFonts w:hint="default" w:ascii="Bodoni MT" w:hAnsi="Bodoni MT" w:eastAsia="等线"/>
+          <w:sz w:val="22"/>
+          <w:szCs w:val="22"/>
+        </w:rPr>
+        <w:t>happens OR</w:t>
+      </w:r>
+    </w:p>
+    <w:p>
+      <w:pPr>
+        <w:keepNext w:val="0"/>
+        <w:keepLines w:val="0"/>
+        <w:widowControl/>
+        <w:numPr>
+          <w:ilvl w:val="2"/>
+          <w:numId w:val="11"/>
+        </w:numPr>
+        <w:suppressLineNumbers w:val="0"/>
+        <w:spacing w:before="0" w:beforeAutospacing="0" w:after="0" w:afterAutospacing="0" w:line="360" w:lineRule="auto"/>
+        <w:ind w:left="1260" w:leftChars="0" w:right="0" w:hanging="420" w:firstLineChars="0"/>
+        <w:jc w:val="left"/>
+        <w:rPr>
+          <w:rFonts w:hint="default" w:ascii="Bodoni MT" w:hAnsi="Bodoni MT" w:eastAsia="等线" w:cs="Bodoni MT"/>
+          <w:sz w:val="22"/>
+          <w:szCs w:val="22"/>
+        </w:rPr>
+      </w:pPr>
+      <w:r>
+        <w:rPr>
+          <w:rFonts w:hint="default" w:ascii="Bodoni MT" w:hAnsi="Bodoni MT" w:eastAsia="等线"/>
+          <w:sz w:val="22"/>
+          <w:szCs w:val="22"/>
+        </w:rPr>
+        <w:t xml:space="preserve">Client </w:t>
+      </w:r>
+      <w:r>
+        <w:rPr>
+          <w:rFonts w:hint="default" w:ascii="Bodoni MT" w:hAnsi="Bodoni MT" w:eastAsia="等线"/>
+          <w:i/>
+          <w:iCs/>
+          <w:sz w:val="22"/>
+          <w:szCs w:val="22"/>
+        </w:rPr>
+        <w:t xml:space="preserve">closes </w:t>
+      </w:r>
+      <w:r>
+        <w:rPr>
+          <w:rFonts w:hint="default" w:ascii="Bodoni MT" w:hAnsi="Bodoni MT" w:eastAsia="等线"/>
+          <w:sz w:val="22"/>
+          <w:szCs w:val="22"/>
+        </w:rPr>
+        <w:t>the connection</w:t>
+      </w:r>
+    </w:p>
+    <w:p>
+      <w:pPr>
+        <w:keepNext w:val="0"/>
+        <w:keepLines w:val="0"/>
+        <w:widowControl/>
+        <w:numPr>
+          <w:ilvl w:val="1"/>
+          <w:numId w:val="11"/>
+        </w:numPr>
+        <w:suppressLineNumbers w:val="0"/>
+        <w:spacing w:before="0" w:beforeAutospacing="0" w:after="0" w:afterAutospacing="0" w:line="360" w:lineRule="auto"/>
+        <w:ind w:left="840" w:leftChars="0" w:right="0" w:hanging="420" w:firstLineChars="0"/>
+        <w:jc w:val="left"/>
+        <w:rPr>
+          <w:rFonts w:hint="default" w:ascii="Bodoni MT" w:hAnsi="Bodoni MT" w:eastAsia="等线" w:cs="Bodoni MT"/>
+          <w:sz w:val="22"/>
+          <w:szCs w:val="22"/>
+        </w:rPr>
+      </w:pPr>
+      <w:r>
+        <w:rPr>
+          <w:rFonts w:hint="default" w:ascii="Bodoni MT" w:hAnsi="Bodoni MT" w:eastAsia="等线"/>
+          <w:sz w:val="22"/>
+          <w:szCs w:val="22"/>
+        </w:rPr>
+        <w:t xml:space="preserve">The async request must now be formally completed, because it was previously put into async mode using </w:t>
+      </w:r>
+      <w:r>
+        <w:rPr>
+          <w:rFonts w:hint="default" w:ascii="Bodoni MT" w:hAnsi="Bodoni MT" w:eastAsia="等线"/>
+          <w:i/>
+          <w:iCs/>
+          <w:sz w:val="22"/>
+          <w:szCs w:val="22"/>
+        </w:rPr>
+        <w:t>request.startAsync()</w:t>
+      </w:r>
+    </w:p>
+    <w:p>
+      <w:pPr>
+        <w:keepNext w:val="0"/>
+        <w:keepLines w:val="0"/>
+        <w:widowControl/>
+        <w:numPr>
+          <w:ilvl w:val="1"/>
+          <w:numId w:val="11"/>
+        </w:numPr>
+        <w:suppressLineNumbers w:val="0"/>
+        <w:spacing w:before="0" w:beforeAutospacing="0" w:after="0" w:afterAutospacing="0" w:line="360" w:lineRule="auto"/>
+        <w:ind w:left="840" w:leftChars="0" w:right="0" w:hanging="420" w:firstLineChars="0"/>
+        <w:jc w:val="left"/>
+        <w:rPr>
+          <w:rFonts w:hint="default" w:ascii="Bodoni MT" w:hAnsi="Bodoni MT" w:eastAsia="等线" w:cs="Bodoni MT"/>
+          <w:sz w:val="22"/>
+          <w:szCs w:val="22"/>
+        </w:rPr>
+      </w:pPr>
+      <w:r>
+        <w:rPr>
+          <w:rFonts w:hint="default" w:ascii="Bodoni MT" w:hAnsi="Bodoni MT" w:eastAsia="等线"/>
+          <w:sz w:val="22"/>
+          <w:szCs w:val="22"/>
+        </w:rPr>
+        <w:t xml:space="preserve">Tomcat performs an ASYNC </w:t>
+      </w:r>
+      <w:r>
+        <w:rPr>
+          <w:rFonts w:hint="default" w:ascii="Bodoni MT" w:hAnsi="Bodoni MT" w:eastAsia="等线"/>
+          <w:b/>
+          <w:bCs/>
+          <w:sz w:val="22"/>
+          <w:szCs w:val="22"/>
+        </w:rPr>
+        <w:t>re-dispatch</w:t>
+      </w:r>
+      <w:r>
+        <w:rPr>
+          <w:rFonts w:hint="default" w:ascii="Bodoni MT" w:hAnsi="Bodoni MT" w:eastAsia="等线"/>
+          <w:sz w:val="22"/>
+          <w:szCs w:val="22"/>
+          <w:lang w:val="en-US"/>
+        </w:rPr>
+        <w:t xml:space="preserve">  </w:t>
+      </w:r>
+    </w:p>
+    <w:p>
+      <w:pPr>
+        <w:keepNext w:val="0"/>
+        <w:keepLines w:val="0"/>
+        <w:widowControl/>
+        <w:numPr>
+          <w:ilvl w:val="2"/>
+          <w:numId w:val="11"/>
+        </w:numPr>
+        <w:suppressLineNumbers w:val="0"/>
+        <w:spacing w:before="0" w:beforeAutospacing="0" w:after="0" w:afterAutospacing="0" w:line="360" w:lineRule="auto"/>
+        <w:ind w:left="1260" w:leftChars="0" w:right="0" w:hanging="420" w:firstLineChars="0"/>
+        <w:jc w:val="left"/>
+        <w:rPr>
+          <w:rFonts w:hint="default" w:ascii="Bodoni MT" w:hAnsi="Bodoni MT" w:eastAsia="等线"/>
+          <w:sz w:val="22"/>
+          <w:szCs w:val="22"/>
+        </w:rPr>
+      </w:pPr>
+      <w:r>
+        <w:rPr>
+          <w:rFonts w:hint="default" w:ascii="Bodoni MT" w:hAnsi="Bodoni MT" w:eastAsia="等线"/>
+          <w:b/>
+          <w:bCs/>
+          <w:color w:val="C00000"/>
+          <w:sz w:val="22"/>
+          <w:szCs w:val="22"/>
+        </w:rPr>
+        <w:t xml:space="preserve">DispatcherType </w:t>
+      </w:r>
+      <w:r>
+        <w:rPr>
+          <w:rFonts w:hint="default" w:ascii="Bodoni MT" w:hAnsi="Bodoni MT" w:eastAsia="等线"/>
+          <w:color w:val="C00000"/>
+          <w:sz w:val="22"/>
+          <w:szCs w:val="22"/>
+        </w:rPr>
+        <w:t xml:space="preserve">is set to </w:t>
+      </w:r>
+      <w:r>
+        <w:rPr>
+          <w:rFonts w:hint="default" w:ascii="Bodoni MT" w:hAnsi="Bodoni MT" w:eastAsia="等线"/>
+          <w:b/>
+          <w:bCs/>
+          <w:color w:val="C00000"/>
+          <w:sz w:val="22"/>
+          <w:szCs w:val="22"/>
+        </w:rPr>
+        <w:t>ASYNC</w:t>
+      </w:r>
+      <w:r>
+        <w:rPr>
+          <w:rFonts w:hint="default" w:ascii="Bodoni MT" w:hAnsi="Bodoni MT" w:eastAsia="等线"/>
+          <w:b/>
+          <w:bCs/>
+          <w:sz w:val="22"/>
+          <w:szCs w:val="22"/>
+          <w:lang w:val="en-US"/>
+        </w:rPr>
+        <w:t xml:space="preserve">   </w:t>
+      </w:r>
+    </w:p>
+    <w:p>
+      <w:pPr>
+        <w:keepNext w:val="0"/>
+        <w:keepLines w:val="0"/>
+        <w:widowControl/>
+        <w:numPr>
+          <w:ilvl w:val="2"/>
+          <w:numId w:val="11"/>
+        </w:numPr>
+        <w:suppressLineNumbers w:val="0"/>
+        <w:spacing w:before="0" w:beforeAutospacing="0" w:after="0" w:afterAutospacing="0" w:line="360" w:lineRule="auto"/>
+        <w:ind w:left="1260" w:leftChars="0" w:right="0" w:hanging="420" w:firstLineChars="0"/>
+        <w:jc w:val="left"/>
+        <w:rPr>
+          <w:rFonts w:hint="default" w:ascii="Bodoni MT" w:hAnsi="Bodoni MT" w:eastAsia="等线"/>
+          <w:sz w:val="22"/>
+          <w:szCs w:val="22"/>
+        </w:rPr>
+      </w:pPr>
+      <w:r>
+        <w:rPr>
+          <w:rFonts w:hint="default" w:ascii="Bodoni MT" w:hAnsi="Bodoni MT" w:eastAsia="等线"/>
+          <w:sz w:val="22"/>
+          <w:szCs w:val="22"/>
+        </w:rPr>
+        <w:t>Filters configured for ASYNC are invoked</w:t>
+      </w:r>
+    </w:p>
+    <w:p>
+      <w:pPr>
+        <w:keepNext w:val="0"/>
+        <w:keepLines w:val="0"/>
+        <w:widowControl/>
+        <w:numPr>
+          <w:ilvl w:val="2"/>
+          <w:numId w:val="11"/>
+        </w:numPr>
+        <w:suppressLineNumbers w:val="0"/>
+        <w:spacing w:before="0" w:beforeAutospacing="0" w:after="0" w:afterAutospacing="0" w:line="360" w:lineRule="auto"/>
+        <w:ind w:left="1260" w:leftChars="0" w:right="0" w:hanging="420" w:firstLineChars="0"/>
+        <w:jc w:val="left"/>
+        <w:rPr>
+          <w:rFonts w:hint="default" w:ascii="Bodoni MT" w:hAnsi="Bodoni MT" w:eastAsia="等线"/>
+          <w:sz w:val="22"/>
+          <w:szCs w:val="22"/>
+        </w:rPr>
+      </w:pPr>
+      <w:r>
+        <w:rPr>
+          <w:rFonts w:hint="default" w:ascii="Bodoni MT" w:hAnsi="Bodoni MT" w:eastAsia="等线"/>
+          <w:sz w:val="22"/>
+          <w:szCs w:val="22"/>
+        </w:rPr>
+        <w:t>DispatcherServlet resumes async processing</w:t>
+      </w:r>
+    </w:p>
+    <w:p>
+      <w:pPr>
+        <w:keepNext w:val="0"/>
+        <w:keepLines w:val="0"/>
+        <w:widowControl/>
+        <w:numPr>
+          <w:ilvl w:val="2"/>
+          <w:numId w:val="11"/>
+        </w:numPr>
+        <w:suppressLineNumbers w:val="0"/>
+        <w:spacing w:before="0" w:beforeAutospacing="0" w:after="0" w:afterAutospacing="0" w:line="360" w:lineRule="auto"/>
+        <w:ind w:left="1260" w:leftChars="0" w:right="0" w:hanging="420" w:firstLineChars="0"/>
+        <w:jc w:val="left"/>
+        <w:rPr>
+          <w:rFonts w:hint="default" w:ascii="Bodoni MT" w:hAnsi="Bodoni MT" w:eastAsia="等线" w:cs="Bodoni MT"/>
+          <w:sz w:val="22"/>
+          <w:szCs w:val="22"/>
+        </w:rPr>
+      </w:pPr>
+      <w:r>
+        <w:rPr>
+          <w:rFonts w:hint="default" w:ascii="Bodoni MT" w:hAnsi="Bodoni MT" w:eastAsia="等线"/>
+          <w:color w:val="C00000"/>
+          <w:sz w:val="22"/>
+          <w:szCs w:val="22"/>
+          <w:shd w:val="clear" w:color="FFFFFF" w:fill="D9D9D9"/>
+        </w:rPr>
+        <w:t>Controller method is NOT called again</w:t>
+      </w:r>
+      <w:r>
+        <w:rPr>
+          <w:rFonts w:hint="default" w:ascii="Bodoni MT" w:hAnsi="Bodoni MT" w:eastAsia="等线"/>
+          <w:sz w:val="22"/>
+          <w:szCs w:val="22"/>
+          <w:lang w:val="en-US"/>
+        </w:rPr>
+        <w:t xml:space="preserve">  </w:t>
+      </w:r>
+    </w:p>
+    <w:p>
+      <w:pPr>
+        <w:keepNext w:val="0"/>
+        <w:keepLines w:val="0"/>
+        <w:widowControl/>
+        <w:numPr>
+          <w:ilvl w:val="1"/>
+          <w:numId w:val="11"/>
+        </w:numPr>
+        <w:suppressLineNumbers w:val="0"/>
+        <w:spacing w:before="0" w:beforeAutospacing="0" w:after="0" w:afterAutospacing="0" w:line="360" w:lineRule="auto"/>
+        <w:ind w:left="840" w:leftChars="0" w:right="0" w:hanging="420" w:firstLineChars="0"/>
+        <w:jc w:val="left"/>
+        <w:rPr>
+          <w:rFonts w:hint="default" w:ascii="Bodoni MT" w:hAnsi="Bodoni MT" w:eastAsia="等线" w:cs="Bodoni MT"/>
+          <w:sz w:val="22"/>
+          <w:szCs w:val="22"/>
+        </w:rPr>
+      </w:pPr>
+      <w:r>
+        <w:rPr>
+          <w:rFonts w:hint="default" w:ascii="Bodoni MT" w:hAnsi="Bodoni MT" w:eastAsia="等线"/>
+          <w:sz w:val="22"/>
+          <w:szCs w:val="22"/>
+        </w:rPr>
+        <w:t xml:space="preserve">Spring calls </w:t>
+      </w:r>
+      <w:r>
+        <w:rPr>
+          <w:rFonts w:hint="default" w:ascii="Bodoni MT" w:hAnsi="Bodoni MT" w:eastAsia="等线"/>
+          <w:b/>
+          <w:bCs/>
+          <w:sz w:val="22"/>
+          <w:szCs w:val="22"/>
+          <w:shd w:val="clear" w:color="FFFFFF" w:fill="D9D9D9"/>
+        </w:rPr>
+        <w:t>AsyncContext.complete()</w:t>
+      </w:r>
+      <w:r>
+        <w:rPr>
+          <w:rFonts w:hint="default" w:ascii="Bodoni MT" w:hAnsi="Bodoni MT" w:eastAsia="等线"/>
+          <w:b w:val="0"/>
+          <w:bCs w:val="0"/>
+          <w:sz w:val="22"/>
+          <w:szCs w:val="22"/>
+          <w:shd w:val="clear" w:color="auto" w:fill="auto"/>
+          <w:lang w:val="en-US"/>
+        </w:rPr>
+        <w:t xml:space="preserve">  </w:t>
+      </w:r>
+    </w:p>
+    <w:p>
+      <w:pPr>
+        <w:keepNext w:val="0"/>
+        <w:keepLines w:val="0"/>
+        <w:widowControl/>
+        <w:numPr>
+          <w:ilvl w:val="1"/>
+          <w:numId w:val="11"/>
+        </w:numPr>
+        <w:suppressLineNumbers w:val="0"/>
+        <w:spacing w:before="0" w:beforeAutospacing="0" w:after="0" w:afterAutospacing="0" w:line="360" w:lineRule="auto"/>
+        <w:ind w:left="840" w:leftChars="0" w:right="0" w:hanging="420" w:firstLineChars="0"/>
+        <w:jc w:val="left"/>
+        <w:rPr>
+          <w:rFonts w:hint="default" w:ascii="Bodoni MT" w:hAnsi="Bodoni MT" w:eastAsia="等线"/>
+          <w:sz w:val="22"/>
+          <w:szCs w:val="22"/>
+        </w:rPr>
+      </w:pPr>
+      <w:r>
+        <w:rPr>
+          <w:rFonts w:hint="default" w:ascii="Bodoni MT" w:hAnsi="Bodoni MT" w:eastAsia="等线"/>
+          <w:sz w:val="22"/>
+          <w:szCs w:val="22"/>
+        </w:rPr>
+        <w:t>Tomcat:</w:t>
+      </w:r>
+    </w:p>
+    <w:p>
+      <w:pPr>
+        <w:keepNext w:val="0"/>
+        <w:keepLines w:val="0"/>
+        <w:widowControl/>
+        <w:numPr>
+          <w:ilvl w:val="2"/>
+          <w:numId w:val="11"/>
+        </w:numPr>
+        <w:suppressLineNumbers w:val="0"/>
+        <w:spacing w:before="0" w:beforeAutospacing="0" w:after="0" w:afterAutospacing="0" w:line="360" w:lineRule="auto"/>
+        <w:ind w:left="1260" w:leftChars="0" w:right="0" w:hanging="420" w:firstLineChars="0"/>
+        <w:jc w:val="left"/>
+        <w:rPr>
+          <w:rFonts w:hint="default" w:ascii="Bodoni MT" w:hAnsi="Bodoni MT" w:eastAsia="等线"/>
+          <w:sz w:val="22"/>
+          <w:szCs w:val="22"/>
+        </w:rPr>
+      </w:pPr>
+      <w:r>
+        <w:rPr>
+          <w:rFonts w:hint="default" w:ascii="Bodoni MT" w:hAnsi="Bodoni MT" w:eastAsia="等线"/>
+          <w:sz w:val="22"/>
+          <w:szCs w:val="22"/>
+        </w:rPr>
+        <w:t>Finalizes the response</w:t>
+      </w:r>
+    </w:p>
+    <w:p>
+      <w:pPr>
+        <w:keepNext w:val="0"/>
+        <w:keepLines w:val="0"/>
+        <w:widowControl/>
+        <w:numPr>
+          <w:ilvl w:val="2"/>
+          <w:numId w:val="11"/>
+        </w:numPr>
+        <w:suppressLineNumbers w:val="0"/>
+        <w:spacing w:before="0" w:beforeAutospacing="0" w:after="0" w:afterAutospacing="0" w:line="360" w:lineRule="auto"/>
+        <w:ind w:left="1260" w:leftChars="0" w:right="0" w:hanging="420" w:firstLineChars="0"/>
+        <w:jc w:val="left"/>
+        <w:rPr>
+          <w:rFonts w:hint="default" w:ascii="Bodoni MT" w:hAnsi="Bodoni MT" w:eastAsia="等线"/>
+          <w:sz w:val="22"/>
+          <w:szCs w:val="22"/>
+        </w:rPr>
+      </w:pPr>
+      <w:r>
+        <w:rPr>
+          <w:rFonts w:hint="default" w:ascii="Bodoni MT" w:hAnsi="Bodoni MT" w:eastAsia="等线"/>
+          <w:sz w:val="22"/>
+          <w:szCs w:val="22"/>
+        </w:rPr>
+        <w:t>Triggers async listeners (onComplete, onError, onTimeout)</w:t>
+      </w:r>
+    </w:p>
+    <w:p>
+      <w:pPr>
+        <w:keepNext w:val="0"/>
+        <w:keepLines w:val="0"/>
+        <w:widowControl/>
+        <w:numPr>
+          <w:ilvl w:val="2"/>
+          <w:numId w:val="11"/>
+        </w:numPr>
+        <w:suppressLineNumbers w:val="0"/>
+        <w:spacing w:before="0" w:beforeAutospacing="0" w:after="0" w:afterAutospacing="0" w:line="360" w:lineRule="auto"/>
+        <w:ind w:left="1260" w:leftChars="0" w:right="0" w:hanging="420" w:firstLineChars="0"/>
+        <w:jc w:val="left"/>
+        <w:rPr>
+          <w:rFonts w:hint="default" w:ascii="Bodoni MT" w:hAnsi="Bodoni MT" w:eastAsia="等线"/>
+          <w:sz w:val="22"/>
+          <w:szCs w:val="22"/>
+        </w:rPr>
+      </w:pPr>
+      <w:r>
+        <w:rPr>
+          <w:rFonts w:hint="default" w:ascii="Bodoni MT" w:hAnsi="Bodoni MT" w:eastAsia="等线"/>
+          <w:sz w:val="22"/>
+          <w:szCs w:val="22"/>
+        </w:rPr>
+        <w:t>Cleans up request/response resources</w:t>
+      </w:r>
+    </w:p>
+    <w:p>
+      <w:pPr>
+        <w:keepNext w:val="0"/>
+        <w:keepLines w:val="0"/>
+        <w:widowControl/>
+        <w:numPr>
+          <w:ilvl w:val="2"/>
+          <w:numId w:val="11"/>
+        </w:numPr>
+        <w:suppressLineNumbers w:val="0"/>
+        <w:spacing w:before="0" w:beforeAutospacing="0" w:after="0" w:afterAutospacing="0" w:line="360" w:lineRule="auto"/>
+        <w:ind w:left="1260" w:leftChars="0" w:right="0" w:hanging="420" w:firstLineChars="0"/>
+        <w:jc w:val="left"/>
+        <w:rPr>
+          <w:rFonts w:hint="default" w:ascii="Bodoni MT" w:hAnsi="Bodoni MT" w:eastAsia="等线" w:cs="Bodoni MT"/>
+          <w:sz w:val="22"/>
+          <w:szCs w:val="22"/>
+        </w:rPr>
+      </w:pPr>
+      <w:r>
+        <w:rPr>
+          <w:rFonts w:hint="default" w:ascii="Bodoni MT" w:hAnsi="Bodoni MT" w:eastAsia="等线"/>
+          <w:sz w:val="22"/>
+          <w:szCs w:val="22"/>
+        </w:rPr>
+        <w:t>Ends the request lifecycle</w:t>
+      </w:r>
     </w:p>
     <w:p>
       <w:pPr>
@@ -13578,1136 +14074,19 @@
         <w:jc w:val="left"/>
         <w:rPr>
           <w:rFonts w:hint="default" w:ascii="Bodoni MT" w:hAnsi="Bodoni MT" w:eastAsia="等线" w:cs="Bodoni MT"/>
-          <w:b/>
-          <w:bCs/>
           <w:sz w:val="22"/>
           <w:szCs w:val="22"/>
           <w:u w:val="single"/>
-        </w:rPr>
-      </w:pPr>
-      <w:bookmarkStart w:id="0" w:name="_GoBack"/>
-      <w:r>
-        <w:rPr>
-          <w:rFonts w:hint="default" w:ascii="Bodoni MT" w:hAnsi="Bodoni MT" w:eastAsia="等线" w:cs="Bodoni MT"/>
-          <w:b/>
-          <w:bCs/>
+          <w:shd w:val="clear" w:color="FFFFFF" w:fill="D9D9D9"/>
+        </w:rPr>
+      </w:pPr>
+      <w:r>
+        <w:rPr>
+          <w:rFonts w:hint="default" w:ascii="Bodoni MT" w:hAnsi="Bodoni MT" w:eastAsia="等线" w:cs="Bodoni MT"/>
           <w:sz w:val="22"/>
           <w:szCs w:val="22"/>
           <w:u w:val="single"/>
-          <w:lang w:val="en-US"/>
-        </w:rPr>
-        <w:t>Re-Dispatching of request</w:t>
-      </w:r>
-    </w:p>
-    <w:bookmarkEnd w:id="0"/>
-    <w:p>
-      <w:pPr>
-        <w:keepNext w:val="0"/>
-        <w:keepLines w:val="0"/>
-        <w:widowControl/>
-        <w:numPr>
-          <w:ilvl w:val="1"/>
-          <w:numId w:val="11"/>
-        </w:numPr>
-        <w:suppressLineNumbers w:val="0"/>
-        <w:spacing w:before="0" w:beforeAutospacing="0" w:after="0" w:afterAutospacing="0" w:line="360" w:lineRule="auto"/>
-        <w:ind w:left="840" w:leftChars="0" w:right="0" w:hanging="420" w:firstLineChars="0"/>
-        <w:jc w:val="left"/>
-        <w:rPr>
-          <w:rFonts w:hint="default" w:ascii="Bodoni MT" w:hAnsi="Bodoni MT" w:eastAsia="等线" w:cs="Bodoni MT"/>
-          <w:sz w:val="22"/>
-          <w:szCs w:val="22"/>
-        </w:rPr>
-      </w:pPr>
-      <w:r>
-        <w:rPr>
-          <w:rFonts w:hint="default" w:ascii="Bodoni MT" w:hAnsi="Bodoni MT" w:eastAsia="等线"/>
-          <w:sz w:val="22"/>
-          <w:szCs w:val="22"/>
-        </w:rPr>
-        <w:t>First request comes from the client; Tomcat receives it and delegates it to Spring</w:t>
-      </w:r>
-      <w:r>
-        <w:rPr>
-          <w:rFonts w:hint="default" w:ascii="Bodoni MT" w:hAnsi="Bodoni MT" w:eastAsia="等线"/>
-          <w:sz w:val="22"/>
-          <w:szCs w:val="22"/>
-          <w:lang w:val="en-US"/>
-        </w:rPr>
-        <w:t>.</w:t>
-      </w:r>
-    </w:p>
-    <w:p>
-      <w:pPr>
-        <w:keepNext w:val="0"/>
-        <w:keepLines w:val="0"/>
-        <w:widowControl/>
-        <w:numPr>
-          <w:ilvl w:val="1"/>
-          <w:numId w:val="11"/>
-        </w:numPr>
-        <w:suppressLineNumbers w:val="0"/>
-        <w:spacing w:before="0" w:beforeAutospacing="0" w:after="0" w:afterAutospacing="0" w:line="360" w:lineRule="auto"/>
-        <w:ind w:left="840" w:leftChars="0" w:right="0" w:hanging="420" w:firstLineChars="0"/>
-        <w:jc w:val="left"/>
-        <w:rPr>
-          <w:rFonts w:hint="default" w:ascii="Bodoni MT" w:hAnsi="Bodoni MT" w:eastAsia="等线" w:cs="Bodoni MT"/>
-          <w:sz w:val="22"/>
-          <w:szCs w:val="22"/>
-        </w:rPr>
-      </w:pPr>
-      <w:r>
-        <w:rPr>
-          <w:rFonts w:hint="default" w:ascii="Bodoni MT" w:hAnsi="Bodoni MT" w:eastAsia="等线"/>
-          <w:sz w:val="22"/>
-          <w:szCs w:val="22"/>
-        </w:rPr>
-        <w:t>Spring checks whether the response is a streaming type (for example</w:t>
-      </w:r>
-      <w:r>
-        <w:rPr>
-          <w:rFonts w:hint="default" w:ascii="Bodoni MT" w:hAnsi="Bodoni MT" w:eastAsia="等线"/>
-          <w:i/>
-          <w:iCs/>
-          <w:sz w:val="22"/>
-          <w:szCs w:val="22"/>
-        </w:rPr>
-        <w:t xml:space="preserve"> text/event-stream</w:t>
-      </w:r>
-      <w:r>
-        <w:rPr>
-          <w:rFonts w:hint="default" w:ascii="Bodoni MT" w:hAnsi="Bodoni MT" w:eastAsia="等线"/>
-          <w:sz w:val="22"/>
-          <w:szCs w:val="22"/>
-        </w:rPr>
-        <w:t>).</w:t>
-      </w:r>
-      <w:r>
-        <w:rPr>
-          <w:rFonts w:hint="default" w:ascii="Bodoni MT" w:hAnsi="Bodoni MT" w:eastAsia="等线"/>
-          <w:sz w:val="22"/>
-          <w:szCs w:val="22"/>
-        </w:rPr>
-        <w:br w:type="textWrapping"/>
-      </w:r>
-      <w:r>
-        <w:rPr>
-          <w:rFonts w:hint="default" w:ascii="Bodoni MT" w:hAnsi="Bodoni MT" w:eastAsia="等线"/>
-          <w:sz w:val="22"/>
-          <w:szCs w:val="22"/>
-          <w:lang w:val="en-US"/>
-        </w:rPr>
-        <w:t>I</w:t>
-      </w:r>
-      <w:r>
-        <w:rPr>
-          <w:rFonts w:hint="default" w:ascii="Bodoni MT" w:hAnsi="Bodoni MT" w:eastAsia="等线"/>
-          <w:sz w:val="22"/>
-          <w:szCs w:val="22"/>
-        </w:rPr>
-        <w:t xml:space="preserve">f yes, Spring calls </w:t>
-      </w:r>
-      <w:r>
-        <w:rPr>
-          <w:rFonts w:hint="default" w:ascii="Bodoni MT" w:hAnsi="Bodoni MT" w:eastAsia="等线"/>
-          <w:i/>
-          <w:iCs/>
-          <w:sz w:val="22"/>
-          <w:szCs w:val="22"/>
-        </w:rPr>
-        <w:t>request.startAsync()</w:t>
-      </w:r>
-      <w:r>
-        <w:rPr>
-          <w:rFonts w:hint="default" w:ascii="Bodoni MT" w:hAnsi="Bodoni MT" w:eastAsia="等线"/>
-          <w:i w:val="0"/>
-          <w:iCs w:val="0"/>
-          <w:sz w:val="22"/>
-          <w:szCs w:val="22"/>
-          <w:lang w:val="en-US"/>
-        </w:rPr>
-        <w:t xml:space="preserve"> </w:t>
-      </w:r>
-    </w:p>
-    <w:p>
-      <w:pPr>
-        <w:keepNext w:val="0"/>
-        <w:keepLines w:val="0"/>
-        <w:widowControl/>
-        <w:numPr>
-          <w:ilvl w:val="1"/>
-          <w:numId w:val="11"/>
-        </w:numPr>
-        <w:suppressLineNumbers w:val="0"/>
-        <w:spacing w:before="0" w:beforeAutospacing="0" w:after="0" w:afterAutospacing="0" w:line="360" w:lineRule="auto"/>
-        <w:ind w:left="840" w:leftChars="0" w:right="0" w:hanging="420" w:firstLineChars="0"/>
-        <w:jc w:val="left"/>
-        <w:rPr>
-          <w:rFonts w:hint="default" w:ascii="Bodoni MT" w:hAnsi="Bodoni MT" w:eastAsia="等线" w:cs="Bodoni MT"/>
-          <w:sz w:val="22"/>
-          <w:szCs w:val="22"/>
-        </w:rPr>
-      </w:pPr>
-      <w:r>
-        <w:rPr>
-          <w:rFonts w:hint="default" w:ascii="Bodoni MT" w:hAnsi="Bodoni MT" w:eastAsia="等线"/>
-          <w:sz w:val="22"/>
-          <w:szCs w:val="22"/>
-        </w:rPr>
-        <w:t>The original Tomcat request thread is released back to the thread pool.</w:t>
-      </w:r>
-    </w:p>
-    <w:p>
-      <w:pPr>
-        <w:keepNext w:val="0"/>
-        <w:keepLines w:val="0"/>
-        <w:widowControl/>
-        <w:numPr>
-          <w:ilvl w:val="1"/>
-          <w:numId w:val="11"/>
-        </w:numPr>
-        <w:suppressLineNumbers w:val="0"/>
-        <w:spacing w:before="0" w:beforeAutospacing="0" w:after="0" w:afterAutospacing="0" w:line="360" w:lineRule="auto"/>
-        <w:ind w:left="840" w:leftChars="0" w:right="0" w:hanging="420" w:firstLineChars="0"/>
-        <w:jc w:val="left"/>
-        <w:rPr>
-          <w:rFonts w:hint="default" w:ascii="Bodoni MT" w:hAnsi="Bodoni MT" w:eastAsia="等线" w:cs="Bodoni MT"/>
-          <w:sz w:val="22"/>
-          <w:szCs w:val="22"/>
-        </w:rPr>
-      </w:pPr>
-      <w:r>
-        <w:rPr>
-          <w:rFonts w:hint="default" w:ascii="Bodoni MT" w:hAnsi="Bodoni MT" w:eastAsia="等线"/>
-          <w:sz w:val="22"/>
-          <w:szCs w:val="22"/>
-        </w:rPr>
-        <w:t xml:space="preserve">Spring subscribes to the </w:t>
-      </w:r>
-      <w:r>
-        <w:rPr>
-          <w:rFonts w:hint="default" w:ascii="Bodoni MT" w:hAnsi="Bodoni MT" w:eastAsia="等线"/>
-          <w:b/>
-          <w:bCs/>
-          <w:sz w:val="22"/>
-          <w:szCs w:val="22"/>
-        </w:rPr>
-        <w:t>Flux</w:t>
-      </w:r>
-      <w:r>
-        <w:rPr>
-          <w:rFonts w:hint="default" w:ascii="Bodoni MT" w:hAnsi="Bodoni MT" w:eastAsia="等线"/>
-          <w:b w:val="0"/>
-          <w:bCs w:val="0"/>
-          <w:sz w:val="22"/>
-          <w:szCs w:val="22"/>
-          <w:lang w:val="en-US"/>
-        </w:rPr>
-        <w:t xml:space="preserve"> </w:t>
-      </w:r>
-    </w:p>
-    <w:p>
-      <w:pPr>
-        <w:keepNext w:val="0"/>
-        <w:keepLines w:val="0"/>
-        <w:widowControl/>
-        <w:numPr>
-          <w:ilvl w:val="1"/>
-          <w:numId w:val="11"/>
-        </w:numPr>
-        <w:suppressLineNumbers w:val="0"/>
-        <w:spacing w:before="0" w:beforeAutospacing="0" w:after="0" w:afterAutospacing="0" w:line="360" w:lineRule="auto"/>
-        <w:ind w:left="840" w:leftChars="0" w:right="0" w:hanging="420" w:firstLineChars="0"/>
-        <w:jc w:val="left"/>
-        <w:rPr>
-          <w:rFonts w:hint="default" w:ascii="Bodoni MT" w:hAnsi="Bodoni MT" w:eastAsia="等线"/>
-          <w:sz w:val="22"/>
-          <w:szCs w:val="22"/>
-        </w:rPr>
-      </w:pPr>
-      <w:r>
-        <w:rPr>
-          <w:rFonts w:hint="default" w:ascii="Bodoni MT" w:hAnsi="Bodoni MT" w:eastAsia="等线"/>
-          <w:sz w:val="22"/>
-          <w:szCs w:val="22"/>
-        </w:rPr>
-        <w:t>Whenever a new element (chunk) is emitted by the Flux</w:t>
-      </w:r>
-    </w:p>
-    <w:p>
-      <w:pPr>
-        <w:keepNext w:val="0"/>
-        <w:keepLines w:val="0"/>
-        <w:widowControl/>
-        <w:numPr>
-          <w:ilvl w:val="2"/>
-          <w:numId w:val="11"/>
-        </w:numPr>
-        <w:suppressLineNumbers w:val="0"/>
-        <w:spacing w:before="0" w:beforeAutospacing="0" w:after="0" w:afterAutospacing="0" w:line="360" w:lineRule="auto"/>
-        <w:ind w:left="1260" w:leftChars="0" w:right="0" w:hanging="420" w:firstLineChars="0"/>
-        <w:jc w:val="left"/>
-        <w:rPr>
-          <w:rFonts w:hint="default" w:ascii="Bodoni MT" w:hAnsi="Bodoni MT" w:eastAsia="等线"/>
-          <w:sz w:val="22"/>
-          <w:szCs w:val="22"/>
-        </w:rPr>
-      </w:pPr>
-      <w:r>
-        <w:rPr>
-          <w:rFonts w:hint="default" w:ascii="Bodoni MT" w:hAnsi="Bodoni MT" w:eastAsia="等线"/>
-          <w:sz w:val="22"/>
-          <w:szCs w:val="22"/>
-        </w:rPr>
-        <w:t xml:space="preserve">Spring writes the chunk to the </w:t>
-      </w:r>
-      <w:r>
-        <w:rPr>
-          <w:rFonts w:hint="default" w:ascii="Bodoni MT" w:hAnsi="Bodoni MT" w:eastAsia="等线"/>
-          <w:b/>
-          <w:bCs/>
-          <w:sz w:val="22"/>
-          <w:szCs w:val="22"/>
-        </w:rPr>
-        <w:t>ServletOutputStream</w:t>
-      </w:r>
-    </w:p>
-    <w:p>
-      <w:pPr>
-        <w:keepNext w:val="0"/>
-        <w:keepLines w:val="0"/>
-        <w:widowControl/>
-        <w:numPr>
-          <w:ilvl w:val="2"/>
-          <w:numId w:val="11"/>
-        </w:numPr>
-        <w:suppressLineNumbers w:val="0"/>
-        <w:spacing w:before="0" w:beforeAutospacing="0" w:after="0" w:afterAutospacing="0" w:line="360" w:lineRule="auto"/>
-        <w:ind w:left="1260" w:leftChars="0" w:right="0" w:hanging="420" w:firstLineChars="0"/>
-        <w:jc w:val="left"/>
-        <w:rPr>
-          <w:rFonts w:hint="default" w:ascii="Bodoni MT" w:hAnsi="Bodoni MT" w:eastAsia="等线"/>
-          <w:sz w:val="22"/>
-          <w:szCs w:val="22"/>
-        </w:rPr>
-      </w:pPr>
-      <w:r>
-        <w:rPr>
-          <w:rFonts w:hint="default" w:ascii="Bodoni MT" w:hAnsi="Bodoni MT" w:eastAsia="等线"/>
-          <w:sz w:val="22"/>
-          <w:szCs w:val="22"/>
-        </w:rPr>
-        <w:t xml:space="preserve">Tomcat picks any free </w:t>
-      </w:r>
-      <w:r>
-        <w:rPr>
-          <w:rFonts w:hint="default" w:ascii="Bodoni MT" w:hAnsi="Bodoni MT" w:eastAsia="等线"/>
-          <w:i/>
-          <w:iCs/>
-          <w:sz w:val="22"/>
-          <w:szCs w:val="22"/>
-        </w:rPr>
-        <w:t>http-nio-*</w:t>
-      </w:r>
-      <w:r>
-        <w:rPr>
-          <w:rFonts w:hint="default" w:ascii="Bodoni MT" w:hAnsi="Bodoni MT" w:eastAsia="等线"/>
-          <w:sz w:val="22"/>
-          <w:szCs w:val="22"/>
-        </w:rPr>
-        <w:t xml:space="preserve"> thread</w:t>
-      </w:r>
-    </w:p>
-    <w:p>
-      <w:pPr>
-        <w:keepNext w:val="0"/>
-        <w:keepLines w:val="0"/>
-        <w:widowControl/>
-        <w:numPr>
-          <w:ilvl w:val="2"/>
-          <w:numId w:val="11"/>
-        </w:numPr>
-        <w:suppressLineNumbers w:val="0"/>
-        <w:spacing w:before="0" w:beforeAutospacing="0" w:after="0" w:afterAutospacing="0" w:line="360" w:lineRule="auto"/>
-        <w:ind w:left="1260" w:leftChars="0" w:right="0" w:hanging="420" w:firstLineChars="0"/>
-        <w:jc w:val="left"/>
-        <w:rPr>
-          <w:rFonts w:hint="default" w:ascii="Bodoni MT" w:hAnsi="Bodoni MT" w:eastAsia="等线"/>
-          <w:sz w:val="22"/>
-          <w:szCs w:val="22"/>
-        </w:rPr>
-      </w:pPr>
-      <w:r>
-        <w:rPr>
-          <w:rFonts w:hint="default" w:ascii="Bodoni MT" w:hAnsi="Bodoni MT" w:eastAsia="等线"/>
-          <w:sz w:val="22"/>
-          <w:szCs w:val="22"/>
-        </w:rPr>
-        <w:t>The chunk is written to the client</w:t>
-      </w:r>
-    </w:p>
-    <w:p>
-      <w:pPr>
-        <w:keepNext w:val="0"/>
-        <w:keepLines w:val="0"/>
-        <w:widowControl/>
-        <w:numPr>
-          <w:ilvl w:val="2"/>
-          <w:numId w:val="11"/>
-        </w:numPr>
-        <w:suppressLineNumbers w:val="0"/>
-        <w:spacing w:before="0" w:beforeAutospacing="0" w:after="0" w:afterAutospacing="0" w:line="360" w:lineRule="auto"/>
-        <w:ind w:left="1260" w:leftChars="0" w:right="0" w:hanging="420" w:firstLineChars="0"/>
-        <w:jc w:val="left"/>
-        <w:rPr>
-          <w:rFonts w:hint="default" w:ascii="Bodoni MT" w:hAnsi="Bodoni MT" w:eastAsia="等线" w:cs="Bodoni MT"/>
-          <w:sz w:val="22"/>
-          <w:szCs w:val="22"/>
-        </w:rPr>
-      </w:pPr>
-      <w:r>
-        <w:rPr>
-          <w:rFonts w:hint="default" w:ascii="Bodoni MT" w:hAnsi="Bodoni MT" w:eastAsia="等线"/>
-          <w:sz w:val="22"/>
-          <w:szCs w:val="22"/>
-        </w:rPr>
-        <w:t>The thread is released again</w:t>
-      </w:r>
-    </w:p>
-    <w:p>
-      <w:pPr>
-        <w:keepNext w:val="0"/>
-        <w:keepLines w:val="0"/>
-        <w:widowControl/>
-        <w:numPr>
-          <w:ilvl w:val="1"/>
-          <w:numId w:val="11"/>
-        </w:numPr>
-        <w:suppressLineNumbers w:val="0"/>
-        <w:spacing w:before="0" w:beforeAutospacing="0" w:after="0" w:afterAutospacing="0" w:line="360" w:lineRule="auto"/>
-        <w:ind w:left="840" w:leftChars="0" w:right="0" w:hanging="420" w:firstLineChars="0"/>
-        <w:jc w:val="left"/>
-        <w:rPr>
-          <w:rFonts w:hint="default" w:ascii="Bodoni MT" w:hAnsi="Bodoni MT" w:eastAsia="等线" w:cs="Bodoni MT"/>
-          <w:sz w:val="22"/>
-          <w:szCs w:val="22"/>
-        </w:rPr>
-      </w:pPr>
-      <w:r>
-        <w:rPr>
-          <w:rFonts w:hint="default" w:ascii="Bodoni MT" w:hAnsi="Bodoni MT" w:eastAsia="等线" w:cs="Bodoni MT"/>
-          <w:sz w:val="22"/>
-          <w:szCs w:val="22"/>
-          <w:lang w:val="en-US"/>
-        </w:rPr>
-        <w:t>T</w:t>
-      </w:r>
-      <w:r>
-        <w:rPr>
-          <w:rFonts w:hint="default" w:ascii="Bodoni MT" w:hAnsi="Bodoni MT" w:eastAsia="等线"/>
-          <w:sz w:val="22"/>
-          <w:szCs w:val="22"/>
-          <w:lang w:val="en-US"/>
-        </w:rPr>
-        <w:t>his process continues for every emitted chunk.</w:t>
-      </w:r>
-    </w:p>
-    <w:p>
-      <w:pPr>
-        <w:keepNext w:val="0"/>
-        <w:keepLines w:val="0"/>
-        <w:widowControl/>
-        <w:numPr>
-          <w:ilvl w:val="1"/>
-          <w:numId w:val="11"/>
-        </w:numPr>
-        <w:suppressLineNumbers w:val="0"/>
-        <w:spacing w:before="0" w:beforeAutospacing="0" w:after="0" w:afterAutospacing="0" w:line="360" w:lineRule="auto"/>
-        <w:ind w:left="840" w:leftChars="0" w:right="0" w:hanging="420" w:firstLineChars="0"/>
-        <w:jc w:val="left"/>
-        <w:rPr>
-          <w:rFonts w:hint="default" w:ascii="Bodoni MT" w:hAnsi="Bodoni MT" w:eastAsia="等线" w:cs="Bodoni MT"/>
-          <w:sz w:val="22"/>
-          <w:szCs w:val="22"/>
-        </w:rPr>
-      </w:pPr>
-      <w:r>
-        <w:rPr>
-          <w:rFonts w:hint="default" w:ascii="Bodoni MT" w:hAnsi="Bodoni MT" w:eastAsia="等线"/>
-          <w:sz w:val="22"/>
-          <w:szCs w:val="22"/>
-        </w:rPr>
-        <w:t>After the last chunk</w:t>
-      </w:r>
-      <w:r>
-        <w:rPr>
-          <w:rFonts w:hint="default" w:ascii="Bodoni MT" w:hAnsi="Bodoni MT" w:eastAsia="等线"/>
-          <w:sz w:val="22"/>
-          <w:szCs w:val="22"/>
-          <w:lang w:val="en-US"/>
-        </w:rPr>
-        <w:t>:</w:t>
-      </w:r>
-    </w:p>
-    <w:p>
-      <w:pPr>
-        <w:keepNext w:val="0"/>
-        <w:keepLines w:val="0"/>
-        <w:widowControl/>
-        <w:numPr>
-          <w:ilvl w:val="2"/>
-          <w:numId w:val="11"/>
-        </w:numPr>
-        <w:suppressLineNumbers w:val="0"/>
-        <w:spacing w:before="0" w:beforeAutospacing="0" w:after="0" w:afterAutospacing="0" w:line="360" w:lineRule="auto"/>
-        <w:ind w:left="1260" w:leftChars="0" w:right="0" w:hanging="420" w:firstLineChars="0"/>
-        <w:jc w:val="left"/>
-        <w:rPr>
-          <w:rFonts w:hint="default" w:ascii="Bodoni MT" w:hAnsi="Bodoni MT" w:eastAsia="等线"/>
-          <w:sz w:val="22"/>
-          <w:szCs w:val="22"/>
-        </w:rPr>
-      </w:pPr>
-      <w:r>
-        <w:rPr>
-          <w:rFonts w:hint="default" w:ascii="Bodoni MT" w:hAnsi="Bodoni MT" w:eastAsia="等线"/>
-          <w:sz w:val="22"/>
-          <w:szCs w:val="22"/>
-        </w:rPr>
-        <w:t xml:space="preserve">If the Flux </w:t>
-      </w:r>
-      <w:r>
-        <w:rPr>
-          <w:rFonts w:hint="default" w:ascii="Bodoni MT" w:hAnsi="Bodoni MT" w:eastAsia="等线"/>
-          <w:i/>
-          <w:iCs/>
-          <w:sz w:val="22"/>
-          <w:szCs w:val="22"/>
-        </w:rPr>
-        <w:t xml:space="preserve">completes </w:t>
-      </w:r>
-      <w:r>
-        <w:rPr>
-          <w:rFonts w:hint="default" w:ascii="Bodoni MT" w:hAnsi="Bodoni MT" w:eastAsia="等线"/>
-          <w:sz w:val="22"/>
-          <w:szCs w:val="22"/>
-        </w:rPr>
-        <w:t>OR</w:t>
-      </w:r>
-    </w:p>
-    <w:p>
-      <w:pPr>
-        <w:keepNext w:val="0"/>
-        <w:keepLines w:val="0"/>
-        <w:widowControl/>
-        <w:numPr>
-          <w:ilvl w:val="2"/>
-          <w:numId w:val="11"/>
-        </w:numPr>
-        <w:suppressLineNumbers w:val="0"/>
-        <w:spacing w:before="0" w:beforeAutospacing="0" w:after="0" w:afterAutospacing="0" w:line="360" w:lineRule="auto"/>
-        <w:ind w:left="1260" w:leftChars="0" w:right="0" w:hanging="420" w:firstLineChars="0"/>
-        <w:jc w:val="left"/>
-        <w:rPr>
-          <w:rFonts w:hint="default" w:ascii="Bodoni MT" w:hAnsi="Bodoni MT" w:eastAsia="等线"/>
-          <w:sz w:val="22"/>
-          <w:szCs w:val="22"/>
-        </w:rPr>
-      </w:pPr>
-      <w:r>
-        <w:rPr>
-          <w:rFonts w:hint="default" w:ascii="Bodoni MT" w:hAnsi="Bodoni MT" w:eastAsia="等线"/>
-          <w:sz w:val="22"/>
-          <w:szCs w:val="22"/>
-        </w:rPr>
-        <w:t xml:space="preserve">An </w:t>
-      </w:r>
-      <w:r>
-        <w:rPr>
-          <w:rFonts w:hint="default" w:ascii="Bodoni MT" w:hAnsi="Bodoni MT" w:eastAsia="等线"/>
-          <w:i/>
-          <w:iCs/>
-          <w:sz w:val="22"/>
-          <w:szCs w:val="22"/>
-        </w:rPr>
-        <w:t xml:space="preserve">error </w:t>
-      </w:r>
-      <w:r>
-        <w:rPr>
-          <w:rFonts w:hint="default" w:ascii="Bodoni MT" w:hAnsi="Bodoni MT" w:eastAsia="等线"/>
-          <w:sz w:val="22"/>
-          <w:szCs w:val="22"/>
-        </w:rPr>
-        <w:t>occurs OR</w:t>
-      </w:r>
-    </w:p>
-    <w:p>
-      <w:pPr>
-        <w:keepNext w:val="0"/>
-        <w:keepLines w:val="0"/>
-        <w:widowControl/>
-        <w:numPr>
-          <w:ilvl w:val="2"/>
-          <w:numId w:val="11"/>
-        </w:numPr>
-        <w:suppressLineNumbers w:val="0"/>
-        <w:spacing w:before="0" w:beforeAutospacing="0" w:after="0" w:afterAutospacing="0" w:line="360" w:lineRule="auto"/>
-        <w:ind w:left="1260" w:leftChars="0" w:right="0" w:hanging="420" w:firstLineChars="0"/>
-        <w:jc w:val="left"/>
-        <w:rPr>
-          <w:rFonts w:hint="default" w:ascii="Bodoni MT" w:hAnsi="Bodoni MT" w:eastAsia="等线"/>
-          <w:sz w:val="22"/>
-          <w:szCs w:val="22"/>
-        </w:rPr>
-      </w:pPr>
-      <w:r>
-        <w:rPr>
-          <w:rFonts w:hint="default" w:ascii="Bodoni MT" w:hAnsi="Bodoni MT" w:eastAsia="等线"/>
-          <w:sz w:val="22"/>
-          <w:szCs w:val="22"/>
-        </w:rPr>
-        <w:t xml:space="preserve">Async </w:t>
-      </w:r>
-      <w:r>
-        <w:rPr>
-          <w:rFonts w:hint="default" w:ascii="Bodoni MT" w:hAnsi="Bodoni MT" w:eastAsia="等线"/>
-          <w:i/>
-          <w:iCs/>
-          <w:sz w:val="22"/>
-          <w:szCs w:val="22"/>
-        </w:rPr>
-        <w:t xml:space="preserve">timeout </w:t>
-      </w:r>
-      <w:r>
-        <w:rPr>
-          <w:rFonts w:hint="default" w:ascii="Bodoni MT" w:hAnsi="Bodoni MT" w:eastAsia="等线"/>
-          <w:sz w:val="22"/>
-          <w:szCs w:val="22"/>
-        </w:rPr>
-        <w:t>happens OR</w:t>
-      </w:r>
-    </w:p>
-    <w:p>
-      <w:pPr>
-        <w:keepNext w:val="0"/>
-        <w:keepLines w:val="0"/>
-        <w:widowControl/>
-        <w:numPr>
-          <w:ilvl w:val="2"/>
-          <w:numId w:val="11"/>
-        </w:numPr>
-        <w:suppressLineNumbers w:val="0"/>
-        <w:spacing w:before="0" w:beforeAutospacing="0" w:after="0" w:afterAutospacing="0" w:line="360" w:lineRule="auto"/>
-        <w:ind w:left="1260" w:leftChars="0" w:right="0" w:hanging="420" w:firstLineChars="0"/>
-        <w:jc w:val="left"/>
-        <w:rPr>
-          <w:rFonts w:hint="default" w:ascii="Bodoni MT" w:hAnsi="Bodoni MT" w:eastAsia="等线" w:cs="Bodoni MT"/>
-          <w:sz w:val="22"/>
-          <w:szCs w:val="22"/>
-        </w:rPr>
-      </w:pPr>
-      <w:r>
-        <w:rPr>
-          <w:rFonts w:hint="default" w:ascii="Bodoni MT" w:hAnsi="Bodoni MT" w:eastAsia="等线"/>
-          <w:sz w:val="22"/>
-          <w:szCs w:val="22"/>
-        </w:rPr>
-        <w:t xml:space="preserve">Client </w:t>
-      </w:r>
-      <w:r>
-        <w:rPr>
-          <w:rFonts w:hint="default" w:ascii="Bodoni MT" w:hAnsi="Bodoni MT" w:eastAsia="等线"/>
-          <w:i/>
-          <w:iCs/>
-          <w:sz w:val="22"/>
-          <w:szCs w:val="22"/>
-        </w:rPr>
-        <w:t xml:space="preserve">closes </w:t>
-      </w:r>
-      <w:r>
-        <w:rPr>
-          <w:rFonts w:hint="default" w:ascii="Bodoni MT" w:hAnsi="Bodoni MT" w:eastAsia="等线"/>
-          <w:sz w:val="22"/>
-          <w:szCs w:val="22"/>
-        </w:rPr>
-        <w:t>the connection</w:t>
-      </w:r>
-    </w:p>
-    <w:p>
-      <w:pPr>
-        <w:keepNext w:val="0"/>
-        <w:keepLines w:val="0"/>
-        <w:widowControl/>
-        <w:numPr>
-          <w:ilvl w:val="1"/>
-          <w:numId w:val="11"/>
-        </w:numPr>
-        <w:suppressLineNumbers w:val="0"/>
-        <w:spacing w:before="0" w:beforeAutospacing="0" w:after="0" w:afterAutospacing="0" w:line="360" w:lineRule="auto"/>
-        <w:ind w:left="840" w:leftChars="0" w:right="0" w:hanging="420" w:firstLineChars="0"/>
-        <w:jc w:val="left"/>
-        <w:rPr>
-          <w:rFonts w:hint="default" w:ascii="Bodoni MT" w:hAnsi="Bodoni MT" w:eastAsia="等线" w:cs="Bodoni MT"/>
-          <w:sz w:val="22"/>
-          <w:szCs w:val="22"/>
-        </w:rPr>
-      </w:pPr>
-      <w:r>
-        <w:rPr>
-          <w:rFonts w:hint="default" w:ascii="Bodoni MT" w:hAnsi="Bodoni MT" w:eastAsia="等线"/>
-          <w:sz w:val="22"/>
-          <w:szCs w:val="22"/>
-        </w:rPr>
-        <w:t xml:space="preserve">The async request must now be formally completed, because it was previously put into async mode using </w:t>
-      </w:r>
-      <w:r>
-        <w:rPr>
-          <w:rFonts w:hint="default" w:ascii="Bodoni MT" w:hAnsi="Bodoni MT" w:eastAsia="等线"/>
-          <w:i/>
-          <w:iCs/>
-          <w:sz w:val="22"/>
-          <w:szCs w:val="22"/>
-        </w:rPr>
-        <w:t>request.startAsync()</w:t>
-      </w:r>
-    </w:p>
-    <w:p>
-      <w:pPr>
-        <w:keepNext w:val="0"/>
-        <w:keepLines w:val="0"/>
-        <w:widowControl/>
-        <w:numPr>
-          <w:ilvl w:val="1"/>
-          <w:numId w:val="11"/>
-        </w:numPr>
-        <w:suppressLineNumbers w:val="0"/>
-        <w:spacing w:before="0" w:beforeAutospacing="0" w:after="0" w:afterAutospacing="0" w:line="360" w:lineRule="auto"/>
-        <w:ind w:left="840" w:leftChars="0" w:right="0" w:hanging="420" w:firstLineChars="0"/>
-        <w:jc w:val="left"/>
-        <w:rPr>
-          <w:rFonts w:hint="default" w:ascii="Bodoni MT" w:hAnsi="Bodoni MT" w:eastAsia="等线" w:cs="Bodoni MT"/>
-          <w:sz w:val="22"/>
-          <w:szCs w:val="22"/>
-        </w:rPr>
-      </w:pPr>
-      <w:r>
-        <w:rPr>
-          <w:rFonts w:hint="default" w:ascii="Bodoni MT" w:hAnsi="Bodoni MT" w:eastAsia="等线"/>
-          <w:sz w:val="22"/>
-          <w:szCs w:val="22"/>
-        </w:rPr>
-        <w:t xml:space="preserve">Tomcat performs an ASYNC </w:t>
-      </w:r>
-      <w:r>
-        <w:rPr>
-          <w:rFonts w:hint="default" w:ascii="Bodoni MT" w:hAnsi="Bodoni MT" w:eastAsia="等线"/>
-          <w:b/>
-          <w:bCs/>
-          <w:sz w:val="22"/>
-          <w:szCs w:val="22"/>
-        </w:rPr>
-        <w:t>re-dispatch</w:t>
-      </w:r>
-      <w:r>
-        <w:rPr>
-          <w:rFonts w:hint="default" w:ascii="Bodoni MT" w:hAnsi="Bodoni MT" w:eastAsia="等线"/>
-          <w:sz w:val="22"/>
-          <w:szCs w:val="22"/>
-          <w:lang w:val="en-US"/>
-        </w:rPr>
-        <w:t xml:space="preserve">  </w:t>
-      </w:r>
-    </w:p>
-    <w:p>
-      <w:pPr>
-        <w:keepNext w:val="0"/>
-        <w:keepLines w:val="0"/>
-        <w:widowControl/>
-        <w:numPr>
-          <w:ilvl w:val="2"/>
-          <w:numId w:val="11"/>
-        </w:numPr>
-        <w:suppressLineNumbers w:val="0"/>
-        <w:spacing w:before="0" w:beforeAutospacing="0" w:after="0" w:afterAutospacing="0" w:line="360" w:lineRule="auto"/>
-        <w:ind w:left="1260" w:leftChars="0" w:right="0" w:hanging="420" w:firstLineChars="0"/>
-        <w:jc w:val="left"/>
-        <w:rPr>
-          <w:rFonts w:hint="default" w:ascii="Bodoni MT" w:hAnsi="Bodoni MT" w:eastAsia="等线"/>
-          <w:sz w:val="22"/>
-          <w:szCs w:val="22"/>
-        </w:rPr>
-      </w:pPr>
-      <w:r>
-        <w:rPr>
-          <w:rFonts w:hint="default" w:ascii="Bodoni MT" w:hAnsi="Bodoni MT" w:eastAsia="等线"/>
-          <w:b/>
-          <w:bCs/>
-          <w:color w:val="C00000"/>
-          <w:sz w:val="22"/>
-          <w:szCs w:val="22"/>
-        </w:rPr>
-        <w:t xml:space="preserve">DispatcherType </w:t>
-      </w:r>
-      <w:r>
-        <w:rPr>
-          <w:rFonts w:hint="default" w:ascii="Bodoni MT" w:hAnsi="Bodoni MT" w:eastAsia="等线"/>
-          <w:color w:val="C00000"/>
-          <w:sz w:val="22"/>
-          <w:szCs w:val="22"/>
-        </w:rPr>
-        <w:t xml:space="preserve">is set to </w:t>
-      </w:r>
-      <w:r>
-        <w:rPr>
-          <w:rFonts w:hint="default" w:ascii="Bodoni MT" w:hAnsi="Bodoni MT" w:eastAsia="等线"/>
-          <w:b/>
-          <w:bCs/>
-          <w:color w:val="C00000"/>
-          <w:sz w:val="22"/>
-          <w:szCs w:val="22"/>
-        </w:rPr>
-        <w:t>ASYNC</w:t>
-      </w:r>
-      <w:r>
-        <w:rPr>
-          <w:rFonts w:hint="default" w:ascii="Bodoni MT" w:hAnsi="Bodoni MT" w:eastAsia="等线"/>
-          <w:b/>
-          <w:bCs/>
-          <w:sz w:val="22"/>
-          <w:szCs w:val="22"/>
-          <w:lang w:val="en-US"/>
-        </w:rPr>
-        <w:t xml:space="preserve">   </w:t>
-      </w:r>
-    </w:p>
-    <w:p>
-      <w:pPr>
-        <w:keepNext w:val="0"/>
-        <w:keepLines w:val="0"/>
-        <w:widowControl/>
-        <w:numPr>
-          <w:ilvl w:val="2"/>
-          <w:numId w:val="11"/>
-        </w:numPr>
-        <w:suppressLineNumbers w:val="0"/>
-        <w:spacing w:before="0" w:beforeAutospacing="0" w:after="0" w:afterAutospacing="0" w:line="360" w:lineRule="auto"/>
-        <w:ind w:left="1260" w:leftChars="0" w:right="0" w:hanging="420" w:firstLineChars="0"/>
-        <w:jc w:val="left"/>
-        <w:rPr>
-          <w:rFonts w:hint="default" w:ascii="Bodoni MT" w:hAnsi="Bodoni MT" w:eastAsia="等线"/>
-          <w:sz w:val="22"/>
-          <w:szCs w:val="22"/>
-        </w:rPr>
-      </w:pPr>
-      <w:r>
-        <w:rPr>
-          <w:rFonts w:hint="default" w:ascii="Bodoni MT" w:hAnsi="Bodoni MT" w:eastAsia="等线"/>
-          <w:sz w:val="22"/>
-          <w:szCs w:val="22"/>
-        </w:rPr>
-        <w:t>Filters configured for ASYNC are invoked</w:t>
-      </w:r>
-    </w:p>
-    <w:p>
-      <w:pPr>
-        <w:keepNext w:val="0"/>
-        <w:keepLines w:val="0"/>
-        <w:widowControl/>
-        <w:numPr>
-          <w:ilvl w:val="2"/>
-          <w:numId w:val="11"/>
-        </w:numPr>
-        <w:suppressLineNumbers w:val="0"/>
-        <w:spacing w:before="0" w:beforeAutospacing="0" w:after="0" w:afterAutospacing="0" w:line="360" w:lineRule="auto"/>
-        <w:ind w:left="1260" w:leftChars="0" w:right="0" w:hanging="420" w:firstLineChars="0"/>
-        <w:jc w:val="left"/>
-        <w:rPr>
-          <w:rFonts w:hint="default" w:ascii="Bodoni MT" w:hAnsi="Bodoni MT" w:eastAsia="等线"/>
-          <w:sz w:val="22"/>
-          <w:szCs w:val="22"/>
-        </w:rPr>
-      </w:pPr>
-      <w:r>
-        <w:rPr>
-          <w:rFonts w:hint="default" w:ascii="Bodoni MT" w:hAnsi="Bodoni MT" w:eastAsia="等线"/>
-          <w:sz w:val="22"/>
-          <w:szCs w:val="22"/>
-        </w:rPr>
-        <w:t>DispatcherServlet resumes async processing</w:t>
-      </w:r>
-    </w:p>
-    <w:p>
-      <w:pPr>
-        <w:keepNext w:val="0"/>
-        <w:keepLines w:val="0"/>
-        <w:widowControl/>
-        <w:numPr>
-          <w:ilvl w:val="2"/>
-          <w:numId w:val="11"/>
-        </w:numPr>
-        <w:suppressLineNumbers w:val="0"/>
-        <w:spacing w:before="0" w:beforeAutospacing="0" w:after="0" w:afterAutospacing="0" w:line="360" w:lineRule="auto"/>
-        <w:ind w:left="1260" w:leftChars="0" w:right="0" w:hanging="420" w:firstLineChars="0"/>
-        <w:jc w:val="left"/>
-        <w:rPr>
-          <w:rFonts w:hint="default" w:ascii="Bodoni MT" w:hAnsi="Bodoni MT" w:eastAsia="等线" w:cs="Bodoni MT"/>
-          <w:sz w:val="22"/>
-          <w:szCs w:val="22"/>
-        </w:rPr>
-      </w:pPr>
-      <w:r>
-        <w:rPr>
-          <w:rFonts w:hint="default" w:ascii="Bodoni MT" w:hAnsi="Bodoni MT" w:eastAsia="等线"/>
-          <w:color w:val="C00000"/>
-          <w:sz w:val="22"/>
-          <w:szCs w:val="22"/>
           <w:shd w:val="clear" w:color="FFFFFF" w:fill="D9D9D9"/>
-        </w:rPr>
-        <w:t>Controller method is NOT called again</w:t>
-      </w:r>
-      <w:r>
-        <w:rPr>
-          <w:rFonts w:hint="default" w:ascii="Bodoni MT" w:hAnsi="Bodoni MT" w:eastAsia="等线"/>
-          <w:sz w:val="22"/>
-          <w:szCs w:val="22"/>
-          <w:lang w:val="en-US"/>
-        </w:rPr>
-        <w:t xml:space="preserve">  </w:t>
-      </w:r>
-    </w:p>
-    <w:p>
-      <w:pPr>
-        <w:keepNext w:val="0"/>
-        <w:keepLines w:val="0"/>
-        <w:widowControl/>
-        <w:numPr>
-          <w:ilvl w:val="1"/>
-          <w:numId w:val="11"/>
-        </w:numPr>
-        <w:suppressLineNumbers w:val="0"/>
-        <w:spacing w:before="0" w:beforeAutospacing="0" w:after="0" w:afterAutospacing="0" w:line="360" w:lineRule="auto"/>
-        <w:ind w:left="840" w:leftChars="0" w:right="0" w:hanging="420" w:firstLineChars="0"/>
-        <w:jc w:val="left"/>
-        <w:rPr>
-          <w:rFonts w:hint="default" w:ascii="Bodoni MT" w:hAnsi="Bodoni MT" w:eastAsia="等线" w:cs="Bodoni MT"/>
-          <w:sz w:val="22"/>
-          <w:szCs w:val="22"/>
-        </w:rPr>
-      </w:pPr>
-      <w:r>
-        <w:rPr>
-          <w:rFonts w:hint="default" w:ascii="Bodoni MT" w:hAnsi="Bodoni MT" w:eastAsia="等线"/>
-          <w:sz w:val="22"/>
-          <w:szCs w:val="22"/>
-        </w:rPr>
-        <w:t xml:space="preserve">Spring calls </w:t>
-      </w:r>
-      <w:r>
-        <w:rPr>
-          <w:rFonts w:hint="default" w:ascii="Bodoni MT" w:hAnsi="Bodoni MT" w:eastAsia="等线"/>
-          <w:b/>
-          <w:bCs/>
-          <w:sz w:val="22"/>
-          <w:szCs w:val="22"/>
-          <w:shd w:val="clear" w:color="FFFFFF" w:fill="D9D9D9"/>
-        </w:rPr>
-        <w:t>AsyncContext.complete()</w:t>
-      </w:r>
-      <w:r>
-        <w:rPr>
-          <w:rFonts w:hint="default" w:ascii="Bodoni MT" w:hAnsi="Bodoni MT" w:eastAsia="等线"/>
-          <w:b w:val="0"/>
-          <w:bCs w:val="0"/>
-          <w:sz w:val="22"/>
-          <w:szCs w:val="22"/>
-          <w:shd w:val="clear" w:color="auto" w:fill="auto"/>
-          <w:lang w:val="en-US"/>
-        </w:rPr>
-        <w:t xml:space="preserve">  </w:t>
-      </w:r>
-    </w:p>
-    <w:p>
-      <w:pPr>
-        <w:keepNext w:val="0"/>
-        <w:keepLines w:val="0"/>
-        <w:widowControl/>
-        <w:numPr>
-          <w:ilvl w:val="1"/>
-          <w:numId w:val="11"/>
-        </w:numPr>
-        <w:suppressLineNumbers w:val="0"/>
-        <w:spacing w:before="0" w:beforeAutospacing="0" w:after="0" w:afterAutospacing="0" w:line="360" w:lineRule="auto"/>
-        <w:ind w:left="840" w:leftChars="0" w:right="0" w:hanging="420" w:firstLineChars="0"/>
-        <w:jc w:val="left"/>
-        <w:rPr>
-          <w:rFonts w:hint="default" w:ascii="Bodoni MT" w:hAnsi="Bodoni MT" w:eastAsia="等线"/>
-          <w:sz w:val="22"/>
-          <w:szCs w:val="22"/>
-        </w:rPr>
-      </w:pPr>
-      <w:r>
-        <w:rPr>
-          <w:rFonts w:hint="default" w:ascii="Bodoni MT" w:hAnsi="Bodoni MT" w:eastAsia="等线"/>
-          <w:sz w:val="22"/>
-          <w:szCs w:val="22"/>
-        </w:rPr>
-        <w:t>Tomcat:</w:t>
-      </w:r>
-    </w:p>
-    <w:p>
-      <w:pPr>
-        <w:keepNext w:val="0"/>
-        <w:keepLines w:val="0"/>
-        <w:widowControl/>
-        <w:numPr>
-          <w:ilvl w:val="2"/>
-          <w:numId w:val="11"/>
-        </w:numPr>
-        <w:suppressLineNumbers w:val="0"/>
-        <w:spacing w:before="0" w:beforeAutospacing="0" w:after="0" w:afterAutospacing="0" w:line="360" w:lineRule="auto"/>
-        <w:ind w:left="1260" w:leftChars="0" w:right="0" w:hanging="420" w:firstLineChars="0"/>
-        <w:jc w:val="left"/>
-        <w:rPr>
-          <w:rFonts w:hint="default" w:ascii="Bodoni MT" w:hAnsi="Bodoni MT" w:eastAsia="等线"/>
-          <w:sz w:val="22"/>
-          <w:szCs w:val="22"/>
-        </w:rPr>
-      </w:pPr>
-      <w:r>
-        <w:rPr>
-          <w:rFonts w:hint="default" w:ascii="Bodoni MT" w:hAnsi="Bodoni MT" w:eastAsia="等线"/>
-          <w:sz w:val="22"/>
-          <w:szCs w:val="22"/>
-        </w:rPr>
-        <w:t>Finalizes the response</w:t>
-      </w:r>
-    </w:p>
-    <w:p>
-      <w:pPr>
-        <w:keepNext w:val="0"/>
-        <w:keepLines w:val="0"/>
-        <w:widowControl/>
-        <w:numPr>
-          <w:ilvl w:val="2"/>
-          <w:numId w:val="11"/>
-        </w:numPr>
-        <w:suppressLineNumbers w:val="0"/>
-        <w:spacing w:before="0" w:beforeAutospacing="0" w:after="0" w:afterAutospacing="0" w:line="360" w:lineRule="auto"/>
-        <w:ind w:left="1260" w:leftChars="0" w:right="0" w:hanging="420" w:firstLineChars="0"/>
-        <w:jc w:val="left"/>
-        <w:rPr>
-          <w:rFonts w:hint="default" w:ascii="Bodoni MT" w:hAnsi="Bodoni MT" w:eastAsia="等线"/>
-          <w:sz w:val="22"/>
-          <w:szCs w:val="22"/>
-        </w:rPr>
-      </w:pPr>
-      <w:r>
-        <w:rPr>
-          <w:rFonts w:hint="default" w:ascii="Bodoni MT" w:hAnsi="Bodoni MT" w:eastAsia="等线"/>
-          <w:sz w:val="22"/>
-          <w:szCs w:val="22"/>
-        </w:rPr>
-        <w:t>Triggers async listeners (onComplete, onError, onTimeout)</w:t>
-      </w:r>
-    </w:p>
-    <w:p>
-      <w:pPr>
-        <w:keepNext w:val="0"/>
-        <w:keepLines w:val="0"/>
-        <w:widowControl/>
-        <w:numPr>
-          <w:ilvl w:val="2"/>
-          <w:numId w:val="11"/>
-        </w:numPr>
-        <w:suppressLineNumbers w:val="0"/>
-        <w:spacing w:before="0" w:beforeAutospacing="0" w:after="0" w:afterAutospacing="0" w:line="360" w:lineRule="auto"/>
-        <w:ind w:left="1260" w:leftChars="0" w:right="0" w:hanging="420" w:firstLineChars="0"/>
-        <w:jc w:val="left"/>
-        <w:rPr>
-          <w:rFonts w:hint="default" w:ascii="Bodoni MT" w:hAnsi="Bodoni MT" w:eastAsia="等线"/>
-          <w:sz w:val="22"/>
-          <w:szCs w:val="22"/>
-        </w:rPr>
-      </w:pPr>
-      <w:r>
-        <w:rPr>
-          <w:rFonts w:hint="default" w:ascii="Bodoni MT" w:hAnsi="Bodoni MT" w:eastAsia="等线"/>
-          <w:sz w:val="22"/>
-          <w:szCs w:val="22"/>
-        </w:rPr>
-        <w:t>Cleans up request/response resources</w:t>
-      </w:r>
-    </w:p>
-    <w:p>
-      <w:pPr>
-        <w:keepNext w:val="0"/>
-        <w:keepLines w:val="0"/>
-        <w:widowControl/>
-        <w:numPr>
-          <w:ilvl w:val="2"/>
-          <w:numId w:val="11"/>
-        </w:numPr>
-        <w:suppressLineNumbers w:val="0"/>
-        <w:spacing w:before="0" w:beforeAutospacing="0" w:after="0" w:afterAutospacing="0" w:line="360" w:lineRule="auto"/>
-        <w:ind w:left="1260" w:leftChars="0" w:right="0" w:hanging="420" w:firstLineChars="0"/>
-        <w:jc w:val="left"/>
-        <w:rPr>
-          <w:rFonts w:hint="default" w:ascii="Bodoni MT" w:hAnsi="Bodoni MT" w:eastAsia="等线" w:cs="Bodoni MT"/>
-          <w:sz w:val="22"/>
-          <w:szCs w:val="22"/>
-        </w:rPr>
-      </w:pPr>
-      <w:r>
-        <w:rPr>
-          <w:rFonts w:hint="default" w:ascii="Bodoni MT" w:hAnsi="Bodoni MT" w:eastAsia="等线"/>
-          <w:sz w:val="22"/>
-          <w:szCs w:val="22"/>
-        </w:rPr>
-        <w:t>Ends the request lifecycle</w:t>
-      </w:r>
-    </w:p>
-    <w:p>
-      <w:pPr>
-        <w:rPr>
-          <w:rFonts w:hint="default" w:ascii="Bodoni MT" w:hAnsi="Bodoni MT" w:eastAsia="等线" w:cs="Bodoni MT"/>
-          <w:sz w:val="22"/>
-          <w:szCs w:val="22"/>
-        </w:rPr>
-      </w:pPr>
-      <w:r>
-        <w:rPr>
-          <w:rFonts w:hint="default" w:ascii="Bodoni MT" w:hAnsi="Bodoni MT" w:eastAsia="等线" w:cs="Bodoni MT"/>
-          <w:sz w:val="22"/>
-          <w:szCs w:val="22"/>
-          <w:lang w:val="en-US"/>
-        </w:rPr>
-        <w:br w:type="page"/>
-      </w:r>
-    </w:p>
-    <w:p>
-      <w:pPr>
-        <w:keepNext w:val="0"/>
-        <w:keepLines w:val="0"/>
-        <w:widowControl/>
-        <w:numPr>
-          <w:ilvl w:val="0"/>
-          <w:numId w:val="11"/>
-        </w:numPr>
-        <w:suppressLineNumbers w:val="0"/>
-        <w:spacing w:before="0" w:beforeAutospacing="0" w:after="0" w:afterAutospacing="0" w:line="360" w:lineRule="auto"/>
-        <w:ind w:left="420" w:leftChars="0" w:right="0" w:hanging="420" w:firstLineChars="0"/>
-        <w:jc w:val="left"/>
-        <w:rPr>
-          <w:rFonts w:hint="default" w:ascii="Bodoni MT" w:hAnsi="Bodoni MT" w:eastAsia="等线" w:cs="Bodoni MT"/>
-          <w:sz w:val="22"/>
-          <w:szCs w:val="22"/>
-        </w:rPr>
-      </w:pPr>
-      <w:r>
-        <w:rPr>
-          <w:rFonts w:hint="default" w:ascii="Bodoni MT" w:hAnsi="Bodoni MT" w:eastAsia="等线" w:cs="Bodoni MT"/>
-          <w:sz w:val="22"/>
-          <w:szCs w:val="22"/>
           <w:lang w:val="en-US"/>
         </w:rPr>
         <w:t>Dispatcher.ASYNC allowance in security filter chain.</w:t>
@@ -15114,35 +14493,6 @@
           <w:lang w:val="en-US"/>
         </w:rPr>
         <w:t>.</w:t>
-      </w:r>
-    </w:p>
-    <w:p>
-      <w:pPr>
-        <w:keepNext w:val="0"/>
-        <w:keepLines w:val="0"/>
-        <w:widowControl/>
-        <w:numPr>
-          <w:ilvl w:val="1"/>
-          <w:numId w:val="11"/>
-        </w:numPr>
-        <w:suppressLineNumbers w:val="0"/>
-        <w:spacing w:before="0" w:beforeAutospacing="0" w:after="0" w:afterAutospacing="0" w:line="360" w:lineRule="auto"/>
-        <w:ind w:left="840" w:leftChars="0" w:right="0" w:hanging="420" w:firstLineChars="0"/>
-        <w:jc w:val="left"/>
-        <w:rPr>
-          <w:rFonts w:hint="default" w:ascii="Bodoni MT" w:hAnsi="Bodoni MT" w:eastAsia="等线" w:cs="Bodoni MT"/>
-          <w:sz w:val="22"/>
-          <w:szCs w:val="22"/>
-        </w:rPr>
-      </w:pPr>
-      <w:r>
-        <w:rPr>
-          <w:rFonts w:hint="default" w:ascii="Bodoni MT" w:hAnsi="Bodoni MT" w:eastAsia="等线" w:cs="Bodoni MT"/>
-          <w:sz w:val="22"/>
-          <w:szCs w:val="22"/>
-          <w:lang w:val="en-IN"/>
-        </w:rPr>
-        <w:t>F</w:t>
       </w:r>
     </w:p>
     <w:p>
@@ -16619,6 +15969,24 @@
     </w:p>
     <w:p>
       <w:pPr>
+        <w:rPr>
+          <w:rFonts w:hint="default" w:ascii="Bodoni MT" w:hAnsi="Bodoni MT" w:eastAsia="等线" w:cs="Bodoni MT"/>
+          <w:sz w:val="22"/>
+          <w:szCs w:val="22"/>
+        </w:rPr>
+      </w:pPr>
+      <w:r>
+        <w:rPr>
+          <w:rFonts w:hint="default" w:ascii="Bodoni MT" w:hAnsi="Bodoni MT" w:eastAsia="等线" w:cs="Bodoni MT"/>
+          <w:sz w:val="22"/>
+          <w:szCs w:val="22"/>
+          <w:lang w:val="en-IN"/>
+        </w:rPr>
+        <w:br w:type="page"/>
+      </w:r>
+    </w:p>
+    <w:p>
+      <w:pPr>
         <w:keepNext w:val="0"/>
         <w:keepLines w:val="0"/>
         <w:widowControl/>
@@ -16643,7 +16011,65 @@
           <w:szCs w:val="22"/>
           <w:lang w:val="en-IN"/>
         </w:rPr>
-        <w:t>F</w:t>
+        <w:t xml:space="preserve">Without produce: </w:t>
+      </w:r>
+    </w:p>
+    <w:p>
+      <w:pPr>
+        <w:keepNext w:val="0"/>
+        <w:keepLines w:val="0"/>
+        <w:widowControl/>
+        <w:numPr>
+          <w:ilvl w:val="1"/>
+          <w:numId w:val="11"/>
+        </w:numPr>
+        <w:suppressLineNumbers w:val="0"/>
+        <w:spacing w:before="0" w:beforeAutospacing="0" w:after="0" w:afterAutospacing="0" w:line="360" w:lineRule="auto"/>
+        <w:ind w:left="840" w:leftChars="0" w:right="0" w:hanging="420" w:firstLineChars="0"/>
+        <w:jc w:val="left"/>
+        <w:rPr>
+          <w:rFonts w:hint="default" w:ascii="Bodoni MT" w:hAnsi="Bodoni MT" w:eastAsia="等线" w:cs="Bodoni MT"/>
+          <w:sz w:val="22"/>
+          <w:szCs w:val="22"/>
+        </w:rPr>
+      </w:pPr>
+      <w:r>
+        <w:rPr>
+          <w:rFonts w:hint="default" w:ascii="Bodoni MT" w:hAnsi="Bodoni MT" w:eastAsia="等线" w:cs="Bodoni MT"/>
+          <w:sz w:val="22"/>
+          <w:szCs w:val="22"/>
+          <w:lang w:val="en-IN"/>
+        </w:rPr>
+        <w:t xml:space="preserve">delay: all parallel threads, </w:t>
+      </w:r>
+    </w:p>
+    <w:p>
+      <w:pPr>
+        <w:keepNext w:val="0"/>
+        <w:keepLines w:val="0"/>
+        <w:widowControl/>
+        <w:numPr>
+          <w:ilvl w:val="1"/>
+          <w:numId w:val="11"/>
+        </w:numPr>
+        <w:suppressLineNumbers w:val="0"/>
+        <w:spacing w:before="0" w:beforeAutospacing="0" w:after="0" w:afterAutospacing="0" w:line="360" w:lineRule="auto"/>
+        <w:ind w:left="840" w:leftChars="0" w:right="0" w:hanging="420" w:firstLineChars="0"/>
+        <w:jc w:val="left"/>
+        <w:rPr>
+          <w:rFonts w:hint="default" w:ascii="Bodoni MT" w:hAnsi="Bodoni MT" w:eastAsia="等线" w:cs="Bodoni MT"/>
+          <w:sz w:val="22"/>
+          <w:szCs w:val="22"/>
+        </w:rPr>
+      </w:pPr>
+      <w:r>
+        <w:rPr>
+          <w:rFonts w:hint="default" w:ascii="Bodoni MT" w:hAnsi="Bodoni MT" w:eastAsia="等线" w:cs="Bodoni MT"/>
+          <w:sz w:val="22"/>
+          <w:szCs w:val="22"/>
+          <w:lang w:val="en-IN"/>
+        </w:rPr>
+        <w:t>Non delay: http-nio-8080-exec-2 and tasks</w:t>
       </w:r>
     </w:p>
     <w:p>
@@ -16672,7 +16098,7 @@
           <w:szCs w:val="22"/>
           <w:lang w:val="en-IN"/>
         </w:rPr>
-        <w:t xml:space="preserve">Without produce: </w:t>
+        <w:t>With produce:</w:t>
       </w:r>
     </w:p>
     <w:p>
@@ -16701,7 +16127,7 @@
           <w:szCs w:val="22"/>
           <w:lang w:val="en-IN"/>
         </w:rPr>
-        <w:t xml:space="preserve">delay: all parallel threads, </w:t>
+        <w:t>Delay: all parallel threads</w:t>
       </w:r>
     </w:p>
     <w:p>
@@ -16730,93 +16156,6 @@
           <w:szCs w:val="22"/>
           <w:lang w:val="en-IN"/>
         </w:rPr>
-        <w:t>Non delay: http-nio-8080-exec-2 and tasks</w:t>
-      </w:r>
-    </w:p>
-    <w:p>
-      <w:pPr>
-        <w:keepNext w:val="0"/>
-        <w:keepLines w:val="0"/>
-        <w:widowControl/>
-        <w:numPr>
-          <w:ilvl w:val="0"/>
-          <w:numId w:val="11"/>
-        </w:numPr>
-        <w:suppressLineNumbers w:val="0"/>
-        <w:spacing w:before="0" w:beforeAutospacing="0" w:after="0" w:afterAutospacing="0" w:line="360" w:lineRule="auto"/>
-        <w:ind w:left="420" w:leftChars="0" w:right="0" w:hanging="420" w:firstLineChars="0"/>
-        <w:jc w:val="left"/>
-        <w:rPr>
-          <w:rFonts w:hint="default" w:ascii="Bodoni MT" w:hAnsi="Bodoni MT" w:eastAsia="等线" w:cs="Bodoni MT"/>
-          <w:sz w:val="22"/>
-          <w:szCs w:val="22"/>
-        </w:rPr>
-      </w:pPr>
-      <w:r>
-        <w:rPr>
-          <w:rFonts w:hint="default" w:ascii="Bodoni MT" w:hAnsi="Bodoni MT" w:eastAsia="等线" w:cs="Bodoni MT"/>
-          <w:sz w:val="22"/>
-          <w:szCs w:val="22"/>
-          <w:lang w:val="en-IN"/>
-        </w:rPr>
-        <w:t>With produce:</w:t>
-      </w:r>
-    </w:p>
-    <w:p>
-      <w:pPr>
-        <w:keepNext w:val="0"/>
-        <w:keepLines w:val="0"/>
-        <w:widowControl/>
-        <w:numPr>
-          <w:ilvl w:val="1"/>
-          <w:numId w:val="11"/>
-        </w:numPr>
-        <w:suppressLineNumbers w:val="0"/>
-        <w:spacing w:before="0" w:beforeAutospacing="0" w:after="0" w:afterAutospacing="0" w:line="360" w:lineRule="auto"/>
-        <w:ind w:left="840" w:leftChars="0" w:right="0" w:hanging="420" w:firstLineChars="0"/>
-        <w:jc w:val="left"/>
-        <w:rPr>
-          <w:rFonts w:hint="default" w:ascii="Bodoni MT" w:hAnsi="Bodoni MT" w:eastAsia="等线" w:cs="Bodoni MT"/>
-          <w:sz w:val="22"/>
-          <w:szCs w:val="22"/>
-        </w:rPr>
-      </w:pPr>
-      <w:r>
-        <w:rPr>
-          <w:rFonts w:hint="default" w:ascii="Bodoni MT" w:hAnsi="Bodoni MT" w:eastAsia="等线" w:cs="Bodoni MT"/>
-          <w:sz w:val="22"/>
-          <w:szCs w:val="22"/>
-          <w:lang w:val="en-IN"/>
-        </w:rPr>
-        <w:t>Delay: all parallel threads</w:t>
-      </w:r>
-    </w:p>
-    <w:p>
-      <w:pPr>
-        <w:keepNext w:val="0"/>
-        <w:keepLines w:val="0"/>
-        <w:widowControl/>
-        <w:numPr>
-          <w:ilvl w:val="1"/>
-          <w:numId w:val="11"/>
-        </w:numPr>
-        <w:suppressLineNumbers w:val="0"/>
-        <w:spacing w:before="0" w:beforeAutospacing="0" w:after="0" w:afterAutospacing="0" w:line="360" w:lineRule="auto"/>
-        <w:ind w:left="840" w:leftChars="0" w:right="0" w:hanging="420" w:firstLineChars="0"/>
-        <w:jc w:val="left"/>
-        <w:rPr>
-          <w:rFonts w:hint="default" w:ascii="Bodoni MT" w:hAnsi="Bodoni MT" w:eastAsia="等线" w:cs="Bodoni MT"/>
-          <w:sz w:val="22"/>
-          <w:szCs w:val="22"/>
-        </w:rPr>
-      </w:pPr>
-      <w:r>
-        <w:rPr>
-          <w:rFonts w:hint="default" w:ascii="Bodoni MT" w:hAnsi="Bodoni MT" w:eastAsia="等线" w:cs="Bodoni MT"/>
-          <w:sz w:val="22"/>
-          <w:szCs w:val="22"/>
-          <w:lang w:val="en-IN"/>
-        </w:rPr>
         <w:t>Non delay:</w:t>
       </w:r>
       <w:r>
@@ -16828,75 +16167,8 @@
         </w:rPr>
         <w:t xml:space="preserve"> http-nio-8080-exec-2 and tasks</w:t>
       </w:r>
-    </w:p>
-    <w:p>
-      <w:pPr>
-        <w:keepNext w:val="0"/>
-        <w:keepLines w:val="0"/>
-        <w:widowControl/>
-        <w:numPr>
-          <w:ilvl w:val="0"/>
-          <w:numId w:val="11"/>
-        </w:numPr>
-        <w:suppressLineNumbers w:val="0"/>
-        <w:spacing w:before="0" w:beforeAutospacing="0" w:after="0" w:afterAutospacing="0" w:line="360" w:lineRule="auto"/>
-        <w:ind w:left="420" w:leftChars="0" w:right="0" w:hanging="420" w:firstLineChars="0"/>
-        <w:jc w:val="left"/>
-        <w:rPr>
-          <w:rFonts w:hint="default" w:ascii="Bodoni MT" w:hAnsi="Bodoni MT" w:eastAsia="等线" w:cs="Bodoni MT"/>
-          <w:sz w:val="22"/>
-          <w:szCs w:val="22"/>
-        </w:rPr>
-      </w:pPr>
-      <w:r>
-        <w:rPr>
-          <w:rFonts w:hint="default" w:ascii="Bodoni MT" w:hAnsi="Bodoni MT" w:eastAsia="等线" w:cs="Bodoni MT"/>
-          <w:sz w:val="22"/>
-          <w:szCs w:val="22"/>
-          <w:lang w:val="en-IN"/>
-        </w:rPr>
-        <w:t>F</w:t>
-      </w:r>
-    </w:p>
-    <w:p>
-      <w:pPr>
-        <w:keepNext w:val="0"/>
-        <w:keepLines w:val="0"/>
-        <w:widowControl/>
-        <w:numPr>
-          <w:ilvl w:val="0"/>
-          <w:numId w:val="11"/>
-        </w:numPr>
-        <w:suppressLineNumbers w:val="0"/>
-        <w:spacing w:before="0" w:beforeAutospacing="0" w:after="0" w:afterAutospacing="0" w:line="360" w:lineRule="auto"/>
-        <w:ind w:left="420" w:leftChars="0" w:right="0" w:hanging="420" w:firstLineChars="0"/>
-        <w:jc w:val="left"/>
-        <w:rPr>
-          <w:rFonts w:hint="default" w:ascii="Bodoni MT" w:hAnsi="Bodoni MT" w:eastAsia="等线" w:cs="Bodoni MT"/>
-          <w:sz w:val="22"/>
-          <w:szCs w:val="22"/>
-        </w:rPr>
-      </w:pPr>
-    </w:p>
-    <w:p>
-      <w:pPr>
-        <w:keepNext w:val="0"/>
-        <w:keepLines w:val="0"/>
-        <w:widowControl/>
-        <w:numPr>
-          <w:ilvl w:val="1"/>
-          <w:numId w:val="11"/>
-        </w:numPr>
-        <w:suppressLineNumbers w:val="0"/>
-        <w:spacing w:before="0" w:beforeAutospacing="0" w:after="0" w:afterAutospacing="0" w:line="360" w:lineRule="auto"/>
-        <w:ind w:left="840" w:leftChars="0" w:right="0" w:hanging="420" w:firstLineChars="0"/>
-        <w:jc w:val="left"/>
-        <w:rPr>
-          <w:rFonts w:hint="default" w:ascii="Bodoni MT" w:hAnsi="Bodoni MT" w:eastAsia="等线" w:cs="Bodoni MT"/>
-          <w:sz w:val="22"/>
-          <w:szCs w:val="22"/>
-        </w:rPr>
-      </w:pPr>
+      <w:bookmarkStart w:id="0" w:name="_GoBack"/>
+      <w:bookmarkEnd w:id="0"/>
     </w:p>
     <w:p>
       <w:pPr>
@@ -17342,15 +16614,15 @@
     <w:lsdException w:qFormat="1" w:unhideWhenUsed="0" w:uiPriority="0" w:semiHidden="0" w:name="envelope return"/>
     <w:lsdException w:qFormat="1" w:unhideWhenUsed="0" w:uiPriority="0" w:semiHidden="0" w:name="footnote reference"/>
     <w:lsdException w:qFormat="1" w:unhideWhenUsed="0" w:uiPriority="0" w:semiHidden="0" w:name="annotation reference"/>
-    <w:lsdException w:unhideWhenUsed="0" w:uiPriority="0" w:semiHidden="0" w:name="line number"/>
+    <w:lsdException w:qFormat="1" w:unhideWhenUsed="0" w:uiPriority="0" w:semiHidden="0" w:name="line number"/>
     <w:lsdException w:unhideWhenUsed="0" w:uiPriority="0" w:semiHidden="0" w:name="page number"/>
     <w:lsdException w:qFormat="1" w:unhideWhenUsed="0" w:uiPriority="0" w:semiHidden="0" w:name="endnote reference"/>
     <w:lsdException w:qFormat="1" w:unhideWhenUsed="0" w:uiPriority="0" w:semiHidden="0" w:name="endnote text"/>
     <w:lsdException w:qFormat="1" w:unhideWhenUsed="0" w:uiPriority="0" w:semiHidden="0" w:name="table of authorities"/>
-    <w:lsdException w:unhideWhenUsed="0" w:uiPriority="0" w:semiHidden="0" w:name="macro"/>
+    <w:lsdException w:qFormat="1" w:unhideWhenUsed="0" w:uiPriority="0" w:semiHidden="0" w:name="macro"/>
     <w:lsdException w:qFormat="1" w:unhideWhenUsed="0" w:uiPriority="0" w:semiHidden="0" w:name="toa heading"/>
-    <w:lsdException w:unhideWhenUsed="0" w:uiPriority="0" w:semiHidden="0" w:name="List"/>
-    <w:lsdException w:unhideWhenUsed="0" w:uiPriority="0" w:semiHidden="0" w:name="List Bullet"/>
+    <w:lsdException w:qFormat="1" w:unhideWhenUsed="0" w:uiPriority="0" w:semiHidden="0" w:name="List"/>
+    <w:lsdException w:qFormat="1" w:unhideWhenUsed="0" w:uiPriority="0" w:semiHidden="0" w:name="List Bullet"/>
     <w:lsdException w:qFormat="1" w:unhideWhenUsed="0" w:uiPriority="0" w:semiHidden="0" w:name="List Number"/>
     <w:lsdException w:unhideWhenUsed="0" w:uiPriority="0" w:semiHidden="0" w:name="List 2"/>
     <w:lsdException w:unhideWhenUsed="0" w:uiPriority="0" w:semiHidden="0" w:name="List 3"/>
@@ -17359,7 +16631,7 @@
     <w:lsdException w:qFormat="1" w:unhideWhenUsed="0" w:uiPriority="0" w:semiHidden="0" w:name="List Bullet 2"/>
     <w:lsdException w:qFormat="1" w:unhideWhenUsed="0" w:uiPriority="0" w:semiHidden="0" w:name="List Bullet 3"/>
     <w:lsdException w:unhideWhenUsed="0" w:uiPriority="0" w:semiHidden="0" w:name="List Bullet 4"/>
-    <w:lsdException w:unhideWhenUsed="0" w:uiPriority="0" w:semiHidden="0" w:name="List Bullet 5"/>
+    <w:lsdException w:qFormat="1" w:unhideWhenUsed="0" w:uiPriority="0" w:semiHidden="0" w:name="List Bullet 5"/>
     <w:lsdException w:qFormat="1" w:unhideWhenUsed="0" w:uiPriority="0" w:semiHidden="0" w:name="List Number 2"/>
     <w:lsdException w:unhideWhenUsed="0" w:uiPriority="0" w:semiHidden="0" w:name="List Number 3"/>
     <w:lsdException w:qFormat="1" w:unhideWhenUsed="0" w:uiPriority="0" w:semiHidden="0" w:name="List Number 4"/>
@@ -17368,23 +16640,23 @@
     <w:lsdException w:unhideWhenUsed="0" w:uiPriority="0" w:semiHidden="0" w:name="Closing"/>
     <w:lsdException w:qFormat="1" w:unhideWhenUsed="0" w:uiPriority="0" w:semiHidden="0" w:name="Signature"/>
     <w:lsdException w:qFormat="1" w:unhideWhenUsed="0" w:uiPriority="0" w:name="Default Paragraph Font"/>
-    <w:lsdException w:unhideWhenUsed="0" w:uiPriority="0" w:semiHidden="0" w:name="Body Text"/>
+    <w:lsdException w:qFormat="1" w:unhideWhenUsed="0" w:uiPriority="0" w:semiHidden="0" w:name="Body Text"/>
     <w:lsdException w:qFormat="1" w:unhideWhenUsed="0" w:uiPriority="0" w:semiHidden="0" w:name="Body Text Indent"/>
     <w:lsdException w:unhideWhenUsed="0" w:uiPriority="0" w:semiHidden="0" w:name="List Continue"/>
     <w:lsdException w:qFormat="1" w:unhideWhenUsed="0" w:uiPriority="0" w:semiHidden="0" w:name="List Continue 2"/>
-    <w:lsdException w:unhideWhenUsed="0" w:uiPriority="0" w:semiHidden="0" w:name="List Continue 3"/>
+    <w:lsdException w:qFormat="1" w:unhideWhenUsed="0" w:uiPriority="0" w:semiHidden="0" w:name="List Continue 3"/>
     <w:lsdException w:qFormat="1" w:unhideWhenUsed="0" w:uiPriority="0" w:semiHidden="0" w:name="List Continue 4"/>
-    <w:lsdException w:unhideWhenUsed="0" w:uiPriority="0" w:semiHidden="0" w:name="List Continue 5"/>
+    <w:lsdException w:qFormat="1" w:unhideWhenUsed="0" w:uiPriority="0" w:semiHidden="0" w:name="List Continue 5"/>
     <w:lsdException w:qFormat="1" w:unhideWhenUsed="0" w:uiPriority="0" w:semiHidden="0" w:name="Message Header"/>
     <w:lsdException w:qFormat="1" w:unhideWhenUsed="0" w:uiPriority="0" w:semiHidden="0" w:name="Subtitle"/>
-    <w:lsdException w:unhideWhenUsed="0" w:uiPriority="0" w:semiHidden="0" w:name="Salutation"/>
+    <w:lsdException w:qFormat="1" w:unhideWhenUsed="0" w:uiPriority="0" w:semiHidden="0" w:name="Salutation"/>
     <w:lsdException w:qFormat="1" w:unhideWhenUsed="0" w:uiPriority="0" w:semiHidden="0" w:name="Date"/>
     <w:lsdException w:unhideWhenUsed="0" w:uiPriority="0" w:semiHidden="0" w:name="Body Text First Indent"/>
     <w:lsdException w:unhideWhenUsed="0" w:uiPriority="0" w:semiHidden="0" w:name="Body Text First Indent 2"/>
     <w:lsdException w:qFormat="1" w:unhideWhenUsed="0" w:uiPriority="0" w:semiHidden="0" w:name="Note Heading"/>
     <w:lsdException w:qFormat="1" w:unhideWhenUsed="0" w:uiPriority="0" w:semiHidden="0" w:name="Body Text 2"/>
     <w:lsdException w:unhideWhenUsed="0" w:uiPriority="0" w:semiHidden="0" w:name="Body Text 3"/>
-    <w:lsdException w:unhideWhenUsed="0" w:uiPriority="0" w:semiHidden="0" w:name="Body Text Indent 2"/>
+    <w:lsdException w:qFormat="1" w:unhideWhenUsed="0" w:uiPriority="0" w:semiHidden="0" w:name="Body Text Indent 2"/>
     <w:lsdException w:qFormat="1" w:unhideWhenUsed="0" w:uiPriority="0" w:semiHidden="0" w:name="Body Text Indent 3"/>
     <w:lsdException w:unhideWhenUsed="0" w:uiPriority="0" w:semiHidden="0" w:name="Block Text"/>
     <w:lsdException w:qFormat="1" w:unhideWhenUsed="0" w:uiPriority="0" w:semiHidden="0" w:name="Hyperlink"/>
@@ -17394,7 +16666,7 @@
     <w:lsdException w:qFormat="1" w:unhideWhenUsed="0" w:uiPriority="0" w:semiHidden="0" w:name="Document Map"/>
     <w:lsdException w:qFormat="1" w:unhideWhenUsed="0" w:uiPriority="0" w:semiHidden="0" w:name="Plain Text"/>
     <w:lsdException w:qFormat="1" w:unhideWhenUsed="0" w:uiPriority="0" w:semiHidden="0" w:name="E-mail Signature"/>
-    <w:lsdException w:unhideWhenUsed="0" w:uiPriority="0" w:semiHidden="0" w:name="Normal (Web)"/>
+    <w:lsdException w:qFormat="1" w:unhideWhenUsed="0" w:uiPriority="0" w:semiHidden="0" w:name="Normal (Web)"/>
     <w:lsdException w:qFormat="1" w:unhideWhenUsed="0" w:uiPriority="0" w:semiHidden="0" w:name="HTML Acronym"/>
     <w:lsdException w:qFormat="1" w:unhideWhenUsed="0" w:uiPriority="0" w:semiHidden="0" w:name="HTML Address"/>
     <w:lsdException w:qFormat="1" w:unhideWhenUsed="0" w:uiPriority="0" w:semiHidden="0" w:name="HTML Cite"/>
@@ -17410,10 +16682,10 @@
     <w:lsdException w:qFormat="1" w:unhideWhenUsed="0" w:uiPriority="0" w:semiHidden="0" w:name="Table Simple 1"/>
     <w:lsdException w:qFormat="1" w:unhideWhenUsed="0" w:uiPriority="0" w:semiHidden="0" w:name="Table Simple 2"/>
     <w:lsdException w:qFormat="1" w:unhideWhenUsed="0" w:uiPriority="0" w:semiHidden="0" w:name="Table Simple 3"/>
-    <w:lsdException w:unhideWhenUsed="0" w:uiPriority="0" w:semiHidden="0" w:name="Table Classic 1"/>
+    <w:lsdException w:qFormat="1" w:unhideWhenUsed="0" w:uiPriority="0" w:semiHidden="0" w:name="Table Classic 1"/>
     <w:lsdException w:qFormat="1" w:unhideWhenUsed="0" w:uiPriority="0" w:semiHidden="0" w:name="Table Classic 2"/>
-    <w:lsdException w:unhideWhenUsed="0" w:uiPriority="0" w:semiHidden="0" w:name="Table Classic 3"/>
-    <w:lsdException w:unhideWhenUsed="0" w:uiPriority="0" w:semiHidden="0" w:name="Table Classic 4"/>
+    <w:lsdException w:qFormat="1" w:unhideWhenUsed="0" w:uiPriority="0" w:semiHidden="0" w:name="Table Classic 3"/>
+    <w:lsdException w:qFormat="1" w:unhideWhenUsed="0" w:uiPriority="0" w:semiHidden="0" w:name="Table Classic 4"/>
     <w:lsdException w:qFormat="1" w:unhideWhenUsed="0" w:uiPriority="0" w:semiHidden="0" w:name="Table Colorful 1"/>
     <w:lsdException w:qFormat="1" w:unhideWhenUsed="0" w:uiPriority="0" w:semiHidden="0" w:name="Table Colorful 2"/>
     <w:lsdException w:qFormat="1" w:unhideWhenUsed="0" w:uiPriority="0" w:semiHidden="0" w:name="Table Colorful 3"/>
@@ -17439,7 +16711,7 @@
     <w:lsdException w:qFormat="1" w:unhideWhenUsed="0" w:uiPriority="0" w:semiHidden="0" w:name="Table List 7"/>
     <w:lsdException w:qFormat="1" w:unhideWhenUsed="0" w:uiPriority="0" w:semiHidden="0" w:name="Table List 8"/>
     <w:lsdException w:unhideWhenUsed="0" w:uiPriority="0" w:semiHidden="0" w:name="Table 3D effects 1"/>
-    <w:lsdException w:unhideWhenUsed="0" w:uiPriority="0" w:semiHidden="0" w:name="Table 3D effects 2"/>
+    <w:lsdException w:qFormat="1" w:unhideWhenUsed="0" w:uiPriority="0" w:semiHidden="0" w:name="Table 3D effects 2"/>
     <w:lsdException w:unhideWhenUsed="0" w:uiPriority="0" w:semiHidden="0" w:name="Table 3D effects 3"/>
     <w:lsdException w:qFormat="1" w:unhideWhenUsed="0" w:uiPriority="0" w:semiHidden="0" w:name="Table Contemporary"/>
     <w:lsdException w:qFormat="1" w:unhideWhenUsed="0" w:uiPriority="0" w:semiHidden="0" w:name="Table Elegant"/>
@@ -17458,7 +16730,7 @@
     <w:lsdException w:qFormat="1" w:unhideWhenUsed="0" w:uiPriority="63" w:semiHidden="0" w:name="Medium Shading 1"/>
     <w:lsdException w:qFormat="1" w:unhideWhenUsed="0" w:uiPriority="64" w:semiHidden="0" w:name="Medium Shading 2"/>
     <w:lsdException w:qFormat="1" w:unhideWhenUsed="0" w:uiPriority="65" w:semiHidden="0" w:name="Medium List 1"/>
-    <w:lsdException w:unhideWhenUsed="0" w:uiPriority="66" w:semiHidden="0" w:name="Medium List 2"/>
+    <w:lsdException w:qFormat="1" w:unhideWhenUsed="0" w:uiPriority="66" w:semiHidden="0" w:name="Medium List 2"/>
     <w:lsdException w:qFormat="1" w:unhideWhenUsed="0" w:uiPriority="67" w:semiHidden="0" w:name="Medium Grid 1"/>
     <w:lsdException w:qFormat="1" w:unhideWhenUsed="0" w:uiPriority="68" w:semiHidden="0" w:name="Medium Grid 2"/>
     <w:lsdException w:qFormat="1" w:unhideWhenUsed="0" w:uiPriority="69" w:semiHidden="0" w:name="Medium Grid 3"/>
@@ -17468,15 +16740,15 @@
     <w:lsdException w:qFormat="1" w:unhideWhenUsed="0" w:uiPriority="73" w:semiHidden="0" w:name="Colorful Grid"/>
     <w:lsdException w:qFormat="1" w:unhideWhenUsed="0" w:uiPriority="60" w:semiHidden="0" w:name="Light Shading Accent 1"/>
     <w:lsdException w:qFormat="1" w:unhideWhenUsed="0" w:uiPriority="61" w:semiHidden="0" w:name="Light List Accent 1"/>
-    <w:lsdException w:unhideWhenUsed="0" w:uiPriority="62" w:semiHidden="0" w:name="Light Grid Accent 1"/>
+    <w:lsdException w:qFormat="1" w:unhideWhenUsed="0" w:uiPriority="62" w:semiHidden="0" w:name="Light Grid Accent 1"/>
     <w:lsdException w:qFormat="1" w:unhideWhenUsed="0" w:uiPriority="63" w:semiHidden="0" w:name="Medium Shading 1 Accent 1"/>
     <w:lsdException w:qFormat="1" w:unhideWhenUsed="0" w:uiPriority="64" w:semiHidden="0" w:name="Medium Shading 2 Accent 1"/>
     <w:lsdException w:qFormat="1" w:unhideWhenUsed="0" w:uiPriority="65" w:semiHidden="0" w:name="Medium List 1 Accent 1"/>
-    <w:lsdException w:unhideWhenUsed="0" w:uiPriority="66" w:semiHidden="0" w:name="Medium List 2 Accent 1"/>
+    <w:lsdException w:qFormat="1" w:unhideWhenUsed="0" w:uiPriority="66" w:semiHidden="0" w:name="Medium List 2 Accent 1"/>
     <w:lsdException w:qFormat="1" w:unhideWhenUsed="0" w:uiPriority="67" w:semiHidden="0" w:name="Medium Grid 1 Accent 1"/>
     <w:lsdException w:qFormat="1" w:unhideWhenUsed="0" w:uiPriority="68" w:semiHidden="0" w:name="Medium Grid 2 Accent 1"/>
     <w:lsdException w:qFormat="1" w:unhideWhenUsed="0" w:uiPriority="69" w:semiHidden="0" w:name="Medium Grid 3 Accent 1"/>
-    <w:lsdException w:unhideWhenUsed="0" w:uiPriority="70" w:semiHidden="0" w:name="Dark List Accent 1"/>
+    <w:lsdException w:qFormat="1" w:unhideWhenUsed="0" w:uiPriority="70" w:semiHidden="0" w:name="Dark List Accent 1"/>
     <w:lsdException w:qFormat="1" w:unhideWhenUsed="0" w:uiPriority="71" w:semiHidden="0" w:name="Colorful Shading Accent 1"/>
     <w:lsdException w:qFormat="1" w:unhideWhenUsed="0" w:uiPriority="72" w:semiHidden="0" w:name="Colorful List Accent 1"/>
     <w:lsdException w:qFormat="1" w:unhideWhenUsed="0" w:uiPriority="73" w:semiHidden="0" w:name="Colorful Grid Accent 1"/>
@@ -17487,7 +16759,7 @@
     <w:lsdException w:qFormat="1" w:unhideWhenUsed="0" w:uiPriority="64" w:semiHidden="0" w:name="Medium Shading 2 Accent 2"/>
     <w:lsdException w:qFormat="1" w:unhideWhenUsed="0" w:uiPriority="65" w:semiHidden="0" w:name="Medium List 1 Accent 2"/>
     <w:lsdException w:qFormat="1" w:unhideWhenUsed="0" w:uiPriority="66" w:semiHidden="0" w:name="Medium List 2 Accent 2"/>
-    <w:lsdException w:unhideWhenUsed="0" w:uiPriority="67" w:semiHidden="0" w:name="Medium Grid 1 Accent 2"/>
+    <w:lsdException w:qFormat="1" w:unhideWhenUsed="0" w:uiPriority="67" w:semiHidden="0" w:name="Medium Grid 1 Accent 2"/>
     <w:lsdException w:qFormat="1" w:unhideWhenUsed="0" w:uiPriority="68" w:semiHidden="0" w:name="Medium Grid 2 Accent 2"/>
     <w:lsdException w:qFormat="1" w:unhideWhenUsed="0" w:uiPriority="69" w:semiHidden="0" w:name="Medium Grid 3 Accent 2"/>
     <w:lsdException w:qFormat="1" w:unhideWhenUsed="0" w:uiPriority="70" w:semiHidden="0" w:name="Dark List Accent 2"/>
@@ -17502,7 +16774,7 @@
     <w:lsdException w:qFormat="1" w:unhideWhenUsed="0" w:uiPriority="65" w:semiHidden="0" w:name="Medium List 1 Accent 3"/>
     <w:lsdException w:qFormat="1" w:unhideWhenUsed="0" w:uiPriority="66" w:semiHidden="0" w:name="Medium List 2 Accent 3"/>
     <w:lsdException w:qFormat="1" w:unhideWhenUsed="0" w:uiPriority="67" w:semiHidden="0" w:name="Medium Grid 1 Accent 3"/>
-    <w:lsdException w:unhideWhenUsed="0" w:uiPriority="68" w:semiHidden="0" w:name="Medium Grid 2 Accent 3"/>
+    <w:lsdException w:qFormat="1" w:unhideWhenUsed="0" w:uiPriority="68" w:semiHidden="0" w:name="Medium Grid 2 Accent 3"/>
     <w:lsdException w:qFormat="1" w:unhideWhenUsed="0" w:uiPriority="69" w:semiHidden="0" w:name="Medium Grid 3 Accent 3"/>
     <w:lsdException w:qFormat="1" w:unhideWhenUsed="0" w:uiPriority="70" w:semiHidden="0" w:name="Dark List Accent 3"/>
     <w:lsdException w:qFormat="1" w:unhideWhenUsed="0" w:uiPriority="71" w:semiHidden="0" w:name="Colorful Shading Accent 3"/>
@@ -17514,9 +16786,9 @@
     <w:lsdException w:qFormat="1" w:unhideWhenUsed="0" w:uiPriority="63" w:semiHidden="0" w:name="Medium Shading 1 Accent 4"/>
     <w:lsdException w:qFormat="1" w:unhideWhenUsed="0" w:uiPriority="64" w:semiHidden="0" w:name="Medium Shading 2 Accent 4"/>
     <w:lsdException w:qFormat="1" w:unhideWhenUsed="0" w:uiPriority="65" w:semiHidden="0" w:name="Medium List 1 Accent 4"/>
-    <w:lsdException w:unhideWhenUsed="0" w:uiPriority="66" w:semiHidden="0" w:name="Medium List 2 Accent 4"/>
-    <w:lsdException w:unhideWhenUsed="0" w:uiPriority="67" w:semiHidden="0" w:name="Medium Grid 1 Accent 4"/>
-    <w:lsdException w:unhideWhenUsed="0" w:uiPriority="68" w:semiHidden="0" w:name="Medium Grid 2 Accent 4"/>
+    <w:lsdException w:qFormat="1" w:unhideWhenUsed="0" w:uiPriority="66" w:semiHidden="0" w:name="Medium List 2 Accent 4"/>
+    <w:lsdException w:qFormat="1" w:unhideWhenUsed="0" w:uiPriority="67" w:semiHidden="0" w:name="Medium Grid 1 Accent 4"/>
+    <w:lsdException w:qFormat="1" w:unhideWhenUsed="0" w:uiPriority="68" w:semiHidden="0" w:name="Medium Grid 2 Accent 4"/>
     <w:lsdException w:qFormat="1" w:unhideWhenUsed="0" w:uiPriority="69" w:semiHidden="0" w:name="Medium Grid 3 Accent 4"/>
     <w:lsdException w:qFormat="1" w:unhideWhenUsed="0" w:uiPriority="70" w:semiHidden="0" w:name="Dark List Accent 4"/>
     <w:lsdException w:qFormat="1" w:unhideWhenUsed="0" w:uiPriority="71" w:semiHidden="0" w:name="Colorful Shading Accent 4"/>
@@ -17531,7 +16803,7 @@
     <w:lsdException w:qFormat="1" w:unhideWhenUsed="0" w:uiPriority="66" w:semiHidden="0" w:name="Medium List 2 Accent 5"/>
     <w:lsdException w:qFormat="1" w:unhideWhenUsed="0" w:uiPriority="67" w:semiHidden="0" w:name="Medium Grid 1 Accent 5"/>
     <w:lsdException w:qFormat="1" w:unhideWhenUsed="0" w:uiPriority="68" w:semiHidden="0" w:name="Medium Grid 2 Accent 5"/>
-    <w:lsdException w:unhideWhenUsed="0" w:uiPriority="69" w:semiHidden="0" w:name="Medium Grid 3 Accent 5"/>
+    <w:lsdException w:qFormat="1" w:unhideWhenUsed="0" w:uiPriority="69" w:semiHidden="0" w:name="Medium Grid 3 Accent 5"/>
     <w:lsdException w:qFormat="1" w:unhideWhenUsed="0" w:uiPriority="70" w:semiHidden="0" w:name="Dark List Accent 5"/>
     <w:lsdException w:qFormat="1" w:unhideWhenUsed="0" w:uiPriority="71" w:semiHidden="0" w:name="Colorful Shading Accent 5"/>
     <w:lsdException w:qFormat="1" w:unhideWhenUsed="0" w:uiPriority="72" w:semiHidden="0" w:name="Colorful List Accent 5"/>
@@ -17541,11 +16813,11 @@
     <w:lsdException w:qFormat="1" w:unhideWhenUsed="0" w:uiPriority="62" w:semiHidden="0" w:name="Light Grid Accent 6"/>
     <w:lsdException w:qFormat="1" w:unhideWhenUsed="0" w:uiPriority="63" w:semiHidden="0" w:name="Medium Shading 1 Accent 6"/>
     <w:lsdException w:qFormat="1" w:unhideWhenUsed="0" w:uiPriority="64" w:semiHidden="0" w:name="Medium Shading 2 Accent 6"/>
-    <w:lsdException w:unhideWhenUsed="0" w:uiPriority="65" w:semiHidden="0" w:name="Medium List 1 Accent 6"/>
+    <w:lsdException w:qFormat="1" w:unhideWhenUsed="0" w:uiPriority="65" w:semiHidden="0" w:name="Medium List 1 Accent 6"/>
     <w:lsdException w:unhideWhenUsed="0" w:uiPriority="66" w:semiHidden="0" w:name="Medium List 2 Accent 6"/>
     <w:lsdException w:qFormat="1" w:unhideWhenUsed="0" w:uiPriority="67" w:semiHidden="0" w:name="Medium Grid 1 Accent 6"/>
     <w:lsdException w:qFormat="1" w:unhideWhenUsed="0" w:uiPriority="68" w:semiHidden="0" w:name="Medium Grid 2 Accent 6"/>
-    <w:lsdException w:unhideWhenUsed="0" w:uiPriority="69" w:semiHidden="0" w:name="Medium Grid 3 Accent 6"/>
+    <w:lsdException w:qFormat="1" w:unhideWhenUsed="0" w:uiPriority="69" w:semiHidden="0" w:name="Medium Grid 3 Accent 6"/>
     <w:lsdException w:qFormat="1" w:unhideWhenUsed="0" w:uiPriority="70" w:semiHidden="0" w:name="Dark List Accent 6"/>
     <w:lsdException w:qFormat="1" w:unhideWhenUsed="0" w:uiPriority="71" w:semiHidden="0" w:name="Colorful Shading Accent 6"/>
     <w:lsdException w:qFormat="1" w:unhideWhenUsed="0" w:uiPriority="72" w:semiHidden="0" w:name="Colorful List Accent 6"/>
@@ -17787,6 +17059,7 @@
   <w:style w:type="paragraph" w:styleId="15">
     <w:name w:val="Body Text"/>
     <w:basedOn w:val="1"/>
+    <w:qFormat/>
     <w:uiPriority w:val="0"/>
     <w:pPr>
       <w:spacing w:after="120"/>
@@ -17842,6 +17115,7 @@
   <w:style w:type="paragraph" w:styleId="21">
     <w:name w:val="Body Text Indent 2"/>
     <w:basedOn w:val="1"/>
+    <w:qFormat/>
     <w:uiPriority w:val="0"/>
     <w:pPr>
       <w:spacing w:after="120" w:line="480" w:lineRule="auto"/>
@@ -18266,11 +17540,13 @@
   <w:style w:type="character" w:styleId="62">
     <w:name w:val="line number"/>
     <w:basedOn w:val="11"/>
+    <w:qFormat/>
     <w:uiPriority w:val="0"/>
   </w:style>
   <w:style w:type="paragraph" w:styleId="63">
     <w:name w:val="List"/>
     <w:basedOn w:val="1"/>
+    <w:qFormat/>
     <w:uiPriority w:val="0"/>
     <w:pPr>
       <w:ind w:left="200" w:hanging="200" w:hangingChars="200"/>
@@ -18312,6 +17588,7 @@
   <w:style w:type="paragraph" w:styleId="68">
     <w:name w:val="List Bullet"/>
     <w:basedOn w:val="1"/>
+    <w:qFormat/>
     <w:uiPriority w:val="0"/>
     <w:pPr>
       <w:numPr>
@@ -18358,6 +17635,7 @@
   <w:style w:type="paragraph" w:styleId="72">
     <w:name w:val="List Bullet 5"/>
     <w:basedOn w:val="1"/>
+    <w:qFormat/>
     <w:uiPriority w:val="0"/>
     <w:pPr>
       <w:numPr>
@@ -18388,6 +17666,7 @@
   <w:style w:type="paragraph" w:styleId="75">
     <w:name w:val="List Continue 3"/>
     <w:basedOn w:val="1"/>
+    <w:qFormat/>
     <w:uiPriority w:val="0"/>
     <w:pPr>
       <w:spacing w:after="120"/>
@@ -18407,6 +17686,7 @@
   <w:style w:type="paragraph" w:styleId="77">
     <w:name w:val="List Continue 5"/>
     <w:basedOn w:val="1"/>
+    <w:qFormat/>
     <w:uiPriority w:val="0"/>
     <w:pPr>
       <w:spacing w:after="120"/>
@@ -18473,6 +17753,7 @@
   </w:style>
   <w:style w:type="paragraph" w:styleId="83">
     <w:name w:val="macro"/>
+    <w:qFormat/>
     <w:uiPriority w:val="0"/>
     <w:pPr>
       <w:widowControl w:val="0"/>
@@ -18525,6 +17806,7 @@
   <w:style w:type="paragraph" w:styleId="85">
     <w:name w:val="Normal (Web)"/>
     <w:basedOn w:val="1"/>
+    <w:qFormat/>
     <w:uiPriority w:val="0"/>
     <w:rPr>
       <w:sz w:val="24"/>
@@ -18569,6 +17851,7 @@
     <w:name w:val="Salutation"/>
     <w:basedOn w:val="1"/>
     <w:next w:val="1"/>
+    <w:qFormat/>
     <w:uiPriority w:val="0"/>
   </w:style>
   <w:style w:type="paragraph" w:styleId="91">
@@ -18721,6 +18004,7 @@
   <w:style w:type="table" w:styleId="95">
     <w:name w:val="Table 3D effects 2"/>
     <w:basedOn w:val="12"/>
+    <w:qFormat/>
     <w:uiPriority w:val="0"/>
     <w:pPr>
       <w:widowControl w:val="0"/>
@@ -18885,6 +18169,7 @@
   <w:style w:type="table" w:styleId="97">
     <w:name w:val="Table Classic 1"/>
     <w:basedOn w:val="12"/>
+    <w:qFormat/>
     <w:uiPriority w:val="0"/>
     <w:pPr>
       <w:widowControl w:val="0"/>
@@ -19060,6 +18345,7 @@
   <w:style w:type="table" w:styleId="99">
     <w:name w:val="Table Classic 3"/>
     <w:basedOn w:val="12"/>
+    <w:qFormat/>
     <w:uiPriority w:val="0"/>
     <w:pPr>
       <w:widowControl w:val="0"/>
@@ -19129,6 +18415,7 @@
   <w:style w:type="table" w:styleId="100">
     <w:name w:val="Table Classic 4"/>
     <w:basedOn w:val="12"/>
+    <w:qFormat/>
     <w:uiPriority w:val="0"/>
     <w:pPr>
       <w:widowControl w:val="0"/>
@@ -23166,6 +22453,7 @@
   <w:style w:type="table" w:styleId="166">
     <w:name w:val="Light Grid Accent 1"/>
     <w:basedOn w:val="12"/>
+    <w:qFormat/>
     <w:uiPriority w:val="62"/>
     <w:tblPr>
       <w:tblBorders>
@@ -25922,6 +25210,7 @@
   <w:style w:type="table" w:styleId="192">
     <w:name w:val="Medium List 1 Accent 6"/>
     <w:basedOn w:val="12"/>
+    <w:qFormat/>
     <w:uiPriority w:val="65"/>
     <w:rPr>
       <w:color w:val="000000"/>
@@ -25993,6 +25282,7 @@
   <w:style w:type="table" w:styleId="193">
     <w:name w:val="Medium List 2"/>
     <w:basedOn w:val="12"/>
+    <w:qFormat/>
     <w:uiPriority w:val="66"/>
     <w:rPr>
       <w:rFonts w:ascii="SimSun" w:hAnsi="SimSun" w:eastAsia="Courier New" w:cs="Times New Roman"/>
@@ -26108,6 +25398,7 @@
   <w:style w:type="table" w:styleId="194">
     <w:name w:val="Medium List 2 Accent 1"/>
     <w:basedOn w:val="12"/>
+    <w:qFormat/>
     <w:uiPriority w:val="66"/>
     <w:rPr>
       <w:rFonts w:ascii="SimSun" w:hAnsi="SimSun" w:eastAsia="Courier New" w:cs="Times New Roman"/>
@@ -26455,6 +25746,7 @@
   <w:style w:type="table" w:styleId="197">
     <w:name w:val="Medium List 2 Accent 4"/>
     <w:basedOn w:val="12"/>
+    <w:qFormat/>
     <w:uiPriority w:val="66"/>
     <w:rPr>
       <w:rFonts w:ascii="SimSun" w:hAnsi="SimSun" w:eastAsia="Courier New" w:cs="Times New Roman"/>
@@ -26923,6 +26215,7 @@
   <w:style w:type="table" w:styleId="202">
     <w:name w:val="Medium Grid 1 Accent 2"/>
     <w:basedOn w:val="12"/>
+    <w:qFormat/>
     <w:uiPriority w:val="67"/>
     <w:tblPr>
       <w:tblBorders>
@@ -27044,6 +26337,7 @@
   <w:style w:type="table" w:styleId="204">
     <w:name w:val="Medium Grid 1 Accent 4"/>
     <w:basedOn w:val="12"/>
+    <w:qFormat/>
     <w:uiPriority w:val="67"/>
     <w:tblPr>
       <w:tblBorders>
@@ -27565,6 +26859,7 @@
   <w:style w:type="table" w:styleId="210">
     <w:name w:val="Medium Grid 2 Accent 3"/>
     <w:basedOn w:val="12"/>
+    <w:qFormat/>
     <w:uiPriority w:val="68"/>
     <w:rPr>
       <w:rFonts w:ascii="SimSun" w:hAnsi="SimSun" w:eastAsia="Courier New" w:cs="Times New Roman"/>
@@ -27677,6 +26972,7 @@
   <w:style w:type="table" w:styleId="211">
     <w:name w:val="Medium Grid 2 Accent 4"/>
     <w:basedOn w:val="12"/>
+    <w:qFormat/>
     <w:uiPriority w:val="68"/>
     <w:rPr>
       <w:rFonts w:ascii="SimSun" w:hAnsi="SimSun" w:eastAsia="Courier New" w:cs="Times New Roman"/>
@@ -28660,6 +27956,7 @@
   <w:style w:type="table" w:styleId="219">
     <w:name w:val="Medium Grid 3 Accent 5"/>
     <w:basedOn w:val="12"/>
+    <w:qFormat/>
     <w:uiPriority w:val="69"/>
     <w:tblPr>
       <w:tblBorders>
@@ -28788,6 +28085,7 @@
   <w:style w:type="table" w:styleId="220">
     <w:name w:val="Medium Grid 3 Accent 6"/>
     <w:basedOn w:val="12"/>
+    <w:qFormat/>
     <w:uiPriority w:val="69"/>
     <w:tblPr>
       <w:tblBorders>
@@ -29020,6 +28318,7 @@
   <w:style w:type="table" w:styleId="222">
     <w:name w:val="Dark List Accent 1"/>
     <w:basedOn w:val="12"/>
+    <w:qFormat/>
     <w:uiPriority w:val="70"/>
     <w:rPr>
       <w:color w:val="FFFFFF"/>
